--- a/房屋租赁系统软件工程大作业报告.docx
+++ b/房屋租赁系统软件工程大作业报告.docx
@@ -1577,6 +1577,18 @@
       </w:tr>
     </w:tbl>
     <w:p/>
+    <w:p>
+      <w:pPr>
+        <w:jc w:val="both"/>
+      </w:pPr>
+      <w:r>
+        <w:rPr>
+          <w:rFonts w:ascii="Microsoft YaHei" w:hAnsi="Microsoft YaHei" w:eastAsia="Microsoft YaHei"/>
+          <w:sz w:val="22"/>
+        </w:rPr>
+        <w:t>根据调整后的课程要求，本系统不再为了凑固定数量而机械划分模块，而是按实际接口、页面、数据表和业务闭环梳理功能模块。需求和设计阶段列出实际功能模块清单，编码实现阶段按代码完成情况说明已实现、部分实现和设计扩展范围。</w:t>
+      </w:r>
+    </w:p>
     <w:p>
       <w:pPr>
         <w:pStyle w:val="Heading2"/>
@@ -2003,15 +2015,16 @@
         <w:tblLook w:firstColumn="1" w:firstRow="1" w:lastColumn="0" w:lastRow="0" w:noHBand="0" w:noVBand="1" w:val="04A0"/>
       </w:tblPr>
       <w:tblGrid>
-        <w:gridCol w:w="2340"/>
-        <w:gridCol w:w="2340"/>
-        <w:gridCol w:w="2340"/>
-        <w:gridCol w:w="2340"/>
+        <w:gridCol w:w="1872"/>
+        <w:gridCol w:w="1872"/>
+        <w:gridCol w:w="1872"/>
+        <w:gridCol w:w="1872"/>
+        <w:gridCol w:w="1872"/>
       </w:tblGrid>
       <w:tr>
         <w:tc>
           <w:tcPr>
-            <w:tcW w:type="dxa" w:w="1152"/>
+            <w:tcW w:type="dxa" w:w="1080"/>
             <w:vAlign w:val="center"/>
             <w:shd w:fill="F2F4F7"/>
           </w:tcPr>
@@ -2033,7 +2046,7 @@
         </w:tc>
         <w:tc>
           <w:tcPr>
-            <w:tcW w:type="dxa" w:w="2016"/>
+            <w:tcW w:type="dxa" w:w="2088"/>
             <w:vAlign w:val="center"/>
             <w:shd w:fill="F2F4F7"/>
           </w:tcPr>
@@ -2049,13 +2062,13 @@
                 <w:color w:val="0B2545"/>
                 <w:sz w:val="20"/>
               </w:rPr>
-              <w:t>功能</w:t>
-            </w:r>
-          </w:p>
-        </w:tc>
-        <w:tc>
-          <w:tcPr>
-            <w:tcW w:type="dxa" w:w="6048"/>
+              <w:t>功能模块</w:t>
+            </w:r>
+          </w:p>
+        </w:tc>
+        <w:tc>
+          <w:tcPr>
+            <w:tcW w:type="dxa" w:w="1872"/>
             <w:vAlign w:val="center"/>
             <w:shd w:fill="F2F4F7"/>
           </w:tcPr>
@@ -2071,13 +2084,13 @@
                 <w:color w:val="0B2545"/>
                 <w:sz w:val="20"/>
               </w:rPr>
-              <w:t>说明</w:t>
-            </w:r>
-          </w:p>
-        </w:tc>
-        <w:tc>
-          <w:tcPr>
-            <w:tcW w:type="dxa" w:w="1152"/>
+              <w:t>用户角色</w:t>
+            </w:r>
+          </w:p>
+        </w:tc>
+        <w:tc>
+          <w:tcPr>
+            <w:tcW w:type="dxa" w:w="4464"/>
             <w:vAlign w:val="center"/>
             <w:shd w:fill="F2F4F7"/>
           </w:tcPr>
@@ -2093,7 +2106,29 @@
                 <w:color w:val="0B2545"/>
                 <w:sz w:val="20"/>
               </w:rPr>
-              <w:t>优先级</w:t>
+              <w:t>主要功能</w:t>
+            </w:r>
+          </w:p>
+        </w:tc>
+        <w:tc>
+          <w:tcPr>
+            <w:tcW w:type="dxa" w:w="1440"/>
+            <w:vAlign w:val="center"/>
+            <w:shd w:fill="F2F4F7"/>
+          </w:tcPr>
+          <w:p>
+            <w:pPr>
+              <w:jc w:val="left"/>
+            </w:pPr>
+            <w:r/>
+            <w:r>
+              <w:rPr>
+                <w:rFonts w:ascii="Microsoft YaHei" w:hAnsi="Microsoft YaHei" w:eastAsia="Microsoft YaHei"/>
+                <w:b/>
+                <w:color w:val="0B2545"/>
+                <w:sz w:val="20"/>
+              </w:rPr>
+              <w:t>实现状态</w:t>
             </w:r>
           </w:p>
         </w:tc>
@@ -2101,85 +2136,106 @@
       <w:tr>
         <w:tc>
           <w:tcPr>
-            <w:tcW w:type="dxa" w:w="1152"/>
-            <w:vAlign w:val="center"/>
-          </w:tcPr>
-          <w:p>
-            <w:pPr>
-              <w:jc w:val="left"/>
-            </w:pPr>
-            <w:r/>
-            <w:r>
-              <w:rPr>
-                <w:rFonts w:ascii="Microsoft YaHei" w:hAnsi="Microsoft YaHei" w:eastAsia="Microsoft YaHei"/>
-                <w:b w:val="0"/>
-                <w:color w:val="000000"/>
-                <w:sz w:val="20"/>
-              </w:rPr>
-              <w:t>FR-01</w:t>
-            </w:r>
-          </w:p>
-        </w:tc>
-        <w:tc>
-          <w:tcPr>
-            <w:tcW w:type="dxa" w:w="2016"/>
-            <w:vAlign w:val="center"/>
-          </w:tcPr>
-          <w:p>
-            <w:pPr>
-              <w:jc w:val="left"/>
-            </w:pPr>
-            <w:r/>
-            <w:r>
-              <w:rPr>
-                <w:rFonts w:ascii="Microsoft YaHei" w:hAnsi="Microsoft YaHei" w:eastAsia="Microsoft YaHei"/>
-                <w:b w:val="0"/>
-                <w:color w:val="000000"/>
-                <w:sz w:val="20"/>
-              </w:rPr>
-              <w:t>登录认证</w:t>
-            </w:r>
-          </w:p>
-        </w:tc>
-        <w:tc>
-          <w:tcPr>
-            <w:tcW w:type="dxa" w:w="6048"/>
-            <w:vAlign w:val="center"/>
-          </w:tcPr>
-          <w:p>
-            <w:pPr>
-              <w:jc w:val="left"/>
-            </w:pPr>
-            <w:r/>
-            <w:r>
-              <w:rPr>
-                <w:rFonts w:ascii="Microsoft YaHei" w:hAnsi="Microsoft YaHei" w:eastAsia="Microsoft YaHei"/>
-                <w:b w:val="0"/>
-                <w:color w:val="000000"/>
-                <w:sz w:val="20"/>
-              </w:rPr>
-              <w:t>租客端验证码登录，后台端账号/验证码登录，统一返回 JWT 或用户信息。</w:t>
-            </w:r>
-          </w:p>
-        </w:tc>
-        <w:tc>
-          <w:tcPr>
-            <w:tcW w:type="dxa" w:w="1152"/>
-            <w:vAlign w:val="center"/>
-          </w:tcPr>
-          <w:p>
-            <w:pPr>
-              <w:jc w:val="left"/>
-            </w:pPr>
-            <w:r/>
-            <w:r>
-              <w:rPr>
-                <w:rFonts w:ascii="Microsoft YaHei" w:hAnsi="Microsoft YaHei" w:eastAsia="Microsoft YaHei"/>
-                <w:b w:val="0"/>
-                <w:color w:val="000000"/>
-                <w:sz w:val="20"/>
-              </w:rPr>
-              <w:t>高</w:t>
+            <w:tcW w:type="dxa" w:w="1080"/>
+            <w:vAlign w:val="center"/>
+          </w:tcPr>
+          <w:p>
+            <w:pPr>
+              <w:jc w:val="left"/>
+            </w:pPr>
+            <w:r/>
+            <w:r>
+              <w:rPr>
+                <w:rFonts w:ascii="Microsoft YaHei" w:hAnsi="Microsoft YaHei" w:eastAsia="Microsoft YaHei"/>
+                <w:b w:val="0"/>
+                <w:color w:val="000000"/>
+                <w:sz w:val="20"/>
+              </w:rPr>
+              <w:t>FM-01</w:t>
+            </w:r>
+          </w:p>
+        </w:tc>
+        <w:tc>
+          <w:tcPr>
+            <w:tcW w:type="dxa" w:w="2088"/>
+            <w:vAlign w:val="center"/>
+          </w:tcPr>
+          <w:p>
+            <w:pPr>
+              <w:jc w:val="left"/>
+            </w:pPr>
+            <w:r/>
+            <w:r>
+              <w:rPr>
+                <w:rFonts w:ascii="Microsoft YaHei" w:hAnsi="Microsoft YaHei" w:eastAsia="Microsoft YaHei"/>
+                <w:b w:val="0"/>
+                <w:color w:val="000000"/>
+                <w:sz w:val="20"/>
+              </w:rPr>
+              <w:t>登录认证模块</w:t>
+            </w:r>
+          </w:p>
+        </w:tc>
+        <w:tc>
+          <w:tcPr>
+            <w:tcW w:type="dxa" w:w="1872"/>
+            <w:vAlign w:val="center"/>
+          </w:tcPr>
+          <w:p>
+            <w:pPr>
+              <w:jc w:val="left"/>
+            </w:pPr>
+            <w:r/>
+            <w:r>
+              <w:rPr>
+                <w:rFonts w:ascii="Microsoft YaHei" w:hAnsi="Microsoft YaHei" w:eastAsia="Microsoft YaHei"/>
+                <w:b w:val="0"/>
+                <w:color w:val="000000"/>
+                <w:sz w:val="20"/>
+              </w:rPr>
+              <w:t>租客/管理员</w:t>
+            </w:r>
+          </w:p>
+        </w:tc>
+        <w:tc>
+          <w:tcPr>
+            <w:tcW w:type="dxa" w:w="4464"/>
+            <w:vAlign w:val="center"/>
+          </w:tcPr>
+          <w:p>
+            <w:pPr>
+              <w:jc w:val="left"/>
+            </w:pPr>
+            <w:r/>
+            <w:r>
+              <w:rPr>
+                <w:rFonts w:ascii="Microsoft YaHei" w:hAnsi="Microsoft YaHei" w:eastAsia="Microsoft YaHei"/>
+                <w:b w:val="0"/>
+                <w:color w:val="000000"/>
+                <w:sz w:val="20"/>
+              </w:rPr>
+              <w:t>验证码、账号登录、JWT 令牌、当前用户信息</w:t>
+            </w:r>
+          </w:p>
+        </w:tc>
+        <w:tc>
+          <w:tcPr>
+            <w:tcW w:type="dxa" w:w="1440"/>
+            <w:vAlign w:val="center"/>
+          </w:tcPr>
+          <w:p>
+            <w:pPr>
+              <w:jc w:val="left"/>
+            </w:pPr>
+            <w:r/>
+            <w:r>
+              <w:rPr>
+                <w:rFonts w:ascii="Microsoft YaHei" w:hAnsi="Microsoft YaHei" w:eastAsia="Microsoft YaHei"/>
+                <w:b w:val="0"/>
+                <w:color w:val="000000"/>
+                <w:sz w:val="20"/>
+              </w:rPr>
+              <w:t>已实现</w:t>
             </w:r>
           </w:p>
         </w:tc>
@@ -2187,85 +2243,106 @@
       <w:tr>
         <w:tc>
           <w:tcPr>
-            <w:tcW w:type="dxa" w:w="1152"/>
-            <w:vAlign w:val="center"/>
-          </w:tcPr>
-          <w:p>
-            <w:pPr>
-              <w:jc w:val="left"/>
-            </w:pPr>
-            <w:r/>
-            <w:r>
-              <w:rPr>
-                <w:rFonts w:ascii="Microsoft YaHei" w:hAnsi="Microsoft YaHei" w:eastAsia="Microsoft YaHei"/>
-                <w:b w:val="0"/>
-                <w:color w:val="000000"/>
-                <w:sz w:val="20"/>
-              </w:rPr>
-              <w:t>FR-02</w:t>
-            </w:r>
-          </w:p>
-        </w:tc>
-        <w:tc>
-          <w:tcPr>
-            <w:tcW w:type="dxa" w:w="2016"/>
-            <w:vAlign w:val="center"/>
-          </w:tcPr>
-          <w:p>
-            <w:pPr>
-              <w:jc w:val="left"/>
-            </w:pPr>
-            <w:r/>
-            <w:r>
-              <w:rPr>
-                <w:rFonts w:ascii="Microsoft YaHei" w:hAnsi="Microsoft YaHei" w:eastAsia="Microsoft YaHei"/>
-                <w:b w:val="0"/>
-                <w:color w:val="000000"/>
-                <w:sz w:val="20"/>
-              </w:rPr>
-              <w:t>房源搜索</w:t>
-            </w:r>
-          </w:p>
-        </w:tc>
-        <w:tc>
-          <w:tcPr>
-            <w:tcW w:type="dxa" w:w="6048"/>
-            <w:vAlign w:val="center"/>
-          </w:tcPr>
-          <w:p>
-            <w:pPr>
-              <w:jc w:val="left"/>
-            </w:pPr>
-            <w:r/>
-            <w:r>
-              <w:rPr>
-                <w:rFonts w:ascii="Microsoft YaHei" w:hAnsi="Microsoft YaHei" w:eastAsia="Microsoft YaHei"/>
-                <w:b w:val="0"/>
-                <w:color w:val="000000"/>
-                <w:sz w:val="20"/>
-              </w:rPr>
-              <w:t>支持按区域、价格、标签、属性等条件查询公寓和房间。</w:t>
-            </w:r>
-          </w:p>
-        </w:tc>
-        <w:tc>
-          <w:tcPr>
-            <w:tcW w:type="dxa" w:w="1152"/>
-            <w:vAlign w:val="center"/>
-          </w:tcPr>
-          <w:p>
-            <w:pPr>
-              <w:jc w:val="left"/>
-            </w:pPr>
-            <w:r/>
-            <w:r>
-              <w:rPr>
-                <w:rFonts w:ascii="Microsoft YaHei" w:hAnsi="Microsoft YaHei" w:eastAsia="Microsoft YaHei"/>
-                <w:b w:val="0"/>
-                <w:color w:val="000000"/>
-                <w:sz w:val="20"/>
-              </w:rPr>
-              <w:t>高</w:t>
+            <w:tcW w:type="dxa" w:w="1080"/>
+            <w:vAlign w:val="center"/>
+          </w:tcPr>
+          <w:p>
+            <w:pPr>
+              <w:jc w:val="left"/>
+            </w:pPr>
+            <w:r/>
+            <w:r>
+              <w:rPr>
+                <w:rFonts w:ascii="Microsoft YaHei" w:hAnsi="Microsoft YaHei" w:eastAsia="Microsoft YaHei"/>
+                <w:b w:val="0"/>
+                <w:color w:val="000000"/>
+                <w:sz w:val="20"/>
+              </w:rPr>
+              <w:t>FM-02</w:t>
+            </w:r>
+          </w:p>
+        </w:tc>
+        <w:tc>
+          <w:tcPr>
+            <w:tcW w:type="dxa" w:w="2088"/>
+            <w:vAlign w:val="center"/>
+          </w:tcPr>
+          <w:p>
+            <w:pPr>
+              <w:jc w:val="left"/>
+            </w:pPr>
+            <w:r/>
+            <w:r>
+              <w:rPr>
+                <w:rFonts w:ascii="Microsoft YaHei" w:hAnsi="Microsoft YaHei" w:eastAsia="Microsoft YaHei"/>
+                <w:b w:val="0"/>
+                <w:color w:val="000000"/>
+                <w:sz w:val="20"/>
+              </w:rPr>
+              <w:t>区域数据模块</w:t>
+            </w:r>
+          </w:p>
+        </w:tc>
+        <w:tc>
+          <w:tcPr>
+            <w:tcW w:type="dxa" w:w="1872"/>
+            <w:vAlign w:val="center"/>
+          </w:tcPr>
+          <w:p>
+            <w:pPr>
+              <w:jc w:val="left"/>
+            </w:pPr>
+            <w:r/>
+            <w:r>
+              <w:rPr>
+                <w:rFonts w:ascii="Microsoft YaHei" w:hAnsi="Microsoft YaHei" w:eastAsia="Microsoft YaHei"/>
+                <w:b w:val="0"/>
+                <w:color w:val="000000"/>
+                <w:sz w:val="20"/>
+              </w:rPr>
+              <w:t>租客/运营管理员</w:t>
+            </w:r>
+          </w:p>
+        </w:tc>
+        <w:tc>
+          <w:tcPr>
+            <w:tcW w:type="dxa" w:w="4464"/>
+            <w:vAlign w:val="center"/>
+          </w:tcPr>
+          <w:p>
+            <w:pPr>
+              <w:jc w:val="left"/>
+            </w:pPr>
+            <w:r/>
+            <w:r>
+              <w:rPr>
+                <w:rFonts w:ascii="Microsoft YaHei" w:hAnsi="Microsoft YaHei" w:eastAsia="Microsoft YaHei"/>
+                <w:b w:val="0"/>
+                <w:color w:val="000000"/>
+                <w:sz w:val="20"/>
+              </w:rPr>
+              <w:t>省市区列表、区域树和按区域筛选房源</w:t>
+            </w:r>
+          </w:p>
+        </w:tc>
+        <w:tc>
+          <w:tcPr>
+            <w:tcW w:type="dxa" w:w="1440"/>
+            <w:vAlign w:val="center"/>
+          </w:tcPr>
+          <w:p>
+            <w:pPr>
+              <w:jc w:val="left"/>
+            </w:pPr>
+            <w:r/>
+            <w:r>
+              <w:rPr>
+                <w:rFonts w:ascii="Microsoft YaHei" w:hAnsi="Microsoft YaHei" w:eastAsia="Microsoft YaHei"/>
+                <w:b w:val="0"/>
+                <w:color w:val="000000"/>
+                <w:sz w:val="20"/>
+              </w:rPr>
+              <w:t>已实现</w:t>
             </w:r>
           </w:p>
         </w:tc>
@@ -2273,85 +2350,106 @@
       <w:tr>
         <w:tc>
           <w:tcPr>
-            <w:tcW w:type="dxa" w:w="1152"/>
-            <w:vAlign w:val="center"/>
-          </w:tcPr>
-          <w:p>
-            <w:pPr>
-              <w:jc w:val="left"/>
-            </w:pPr>
-            <w:r/>
-            <w:r>
-              <w:rPr>
-                <w:rFonts w:ascii="Microsoft YaHei" w:hAnsi="Microsoft YaHei" w:eastAsia="Microsoft YaHei"/>
-                <w:b w:val="0"/>
-                <w:color w:val="000000"/>
-                <w:sz w:val="20"/>
-              </w:rPr>
-              <w:t>FR-03</w:t>
-            </w:r>
-          </w:p>
-        </w:tc>
-        <w:tc>
-          <w:tcPr>
-            <w:tcW w:type="dxa" w:w="2016"/>
-            <w:vAlign w:val="center"/>
-          </w:tcPr>
-          <w:p>
-            <w:pPr>
-              <w:jc w:val="left"/>
-            </w:pPr>
-            <w:r/>
-            <w:r>
-              <w:rPr>
-                <w:rFonts w:ascii="Microsoft YaHei" w:hAnsi="Microsoft YaHei" w:eastAsia="Microsoft YaHei"/>
-                <w:b w:val="0"/>
-                <w:color w:val="000000"/>
-                <w:sz w:val="20"/>
-              </w:rPr>
-              <w:t>房间详情</w:t>
-            </w:r>
-          </w:p>
-        </w:tc>
-        <w:tc>
-          <w:tcPr>
-            <w:tcW w:type="dxa" w:w="6048"/>
-            <w:vAlign w:val="center"/>
-          </w:tcPr>
-          <w:p>
-            <w:pPr>
-              <w:jc w:val="left"/>
-            </w:pPr>
-            <w:r/>
-            <w:r>
-              <w:rPr>
-                <w:rFonts w:ascii="Microsoft YaHei" w:hAnsi="Microsoft YaHei" w:eastAsia="Microsoft YaHei"/>
-                <w:b w:val="0"/>
-                <w:color w:val="000000"/>
-                <w:sz w:val="20"/>
-              </w:rPr>
-              <w:t>展示房间图片、设施、标签、租金、支付方式和租期。</w:t>
-            </w:r>
-          </w:p>
-        </w:tc>
-        <w:tc>
-          <w:tcPr>
-            <w:tcW w:type="dxa" w:w="1152"/>
-            <w:vAlign w:val="center"/>
-          </w:tcPr>
-          <w:p>
-            <w:pPr>
-              <w:jc w:val="left"/>
-            </w:pPr>
-            <w:r/>
-            <w:r>
-              <w:rPr>
-                <w:rFonts w:ascii="Microsoft YaHei" w:hAnsi="Microsoft YaHei" w:eastAsia="Microsoft YaHei"/>
-                <w:b w:val="0"/>
-                <w:color w:val="000000"/>
-                <w:sz w:val="20"/>
-              </w:rPr>
-              <w:t>高</w:t>
+            <w:tcW w:type="dxa" w:w="1080"/>
+            <w:vAlign w:val="center"/>
+          </w:tcPr>
+          <w:p>
+            <w:pPr>
+              <w:jc w:val="left"/>
+            </w:pPr>
+            <w:r/>
+            <w:r>
+              <w:rPr>
+                <w:rFonts w:ascii="Microsoft YaHei" w:hAnsi="Microsoft YaHei" w:eastAsia="Microsoft YaHei"/>
+                <w:b w:val="0"/>
+                <w:color w:val="000000"/>
+                <w:sz w:val="20"/>
+              </w:rPr>
+              <w:t>FM-03</w:t>
+            </w:r>
+          </w:p>
+        </w:tc>
+        <w:tc>
+          <w:tcPr>
+            <w:tcW w:type="dxa" w:w="2088"/>
+            <w:vAlign w:val="center"/>
+          </w:tcPr>
+          <w:p>
+            <w:pPr>
+              <w:jc w:val="left"/>
+            </w:pPr>
+            <w:r/>
+            <w:r>
+              <w:rPr>
+                <w:rFonts w:ascii="Microsoft YaHei" w:hAnsi="Microsoft YaHei" w:eastAsia="Microsoft YaHei"/>
+                <w:b w:val="0"/>
+                <w:color w:val="000000"/>
+                <w:sz w:val="20"/>
+              </w:rPr>
+              <w:t>公寓管理模块</w:t>
+            </w:r>
+          </w:p>
+        </w:tc>
+        <w:tc>
+          <w:tcPr>
+            <w:tcW w:type="dxa" w:w="1872"/>
+            <w:vAlign w:val="center"/>
+          </w:tcPr>
+          <w:p>
+            <w:pPr>
+              <w:jc w:val="left"/>
+            </w:pPr>
+            <w:r/>
+            <w:r>
+              <w:rPr>
+                <w:rFonts w:ascii="Microsoft YaHei" w:hAnsi="Microsoft YaHei" w:eastAsia="Microsoft YaHei"/>
+                <w:b w:val="0"/>
+                <w:color w:val="000000"/>
+                <w:sz w:val="20"/>
+              </w:rPr>
+              <w:t>运营管理员</w:t>
+            </w:r>
+          </w:p>
+        </w:tc>
+        <w:tc>
+          <w:tcPr>
+            <w:tcW w:type="dxa" w:w="4464"/>
+            <w:vAlign w:val="center"/>
+          </w:tcPr>
+          <w:p>
+            <w:pPr>
+              <w:jc w:val="left"/>
+            </w:pPr>
+            <w:r/>
+            <w:r>
+              <w:rPr>
+                <w:rFonts w:ascii="Microsoft YaHei" w:hAnsi="Microsoft YaHei" w:eastAsia="Microsoft YaHei"/>
+                <w:b w:val="0"/>
+                <w:color w:val="000000"/>
+                <w:sz w:val="20"/>
+              </w:rPr>
+              <w:t>公寓新增、修改、分页查询、上下架和详情维护</w:t>
+            </w:r>
+          </w:p>
+        </w:tc>
+        <w:tc>
+          <w:tcPr>
+            <w:tcW w:type="dxa" w:w="1440"/>
+            <w:vAlign w:val="center"/>
+          </w:tcPr>
+          <w:p>
+            <w:pPr>
+              <w:jc w:val="left"/>
+            </w:pPr>
+            <w:r/>
+            <w:r>
+              <w:rPr>
+                <w:rFonts w:ascii="Microsoft YaHei" w:hAnsi="Microsoft YaHei" w:eastAsia="Microsoft YaHei"/>
+                <w:b w:val="0"/>
+                <w:color w:val="000000"/>
+                <w:sz w:val="20"/>
+              </w:rPr>
+              <w:t>已实现</w:t>
             </w:r>
           </w:p>
         </w:tc>
@@ -2359,85 +2457,106 @@
       <w:tr>
         <w:tc>
           <w:tcPr>
-            <w:tcW w:type="dxa" w:w="1152"/>
-            <w:vAlign w:val="center"/>
-          </w:tcPr>
-          <w:p>
-            <w:pPr>
-              <w:jc w:val="left"/>
-            </w:pPr>
-            <w:r/>
-            <w:r>
-              <w:rPr>
-                <w:rFonts w:ascii="Microsoft YaHei" w:hAnsi="Microsoft YaHei" w:eastAsia="Microsoft YaHei"/>
-                <w:b w:val="0"/>
-                <w:color w:val="000000"/>
-                <w:sz w:val="20"/>
-              </w:rPr>
-              <w:t>FR-04</w:t>
-            </w:r>
-          </w:p>
-        </w:tc>
-        <w:tc>
-          <w:tcPr>
-            <w:tcW w:type="dxa" w:w="2016"/>
-            <w:vAlign w:val="center"/>
-          </w:tcPr>
-          <w:p>
-            <w:pPr>
-              <w:jc w:val="left"/>
-            </w:pPr>
-            <w:r/>
-            <w:r>
-              <w:rPr>
-                <w:rFonts w:ascii="Microsoft YaHei" w:hAnsi="Microsoft YaHei" w:eastAsia="Microsoft YaHei"/>
-                <w:b w:val="0"/>
-                <w:color w:val="000000"/>
-                <w:sz w:val="20"/>
-              </w:rPr>
-              <w:t>预约看房</w:t>
-            </w:r>
-          </w:p>
-        </w:tc>
-        <w:tc>
-          <w:tcPr>
-            <w:tcW w:type="dxa" w:w="6048"/>
-            <w:vAlign w:val="center"/>
-          </w:tcPr>
-          <w:p>
-            <w:pPr>
-              <w:jc w:val="left"/>
-            </w:pPr>
-            <w:r/>
-            <w:r>
-              <w:rPr>
-                <w:rFonts w:ascii="Microsoft YaHei" w:hAnsi="Microsoft YaHei" w:eastAsia="Microsoft YaHei"/>
-                <w:b w:val="0"/>
-                <w:color w:val="000000"/>
-                <w:sz w:val="20"/>
-              </w:rPr>
-              <w:t>租客提交预约，后台分页查看并更新预约状态。</w:t>
-            </w:r>
-          </w:p>
-        </w:tc>
-        <w:tc>
-          <w:tcPr>
-            <w:tcW w:type="dxa" w:w="1152"/>
-            <w:vAlign w:val="center"/>
-          </w:tcPr>
-          <w:p>
-            <w:pPr>
-              <w:jc w:val="left"/>
-            </w:pPr>
-            <w:r/>
-            <w:r>
-              <w:rPr>
-                <w:rFonts w:ascii="Microsoft YaHei" w:hAnsi="Microsoft YaHei" w:eastAsia="Microsoft YaHei"/>
-                <w:b w:val="0"/>
-                <w:color w:val="000000"/>
-                <w:sz w:val="20"/>
-              </w:rPr>
-              <w:t>高</w:t>
+            <w:tcW w:type="dxa" w:w="1080"/>
+            <w:vAlign w:val="center"/>
+          </w:tcPr>
+          <w:p>
+            <w:pPr>
+              <w:jc w:val="left"/>
+            </w:pPr>
+            <w:r/>
+            <w:r>
+              <w:rPr>
+                <w:rFonts w:ascii="Microsoft YaHei" w:hAnsi="Microsoft YaHei" w:eastAsia="Microsoft YaHei"/>
+                <w:b w:val="0"/>
+                <w:color w:val="000000"/>
+                <w:sz w:val="20"/>
+              </w:rPr>
+              <w:t>FM-04</w:t>
+            </w:r>
+          </w:p>
+        </w:tc>
+        <w:tc>
+          <w:tcPr>
+            <w:tcW w:type="dxa" w:w="2088"/>
+            <w:vAlign w:val="center"/>
+          </w:tcPr>
+          <w:p>
+            <w:pPr>
+              <w:jc w:val="left"/>
+            </w:pPr>
+            <w:r/>
+            <w:r>
+              <w:rPr>
+                <w:rFonts w:ascii="Microsoft YaHei" w:hAnsi="Microsoft YaHei" w:eastAsia="Microsoft YaHei"/>
+                <w:b w:val="0"/>
+                <w:color w:val="000000"/>
+                <w:sz w:val="20"/>
+              </w:rPr>
+              <w:t>房间管理模块</w:t>
+            </w:r>
+          </w:p>
+        </w:tc>
+        <w:tc>
+          <w:tcPr>
+            <w:tcW w:type="dxa" w:w="1872"/>
+            <w:vAlign w:val="center"/>
+          </w:tcPr>
+          <w:p>
+            <w:pPr>
+              <w:jc w:val="left"/>
+            </w:pPr>
+            <w:r/>
+            <w:r>
+              <w:rPr>
+                <w:rFonts w:ascii="Microsoft YaHei" w:hAnsi="Microsoft YaHei" w:eastAsia="Microsoft YaHei"/>
+                <w:b w:val="0"/>
+                <w:color w:val="000000"/>
+                <w:sz w:val="20"/>
+              </w:rPr>
+              <w:t>运营管理员</w:t>
+            </w:r>
+          </w:p>
+        </w:tc>
+        <w:tc>
+          <w:tcPr>
+            <w:tcW w:type="dxa" w:w="4464"/>
+            <w:vAlign w:val="center"/>
+          </w:tcPr>
+          <w:p>
+            <w:pPr>
+              <w:jc w:val="left"/>
+            </w:pPr>
+            <w:r/>
+            <w:r>
+              <w:rPr>
+                <w:rFonts w:ascii="Microsoft YaHei" w:hAnsi="Microsoft YaHei" w:eastAsia="Microsoft YaHei"/>
+                <w:b w:val="0"/>
+                <w:color w:val="000000"/>
+                <w:sz w:val="20"/>
+              </w:rPr>
+              <w:t>房间新增、修改、分页查询、上下架和基础信息维护</w:t>
+            </w:r>
+          </w:p>
+        </w:tc>
+        <w:tc>
+          <w:tcPr>
+            <w:tcW w:type="dxa" w:w="1440"/>
+            <w:vAlign w:val="center"/>
+          </w:tcPr>
+          <w:p>
+            <w:pPr>
+              <w:jc w:val="left"/>
+            </w:pPr>
+            <w:r/>
+            <w:r>
+              <w:rPr>
+                <w:rFonts w:ascii="Microsoft YaHei" w:hAnsi="Microsoft YaHei" w:eastAsia="Microsoft YaHei"/>
+                <w:b w:val="0"/>
+                <w:color w:val="000000"/>
+                <w:sz w:val="20"/>
+              </w:rPr>
+              <w:t>已实现</w:t>
             </w:r>
           </w:p>
         </w:tc>
@@ -2445,85 +2564,106 @@
       <w:tr>
         <w:tc>
           <w:tcPr>
-            <w:tcW w:type="dxa" w:w="1152"/>
-            <w:vAlign w:val="center"/>
-          </w:tcPr>
-          <w:p>
-            <w:pPr>
-              <w:jc w:val="left"/>
-            </w:pPr>
-            <w:r/>
-            <w:r>
-              <w:rPr>
-                <w:rFonts w:ascii="Microsoft YaHei" w:hAnsi="Microsoft YaHei" w:eastAsia="Microsoft YaHei"/>
-                <w:b w:val="0"/>
-                <w:color w:val="000000"/>
-                <w:sz w:val="20"/>
-              </w:rPr>
-              <w:t>FR-05</w:t>
-            </w:r>
-          </w:p>
-        </w:tc>
-        <w:tc>
-          <w:tcPr>
-            <w:tcW w:type="dxa" w:w="2016"/>
-            <w:vAlign w:val="center"/>
-          </w:tcPr>
-          <w:p>
-            <w:pPr>
-              <w:jc w:val="left"/>
-            </w:pPr>
-            <w:r/>
-            <w:r>
-              <w:rPr>
-                <w:rFonts w:ascii="Microsoft YaHei" w:hAnsi="Microsoft YaHei" w:eastAsia="Microsoft YaHei"/>
-                <w:b w:val="0"/>
-                <w:color w:val="000000"/>
-                <w:sz w:val="20"/>
-              </w:rPr>
-              <w:t>租约管理</w:t>
-            </w:r>
-          </w:p>
-        </w:tc>
-        <w:tc>
-          <w:tcPr>
-            <w:tcW w:type="dxa" w:w="6048"/>
-            <w:vAlign w:val="center"/>
-          </w:tcPr>
-          <w:p>
-            <w:pPr>
-              <w:jc w:val="left"/>
-            </w:pPr>
-            <w:r/>
-            <w:r>
-              <w:rPr>
-                <w:rFonts w:ascii="Microsoft YaHei" w:hAnsi="Microsoft YaHei" w:eastAsia="Microsoft YaHei"/>
-                <w:b w:val="0"/>
-                <w:color w:val="000000"/>
-                <w:sz w:val="20"/>
-              </w:rPr>
-              <w:t>创建、查询、更新租约，并维护租约状态。</w:t>
-            </w:r>
-          </w:p>
-        </w:tc>
-        <w:tc>
-          <w:tcPr>
-            <w:tcW w:type="dxa" w:w="1152"/>
-            <w:vAlign w:val="center"/>
-          </w:tcPr>
-          <w:p>
-            <w:pPr>
-              <w:jc w:val="left"/>
-            </w:pPr>
-            <w:r/>
-            <w:r>
-              <w:rPr>
-                <w:rFonts w:ascii="Microsoft YaHei" w:hAnsi="Microsoft YaHei" w:eastAsia="Microsoft YaHei"/>
-                <w:b w:val="0"/>
-                <w:color w:val="000000"/>
-                <w:sz w:val="20"/>
-              </w:rPr>
-              <w:t>高</w:t>
+            <w:tcW w:type="dxa" w:w="1080"/>
+            <w:vAlign w:val="center"/>
+          </w:tcPr>
+          <w:p>
+            <w:pPr>
+              <w:jc w:val="left"/>
+            </w:pPr>
+            <w:r/>
+            <w:r>
+              <w:rPr>
+                <w:rFonts w:ascii="Microsoft YaHei" w:hAnsi="Microsoft YaHei" w:eastAsia="Microsoft YaHei"/>
+                <w:b w:val="0"/>
+                <w:color w:val="000000"/>
+                <w:sz w:val="20"/>
+              </w:rPr>
+              <w:t>FM-05</w:t>
+            </w:r>
+          </w:p>
+        </w:tc>
+        <w:tc>
+          <w:tcPr>
+            <w:tcW w:type="dxa" w:w="2088"/>
+            <w:vAlign w:val="center"/>
+          </w:tcPr>
+          <w:p>
+            <w:pPr>
+              <w:jc w:val="left"/>
+            </w:pPr>
+            <w:r/>
+            <w:r>
+              <w:rPr>
+                <w:rFonts w:ascii="Microsoft YaHei" w:hAnsi="Microsoft YaHei" w:eastAsia="Microsoft YaHei"/>
+                <w:b w:val="0"/>
+                <w:color w:val="000000"/>
+                <w:sz w:val="20"/>
+              </w:rPr>
+              <w:t>房源搜索模块</w:t>
+            </w:r>
+          </w:p>
+        </w:tc>
+        <w:tc>
+          <w:tcPr>
+            <w:tcW w:type="dxa" w:w="1872"/>
+            <w:vAlign w:val="center"/>
+          </w:tcPr>
+          <w:p>
+            <w:pPr>
+              <w:jc w:val="left"/>
+            </w:pPr>
+            <w:r/>
+            <w:r>
+              <w:rPr>
+                <w:rFonts w:ascii="Microsoft YaHei" w:hAnsi="Microsoft YaHei" w:eastAsia="Microsoft YaHei"/>
+                <w:b w:val="0"/>
+                <w:color w:val="000000"/>
+                <w:sz w:val="20"/>
+              </w:rPr>
+              <w:t>租客</w:t>
+            </w:r>
+          </w:p>
+        </w:tc>
+        <w:tc>
+          <w:tcPr>
+            <w:tcW w:type="dxa" w:w="4464"/>
+            <w:vAlign w:val="center"/>
+          </w:tcPr>
+          <w:p>
+            <w:pPr>
+              <w:jc w:val="left"/>
+            </w:pPr>
+            <w:r/>
+            <w:r>
+              <w:rPr>
+                <w:rFonts w:ascii="Microsoft YaHei" w:hAnsi="Microsoft YaHei" w:eastAsia="Microsoft YaHei"/>
+                <w:b w:val="0"/>
+                <w:color w:val="000000"/>
+                <w:sz w:val="20"/>
+              </w:rPr>
+              <w:t>按区域、价格、标签、属性等条件查询公寓和房间</w:t>
+            </w:r>
+          </w:p>
+        </w:tc>
+        <w:tc>
+          <w:tcPr>
+            <w:tcW w:type="dxa" w:w="1440"/>
+            <w:vAlign w:val="center"/>
+          </w:tcPr>
+          <w:p>
+            <w:pPr>
+              <w:jc w:val="left"/>
+            </w:pPr>
+            <w:r/>
+            <w:r>
+              <w:rPr>
+                <w:rFonts w:ascii="Microsoft YaHei" w:hAnsi="Microsoft YaHei" w:eastAsia="Microsoft YaHei"/>
+                <w:b w:val="0"/>
+                <w:color w:val="000000"/>
+                <w:sz w:val="20"/>
+              </w:rPr>
+              <w:t>已实现</w:t>
             </w:r>
           </w:p>
         </w:tc>
@@ -2531,85 +2671,106 @@
       <w:tr>
         <w:tc>
           <w:tcPr>
-            <w:tcW w:type="dxa" w:w="1152"/>
-            <w:vAlign w:val="center"/>
-          </w:tcPr>
-          <w:p>
-            <w:pPr>
-              <w:jc w:val="left"/>
-            </w:pPr>
-            <w:r/>
-            <w:r>
-              <w:rPr>
-                <w:rFonts w:ascii="Microsoft YaHei" w:hAnsi="Microsoft YaHei" w:eastAsia="Microsoft YaHei"/>
-                <w:b w:val="0"/>
-                <w:color w:val="000000"/>
-                <w:sz w:val="20"/>
-              </w:rPr>
-              <w:t>FR-06</w:t>
-            </w:r>
-          </w:p>
-        </w:tc>
-        <w:tc>
-          <w:tcPr>
-            <w:tcW w:type="dxa" w:w="2016"/>
-            <w:vAlign w:val="center"/>
-          </w:tcPr>
-          <w:p>
-            <w:pPr>
-              <w:jc w:val="left"/>
-            </w:pPr>
-            <w:r/>
-            <w:r>
-              <w:rPr>
-                <w:rFonts w:ascii="Microsoft YaHei" w:hAnsi="Microsoft YaHei" w:eastAsia="Microsoft YaHei"/>
-                <w:b w:val="0"/>
-                <w:color w:val="000000"/>
-                <w:sz w:val="20"/>
-              </w:rPr>
-              <w:t>后台房源管理</w:t>
-            </w:r>
-          </w:p>
-        </w:tc>
-        <w:tc>
-          <w:tcPr>
-            <w:tcW w:type="dxa" w:w="6048"/>
-            <w:vAlign w:val="center"/>
-          </w:tcPr>
-          <w:p>
-            <w:pPr>
-              <w:jc w:val="left"/>
-            </w:pPr>
-            <w:r/>
-            <w:r>
-              <w:rPr>
-                <w:rFonts w:ascii="Microsoft YaHei" w:hAnsi="Microsoft YaHei" w:eastAsia="Microsoft YaHei"/>
-                <w:b w:val="0"/>
-                <w:color w:val="000000"/>
-                <w:sz w:val="20"/>
-              </w:rPr>
-              <w:t>维护公寓、房间、属性、费用、标签、设施、图片。</w:t>
-            </w:r>
-          </w:p>
-        </w:tc>
-        <w:tc>
-          <w:tcPr>
-            <w:tcW w:type="dxa" w:w="1152"/>
-            <w:vAlign w:val="center"/>
-          </w:tcPr>
-          <w:p>
-            <w:pPr>
-              <w:jc w:val="left"/>
-            </w:pPr>
-            <w:r/>
-            <w:r>
-              <w:rPr>
-                <w:rFonts w:ascii="Microsoft YaHei" w:hAnsi="Microsoft YaHei" w:eastAsia="Microsoft YaHei"/>
-                <w:b w:val="0"/>
-                <w:color w:val="000000"/>
-                <w:sz w:val="20"/>
-              </w:rPr>
-              <w:t>高</w:t>
+            <w:tcW w:type="dxa" w:w="1080"/>
+            <w:vAlign w:val="center"/>
+          </w:tcPr>
+          <w:p>
+            <w:pPr>
+              <w:jc w:val="left"/>
+            </w:pPr>
+            <w:r/>
+            <w:r>
+              <w:rPr>
+                <w:rFonts w:ascii="Microsoft YaHei" w:hAnsi="Microsoft YaHei" w:eastAsia="Microsoft YaHei"/>
+                <w:b w:val="0"/>
+                <w:color w:val="000000"/>
+                <w:sz w:val="20"/>
+              </w:rPr>
+              <w:t>FM-06</w:t>
+            </w:r>
+          </w:p>
+        </w:tc>
+        <w:tc>
+          <w:tcPr>
+            <w:tcW w:type="dxa" w:w="2088"/>
+            <w:vAlign w:val="center"/>
+          </w:tcPr>
+          <w:p>
+            <w:pPr>
+              <w:jc w:val="left"/>
+            </w:pPr>
+            <w:r/>
+            <w:r>
+              <w:rPr>
+                <w:rFonts w:ascii="Microsoft YaHei" w:hAnsi="Microsoft YaHei" w:eastAsia="Microsoft YaHei"/>
+                <w:b w:val="0"/>
+                <w:color w:val="000000"/>
+                <w:sz w:val="20"/>
+              </w:rPr>
+              <w:t>房间详情模块</w:t>
+            </w:r>
+          </w:p>
+        </w:tc>
+        <w:tc>
+          <w:tcPr>
+            <w:tcW w:type="dxa" w:w="1872"/>
+            <w:vAlign w:val="center"/>
+          </w:tcPr>
+          <w:p>
+            <w:pPr>
+              <w:jc w:val="left"/>
+            </w:pPr>
+            <w:r/>
+            <w:r>
+              <w:rPr>
+                <w:rFonts w:ascii="Microsoft YaHei" w:hAnsi="Microsoft YaHei" w:eastAsia="Microsoft YaHei"/>
+                <w:b w:val="0"/>
+                <w:color w:val="000000"/>
+                <w:sz w:val="20"/>
+              </w:rPr>
+              <w:t>租客</w:t>
+            </w:r>
+          </w:p>
+        </w:tc>
+        <w:tc>
+          <w:tcPr>
+            <w:tcW w:type="dxa" w:w="4464"/>
+            <w:vAlign w:val="center"/>
+          </w:tcPr>
+          <w:p>
+            <w:pPr>
+              <w:jc w:val="left"/>
+            </w:pPr>
+            <w:r/>
+            <w:r>
+              <w:rPr>
+                <w:rFonts w:ascii="Microsoft YaHei" w:hAnsi="Microsoft YaHei" w:eastAsia="Microsoft YaHei"/>
+                <w:b w:val="0"/>
+                <w:color w:val="000000"/>
+                <w:sz w:val="20"/>
+              </w:rPr>
+              <w:t>展示房间图片、设施、租金、支付方式和租期</w:t>
+            </w:r>
+          </w:p>
+        </w:tc>
+        <w:tc>
+          <w:tcPr>
+            <w:tcW w:type="dxa" w:w="1440"/>
+            <w:vAlign w:val="center"/>
+          </w:tcPr>
+          <w:p>
+            <w:pPr>
+              <w:jc w:val="left"/>
+            </w:pPr>
+            <w:r/>
+            <w:r>
+              <w:rPr>
+                <w:rFonts w:ascii="Microsoft YaHei" w:hAnsi="Microsoft YaHei" w:eastAsia="Microsoft YaHei"/>
+                <w:b w:val="0"/>
+                <w:color w:val="000000"/>
+                <w:sz w:val="20"/>
+              </w:rPr>
+              <w:t>已实现</w:t>
             </w:r>
           </w:p>
         </w:tc>
@@ -2617,85 +2778,106 @@
       <w:tr>
         <w:tc>
           <w:tcPr>
-            <w:tcW w:type="dxa" w:w="1152"/>
-            <w:vAlign w:val="center"/>
-          </w:tcPr>
-          <w:p>
-            <w:pPr>
-              <w:jc w:val="left"/>
-            </w:pPr>
-            <w:r/>
-            <w:r>
-              <w:rPr>
-                <w:rFonts w:ascii="Microsoft YaHei" w:hAnsi="Microsoft YaHei" w:eastAsia="Microsoft YaHei"/>
-                <w:b w:val="0"/>
-                <w:color w:val="000000"/>
-                <w:sz w:val="20"/>
-              </w:rPr>
-              <w:t>FR-07</w:t>
-            </w:r>
-          </w:p>
-        </w:tc>
-        <w:tc>
-          <w:tcPr>
-            <w:tcW w:type="dxa" w:w="2016"/>
-            <w:vAlign w:val="center"/>
-          </w:tcPr>
-          <w:p>
-            <w:pPr>
-              <w:jc w:val="left"/>
-            </w:pPr>
-            <w:r/>
-            <w:r>
-              <w:rPr>
-                <w:rFonts w:ascii="Microsoft YaHei" w:hAnsi="Microsoft YaHei" w:eastAsia="Microsoft YaHei"/>
-                <w:b w:val="0"/>
-                <w:color w:val="000000"/>
-                <w:sz w:val="20"/>
-              </w:rPr>
-              <w:t>系统管理</w:t>
-            </w:r>
-          </w:p>
-        </w:tc>
-        <w:tc>
-          <w:tcPr>
-            <w:tcW w:type="dxa" w:w="6048"/>
-            <w:vAlign w:val="center"/>
-          </w:tcPr>
-          <w:p>
-            <w:pPr>
-              <w:jc w:val="left"/>
-            </w:pPr>
-            <w:r/>
-            <w:r>
-              <w:rPr>
-                <w:rFonts w:ascii="Microsoft YaHei" w:hAnsi="Microsoft YaHei" w:eastAsia="Microsoft YaHei"/>
-                <w:b w:val="0"/>
-                <w:color w:val="000000"/>
-                <w:sz w:val="20"/>
-              </w:rPr>
-              <w:t>维护后台用户、岗位、角色、菜单和权限。</w:t>
-            </w:r>
-          </w:p>
-        </w:tc>
-        <w:tc>
-          <w:tcPr>
-            <w:tcW w:type="dxa" w:w="1152"/>
-            <w:vAlign w:val="center"/>
-          </w:tcPr>
-          <w:p>
-            <w:pPr>
-              <w:jc w:val="left"/>
-            </w:pPr>
-            <w:r/>
-            <w:r>
-              <w:rPr>
-                <w:rFonts w:ascii="Microsoft YaHei" w:hAnsi="Microsoft YaHei" w:eastAsia="Microsoft YaHei"/>
-                <w:b w:val="0"/>
-                <w:color w:val="000000"/>
-                <w:sz w:val="20"/>
-              </w:rPr>
-              <w:t>中</w:t>
+            <w:tcW w:type="dxa" w:w="1080"/>
+            <w:vAlign w:val="center"/>
+          </w:tcPr>
+          <w:p>
+            <w:pPr>
+              <w:jc w:val="left"/>
+            </w:pPr>
+            <w:r/>
+            <w:r>
+              <w:rPr>
+                <w:rFonts w:ascii="Microsoft YaHei" w:hAnsi="Microsoft YaHei" w:eastAsia="Microsoft YaHei"/>
+                <w:b w:val="0"/>
+                <w:color w:val="000000"/>
+                <w:sz w:val="20"/>
+              </w:rPr>
+              <w:t>FM-07</w:t>
+            </w:r>
+          </w:p>
+        </w:tc>
+        <w:tc>
+          <w:tcPr>
+            <w:tcW w:type="dxa" w:w="2088"/>
+            <w:vAlign w:val="center"/>
+          </w:tcPr>
+          <w:p>
+            <w:pPr>
+              <w:jc w:val="left"/>
+            </w:pPr>
+            <w:r/>
+            <w:r>
+              <w:rPr>
+                <w:rFonts w:ascii="Microsoft YaHei" w:hAnsi="Microsoft YaHei" w:eastAsia="Microsoft YaHei"/>
+                <w:b w:val="0"/>
+                <w:color w:val="000000"/>
+                <w:sz w:val="20"/>
+              </w:rPr>
+              <w:t>预约看房模块</w:t>
+            </w:r>
+          </w:p>
+        </w:tc>
+        <w:tc>
+          <w:tcPr>
+            <w:tcW w:type="dxa" w:w="1872"/>
+            <w:vAlign w:val="center"/>
+          </w:tcPr>
+          <w:p>
+            <w:pPr>
+              <w:jc w:val="left"/>
+            </w:pPr>
+            <w:r/>
+            <w:r>
+              <w:rPr>
+                <w:rFonts w:ascii="Microsoft YaHei" w:hAnsi="Microsoft YaHei" w:eastAsia="Microsoft YaHei"/>
+                <w:b w:val="0"/>
+                <w:color w:val="000000"/>
+                <w:sz w:val="20"/>
+              </w:rPr>
+              <w:t>租客/运营管理员</w:t>
+            </w:r>
+          </w:p>
+        </w:tc>
+        <w:tc>
+          <w:tcPr>
+            <w:tcW w:type="dxa" w:w="4464"/>
+            <w:vAlign w:val="center"/>
+          </w:tcPr>
+          <w:p>
+            <w:pPr>
+              <w:jc w:val="left"/>
+            </w:pPr>
+            <w:r/>
+            <w:r>
+              <w:rPr>
+                <w:rFonts w:ascii="Microsoft YaHei" w:hAnsi="Microsoft YaHei" w:eastAsia="Microsoft YaHei"/>
+                <w:b w:val="0"/>
+                <w:color w:val="000000"/>
+                <w:sz w:val="20"/>
+              </w:rPr>
+              <w:t>租客提交预约，后台查询并更新预约状态</w:t>
+            </w:r>
+          </w:p>
+        </w:tc>
+        <w:tc>
+          <w:tcPr>
+            <w:tcW w:type="dxa" w:w="1440"/>
+            <w:vAlign w:val="center"/>
+          </w:tcPr>
+          <w:p>
+            <w:pPr>
+              <w:jc w:val="left"/>
+            </w:pPr>
+            <w:r/>
+            <w:r>
+              <w:rPr>
+                <w:rFonts w:ascii="Microsoft YaHei" w:hAnsi="Microsoft YaHei" w:eastAsia="Microsoft YaHei"/>
+                <w:b w:val="0"/>
+                <w:color w:val="000000"/>
+                <w:sz w:val="20"/>
+              </w:rPr>
+              <w:t>已实现</w:t>
             </w:r>
           </w:p>
         </w:tc>
@@ -2703,85 +2885,1176 @@
       <w:tr>
         <w:tc>
           <w:tcPr>
-            <w:tcW w:type="dxa" w:w="1152"/>
-            <w:vAlign w:val="center"/>
-          </w:tcPr>
-          <w:p>
-            <w:pPr>
-              <w:jc w:val="left"/>
-            </w:pPr>
-            <w:r/>
-            <w:r>
-              <w:rPr>
-                <w:rFonts w:ascii="Microsoft YaHei" w:hAnsi="Microsoft YaHei" w:eastAsia="Microsoft YaHei"/>
-                <w:b w:val="0"/>
-                <w:color w:val="000000"/>
-                <w:sz w:val="20"/>
-              </w:rPr>
-              <w:t>FR-08</w:t>
-            </w:r>
-          </w:p>
-        </w:tc>
-        <w:tc>
-          <w:tcPr>
-            <w:tcW w:type="dxa" w:w="2016"/>
-            <w:vAlign w:val="center"/>
-          </w:tcPr>
-          <w:p>
-            <w:pPr>
-              <w:jc w:val="left"/>
-            </w:pPr>
-            <w:r/>
-            <w:r>
-              <w:rPr>
-                <w:rFonts w:ascii="Microsoft YaHei" w:hAnsi="Microsoft YaHei" w:eastAsia="Microsoft YaHei"/>
-                <w:b w:val="0"/>
-                <w:color w:val="000000"/>
-                <w:sz w:val="20"/>
-              </w:rPr>
-              <w:t>浏览历史</w:t>
-            </w:r>
-          </w:p>
-        </w:tc>
-        <w:tc>
-          <w:tcPr>
-            <w:tcW w:type="dxa" w:w="6048"/>
-            <w:vAlign w:val="center"/>
-          </w:tcPr>
-          <w:p>
-            <w:pPr>
-              <w:jc w:val="left"/>
-            </w:pPr>
-            <w:r/>
-            <w:r>
-              <w:rPr>
-                <w:rFonts w:ascii="Microsoft YaHei" w:hAnsi="Microsoft YaHei" w:eastAsia="Microsoft YaHei"/>
-                <w:b w:val="0"/>
-                <w:color w:val="000000"/>
-                <w:sz w:val="20"/>
-              </w:rPr>
-              <w:t>记录租客查看过的房源，支持分页查询。</w:t>
-            </w:r>
-          </w:p>
-        </w:tc>
-        <w:tc>
-          <w:tcPr>
-            <w:tcW w:type="dxa" w:w="1152"/>
-            <w:vAlign w:val="center"/>
-          </w:tcPr>
-          <w:p>
-            <w:pPr>
-              <w:jc w:val="left"/>
-            </w:pPr>
-            <w:r/>
-            <w:r>
-              <w:rPr>
-                <w:rFonts w:ascii="Microsoft YaHei" w:hAnsi="Microsoft YaHei" w:eastAsia="Microsoft YaHei"/>
-                <w:b w:val="0"/>
-                <w:color w:val="000000"/>
-                <w:sz w:val="20"/>
-              </w:rPr>
-              <w:t>中</w:t>
+            <w:tcW w:type="dxa" w:w="1080"/>
+            <w:vAlign w:val="center"/>
+          </w:tcPr>
+          <w:p>
+            <w:pPr>
+              <w:jc w:val="left"/>
+            </w:pPr>
+            <w:r/>
+            <w:r>
+              <w:rPr>
+                <w:rFonts w:ascii="Microsoft YaHei" w:hAnsi="Microsoft YaHei" w:eastAsia="Microsoft YaHei"/>
+                <w:b w:val="0"/>
+                <w:color w:val="000000"/>
+                <w:sz w:val="20"/>
+              </w:rPr>
+              <w:t>FM-08</w:t>
+            </w:r>
+          </w:p>
+        </w:tc>
+        <w:tc>
+          <w:tcPr>
+            <w:tcW w:type="dxa" w:w="2088"/>
+            <w:vAlign w:val="center"/>
+          </w:tcPr>
+          <w:p>
+            <w:pPr>
+              <w:jc w:val="left"/>
+            </w:pPr>
+            <w:r/>
+            <w:r>
+              <w:rPr>
+                <w:rFonts w:ascii="Microsoft YaHei" w:hAnsi="Microsoft YaHei" w:eastAsia="Microsoft YaHei"/>
+                <w:b w:val="0"/>
+                <w:color w:val="000000"/>
+                <w:sz w:val="20"/>
+              </w:rPr>
+              <w:t>租约管理模块</w:t>
+            </w:r>
+          </w:p>
+        </w:tc>
+        <w:tc>
+          <w:tcPr>
+            <w:tcW w:type="dxa" w:w="1872"/>
+            <w:vAlign w:val="center"/>
+          </w:tcPr>
+          <w:p>
+            <w:pPr>
+              <w:jc w:val="left"/>
+            </w:pPr>
+            <w:r/>
+            <w:r>
+              <w:rPr>
+                <w:rFonts w:ascii="Microsoft YaHei" w:hAnsi="Microsoft YaHei" w:eastAsia="Microsoft YaHei"/>
+                <w:b w:val="0"/>
+                <w:color w:val="000000"/>
+                <w:sz w:val="20"/>
+              </w:rPr>
+              <w:t>租客/运营管理员</w:t>
+            </w:r>
+          </w:p>
+        </w:tc>
+        <w:tc>
+          <w:tcPr>
+            <w:tcW w:type="dxa" w:w="4464"/>
+            <w:vAlign w:val="center"/>
+          </w:tcPr>
+          <w:p>
+            <w:pPr>
+              <w:jc w:val="left"/>
+            </w:pPr>
+            <w:r/>
+            <w:r>
+              <w:rPr>
+                <w:rFonts w:ascii="Microsoft YaHei" w:hAnsi="Microsoft YaHei" w:eastAsia="Microsoft YaHei"/>
+                <w:b w:val="0"/>
+                <w:color w:val="000000"/>
+                <w:sz w:val="20"/>
+              </w:rPr>
+              <w:t>租约创建、查询、状态更新和详情查看</w:t>
+            </w:r>
+          </w:p>
+        </w:tc>
+        <w:tc>
+          <w:tcPr>
+            <w:tcW w:type="dxa" w:w="1440"/>
+            <w:vAlign w:val="center"/>
+          </w:tcPr>
+          <w:p>
+            <w:pPr>
+              <w:jc w:val="left"/>
+            </w:pPr>
+            <w:r/>
+            <w:r>
+              <w:rPr>
+                <w:rFonts w:ascii="Microsoft YaHei" w:hAnsi="Microsoft YaHei" w:eastAsia="Microsoft YaHei"/>
+                <w:b w:val="0"/>
+                <w:color w:val="000000"/>
+                <w:sz w:val="20"/>
+              </w:rPr>
+              <w:t>已实现</w:t>
+            </w:r>
+          </w:p>
+        </w:tc>
+      </w:tr>
+      <w:tr>
+        <w:tc>
+          <w:tcPr>
+            <w:tcW w:type="dxa" w:w="1080"/>
+            <w:vAlign w:val="center"/>
+          </w:tcPr>
+          <w:p>
+            <w:pPr>
+              <w:jc w:val="left"/>
+            </w:pPr>
+            <w:r/>
+            <w:r>
+              <w:rPr>
+                <w:rFonts w:ascii="Microsoft YaHei" w:hAnsi="Microsoft YaHei" w:eastAsia="Microsoft YaHei"/>
+                <w:b w:val="0"/>
+                <w:color w:val="000000"/>
+                <w:sz w:val="20"/>
+              </w:rPr>
+              <w:t>FM-09</w:t>
+            </w:r>
+          </w:p>
+        </w:tc>
+        <w:tc>
+          <w:tcPr>
+            <w:tcW w:type="dxa" w:w="2088"/>
+            <w:vAlign w:val="center"/>
+          </w:tcPr>
+          <w:p>
+            <w:pPr>
+              <w:jc w:val="left"/>
+            </w:pPr>
+            <w:r/>
+            <w:r>
+              <w:rPr>
+                <w:rFonts w:ascii="Microsoft YaHei" w:hAnsi="Microsoft YaHei" w:eastAsia="Microsoft YaHei"/>
+                <w:b w:val="0"/>
+                <w:color w:val="000000"/>
+                <w:sz w:val="20"/>
+              </w:rPr>
+              <w:t>浏览历史模块</w:t>
+            </w:r>
+          </w:p>
+        </w:tc>
+        <w:tc>
+          <w:tcPr>
+            <w:tcW w:type="dxa" w:w="1872"/>
+            <w:vAlign w:val="center"/>
+          </w:tcPr>
+          <w:p>
+            <w:pPr>
+              <w:jc w:val="left"/>
+            </w:pPr>
+            <w:r/>
+            <w:r>
+              <w:rPr>
+                <w:rFonts w:ascii="Microsoft YaHei" w:hAnsi="Microsoft YaHei" w:eastAsia="Microsoft YaHei"/>
+                <w:b w:val="0"/>
+                <w:color w:val="000000"/>
+                <w:sz w:val="20"/>
+              </w:rPr>
+              <w:t>租客</w:t>
+            </w:r>
+          </w:p>
+        </w:tc>
+        <w:tc>
+          <w:tcPr>
+            <w:tcW w:type="dxa" w:w="4464"/>
+            <w:vAlign w:val="center"/>
+          </w:tcPr>
+          <w:p>
+            <w:pPr>
+              <w:jc w:val="left"/>
+            </w:pPr>
+            <w:r/>
+            <w:r>
+              <w:rPr>
+                <w:rFonts w:ascii="Microsoft YaHei" w:hAnsi="Microsoft YaHei" w:eastAsia="Microsoft YaHei"/>
+                <w:b w:val="0"/>
+                <w:color w:val="000000"/>
+                <w:sz w:val="20"/>
+              </w:rPr>
+              <w:t>记录租客浏览过的公寓与房间，支持分页查看</w:t>
+            </w:r>
+          </w:p>
+        </w:tc>
+        <w:tc>
+          <w:tcPr>
+            <w:tcW w:type="dxa" w:w="1440"/>
+            <w:vAlign w:val="center"/>
+          </w:tcPr>
+          <w:p>
+            <w:pPr>
+              <w:jc w:val="left"/>
+            </w:pPr>
+            <w:r/>
+            <w:r>
+              <w:rPr>
+                <w:rFonts w:ascii="Microsoft YaHei" w:hAnsi="Microsoft YaHei" w:eastAsia="Microsoft YaHei"/>
+                <w:b w:val="0"/>
+                <w:color w:val="000000"/>
+                <w:sz w:val="20"/>
+              </w:rPr>
+              <w:t>已实现</w:t>
+            </w:r>
+          </w:p>
+        </w:tc>
+      </w:tr>
+      <w:tr>
+        <w:tc>
+          <w:tcPr>
+            <w:tcW w:type="dxa" w:w="1080"/>
+            <w:vAlign w:val="center"/>
+          </w:tcPr>
+          <w:p>
+            <w:pPr>
+              <w:jc w:val="left"/>
+            </w:pPr>
+            <w:r/>
+            <w:r>
+              <w:rPr>
+                <w:rFonts w:ascii="Microsoft YaHei" w:hAnsi="Microsoft YaHei" w:eastAsia="Microsoft YaHei"/>
+                <w:b w:val="0"/>
+                <w:color w:val="000000"/>
+                <w:sz w:val="20"/>
+              </w:rPr>
+              <w:t>FM-10</w:t>
+            </w:r>
+          </w:p>
+        </w:tc>
+        <w:tc>
+          <w:tcPr>
+            <w:tcW w:type="dxa" w:w="2088"/>
+            <w:vAlign w:val="center"/>
+          </w:tcPr>
+          <w:p>
+            <w:pPr>
+              <w:jc w:val="left"/>
+            </w:pPr>
+            <w:r/>
+            <w:r>
+              <w:rPr>
+                <w:rFonts w:ascii="Microsoft YaHei" w:hAnsi="Microsoft YaHei" w:eastAsia="Microsoft YaHei"/>
+                <w:b w:val="0"/>
+                <w:color w:val="000000"/>
+                <w:sz w:val="20"/>
+              </w:rPr>
+              <w:t>用户管理模块</w:t>
+            </w:r>
+          </w:p>
+        </w:tc>
+        <w:tc>
+          <w:tcPr>
+            <w:tcW w:type="dxa" w:w="1872"/>
+            <w:vAlign w:val="center"/>
+          </w:tcPr>
+          <w:p>
+            <w:pPr>
+              <w:jc w:val="left"/>
+            </w:pPr>
+            <w:r/>
+            <w:r>
+              <w:rPr>
+                <w:rFonts w:ascii="Microsoft YaHei" w:hAnsi="Microsoft YaHei" w:eastAsia="Microsoft YaHei"/>
+                <w:b w:val="0"/>
+                <w:color w:val="000000"/>
+                <w:sz w:val="20"/>
+              </w:rPr>
+              <w:t>运营管理员/系统管理员</w:t>
+            </w:r>
+          </w:p>
+        </w:tc>
+        <w:tc>
+          <w:tcPr>
+            <w:tcW w:type="dxa" w:w="4464"/>
+            <w:vAlign w:val="center"/>
+          </w:tcPr>
+          <w:p>
+            <w:pPr>
+              <w:jc w:val="left"/>
+            </w:pPr>
+            <w:r/>
+            <w:r>
+              <w:rPr>
+                <w:rFonts w:ascii="Microsoft YaHei" w:hAnsi="Microsoft YaHei" w:eastAsia="Microsoft YaHei"/>
+                <w:b w:val="0"/>
+                <w:color w:val="000000"/>
+                <w:sz w:val="20"/>
+              </w:rPr>
+              <w:t>租客用户、后台用户和账号状态维护</w:t>
+            </w:r>
+          </w:p>
+        </w:tc>
+        <w:tc>
+          <w:tcPr>
+            <w:tcW w:type="dxa" w:w="1440"/>
+            <w:vAlign w:val="center"/>
+          </w:tcPr>
+          <w:p>
+            <w:pPr>
+              <w:jc w:val="left"/>
+            </w:pPr>
+            <w:r/>
+            <w:r>
+              <w:rPr>
+                <w:rFonts w:ascii="Microsoft YaHei" w:hAnsi="Microsoft YaHei" w:eastAsia="Microsoft YaHei"/>
+                <w:b w:val="0"/>
+                <w:color w:val="000000"/>
+                <w:sz w:val="20"/>
+              </w:rPr>
+              <w:t>已实现</w:t>
+            </w:r>
+          </w:p>
+        </w:tc>
+      </w:tr>
+      <w:tr>
+        <w:tc>
+          <w:tcPr>
+            <w:tcW w:type="dxa" w:w="1080"/>
+            <w:vAlign w:val="center"/>
+          </w:tcPr>
+          <w:p>
+            <w:pPr>
+              <w:jc w:val="left"/>
+            </w:pPr>
+            <w:r/>
+            <w:r>
+              <w:rPr>
+                <w:rFonts w:ascii="Microsoft YaHei" w:hAnsi="Microsoft YaHei" w:eastAsia="Microsoft YaHei"/>
+                <w:b w:val="0"/>
+                <w:color w:val="000000"/>
+                <w:sz w:val="20"/>
+              </w:rPr>
+              <w:t>FM-11</w:t>
+            </w:r>
+          </w:p>
+        </w:tc>
+        <w:tc>
+          <w:tcPr>
+            <w:tcW w:type="dxa" w:w="2088"/>
+            <w:vAlign w:val="center"/>
+          </w:tcPr>
+          <w:p>
+            <w:pPr>
+              <w:jc w:val="left"/>
+            </w:pPr>
+            <w:r/>
+            <w:r>
+              <w:rPr>
+                <w:rFonts w:ascii="Microsoft YaHei" w:hAnsi="Microsoft YaHei" w:eastAsia="Microsoft YaHei"/>
+                <w:b w:val="0"/>
+                <w:color w:val="000000"/>
+                <w:sz w:val="20"/>
+              </w:rPr>
+              <w:t>岗位管理模块</w:t>
+            </w:r>
+          </w:p>
+        </w:tc>
+        <w:tc>
+          <w:tcPr>
+            <w:tcW w:type="dxa" w:w="1872"/>
+            <w:vAlign w:val="center"/>
+          </w:tcPr>
+          <w:p>
+            <w:pPr>
+              <w:jc w:val="left"/>
+            </w:pPr>
+            <w:r/>
+            <w:r>
+              <w:rPr>
+                <w:rFonts w:ascii="Microsoft YaHei" w:hAnsi="Microsoft YaHei" w:eastAsia="Microsoft YaHei"/>
+                <w:b w:val="0"/>
+                <w:color w:val="000000"/>
+                <w:sz w:val="20"/>
+              </w:rPr>
+              <w:t>系统管理员</w:t>
+            </w:r>
+          </w:p>
+        </w:tc>
+        <w:tc>
+          <w:tcPr>
+            <w:tcW w:type="dxa" w:w="4464"/>
+            <w:vAlign w:val="center"/>
+          </w:tcPr>
+          <w:p>
+            <w:pPr>
+              <w:jc w:val="left"/>
+            </w:pPr>
+            <w:r/>
+            <w:r>
+              <w:rPr>
+                <w:rFonts w:ascii="Microsoft YaHei" w:hAnsi="Microsoft YaHei" w:eastAsia="Microsoft YaHei"/>
+                <w:b w:val="0"/>
+                <w:color w:val="000000"/>
+                <w:sz w:val="20"/>
+              </w:rPr>
+              <w:t>后台岗位维护和人员岗位归属管理</w:t>
+            </w:r>
+          </w:p>
+        </w:tc>
+        <w:tc>
+          <w:tcPr>
+            <w:tcW w:type="dxa" w:w="1440"/>
+            <w:vAlign w:val="center"/>
+          </w:tcPr>
+          <w:p>
+            <w:pPr>
+              <w:jc w:val="left"/>
+            </w:pPr>
+            <w:r/>
+            <w:r>
+              <w:rPr>
+                <w:rFonts w:ascii="Microsoft YaHei" w:hAnsi="Microsoft YaHei" w:eastAsia="Microsoft YaHei"/>
+                <w:b w:val="0"/>
+                <w:color w:val="000000"/>
+                <w:sz w:val="20"/>
+              </w:rPr>
+              <w:t>已实现</w:t>
+            </w:r>
+          </w:p>
+        </w:tc>
+      </w:tr>
+      <w:tr>
+        <w:tc>
+          <w:tcPr>
+            <w:tcW w:type="dxa" w:w="1080"/>
+            <w:vAlign w:val="center"/>
+          </w:tcPr>
+          <w:p>
+            <w:pPr>
+              <w:jc w:val="left"/>
+            </w:pPr>
+            <w:r/>
+            <w:r>
+              <w:rPr>
+                <w:rFonts w:ascii="Microsoft YaHei" w:hAnsi="Microsoft YaHei" w:eastAsia="Microsoft YaHei"/>
+                <w:b w:val="0"/>
+                <w:color w:val="000000"/>
+                <w:sz w:val="20"/>
+              </w:rPr>
+              <w:t>FM-12</w:t>
+            </w:r>
+          </w:p>
+        </w:tc>
+        <w:tc>
+          <w:tcPr>
+            <w:tcW w:type="dxa" w:w="2088"/>
+            <w:vAlign w:val="center"/>
+          </w:tcPr>
+          <w:p>
+            <w:pPr>
+              <w:jc w:val="left"/>
+            </w:pPr>
+            <w:r/>
+            <w:r>
+              <w:rPr>
+                <w:rFonts w:ascii="Microsoft YaHei" w:hAnsi="Microsoft YaHei" w:eastAsia="Microsoft YaHei"/>
+                <w:b w:val="0"/>
+                <w:color w:val="000000"/>
+                <w:sz w:val="20"/>
+              </w:rPr>
+              <w:t>角色菜单权限模块</w:t>
+            </w:r>
+          </w:p>
+        </w:tc>
+        <w:tc>
+          <w:tcPr>
+            <w:tcW w:type="dxa" w:w="1872"/>
+            <w:vAlign w:val="center"/>
+          </w:tcPr>
+          <w:p>
+            <w:pPr>
+              <w:jc w:val="left"/>
+            </w:pPr>
+            <w:r/>
+            <w:r>
+              <w:rPr>
+                <w:rFonts w:ascii="Microsoft YaHei" w:hAnsi="Microsoft YaHei" w:eastAsia="Microsoft YaHei"/>
+                <w:b w:val="0"/>
+                <w:color w:val="000000"/>
+                <w:sz w:val="20"/>
+              </w:rPr>
+              <w:t>系统管理员</w:t>
+            </w:r>
+          </w:p>
+        </w:tc>
+        <w:tc>
+          <w:tcPr>
+            <w:tcW w:type="dxa" w:w="4464"/>
+            <w:vAlign w:val="center"/>
+          </w:tcPr>
+          <w:p>
+            <w:pPr>
+              <w:jc w:val="left"/>
+            </w:pPr>
+            <w:r/>
+            <w:r>
+              <w:rPr>
+                <w:rFonts w:ascii="Microsoft YaHei" w:hAnsi="Microsoft YaHei" w:eastAsia="Microsoft YaHei"/>
+                <w:b w:val="0"/>
+                <w:color w:val="000000"/>
+                <w:sz w:val="20"/>
+              </w:rPr>
+              <w:t>角色、菜单、用户角色关系和权限控制</w:t>
+            </w:r>
+          </w:p>
+        </w:tc>
+        <w:tc>
+          <w:tcPr>
+            <w:tcW w:type="dxa" w:w="1440"/>
+            <w:vAlign w:val="center"/>
+          </w:tcPr>
+          <w:p>
+            <w:pPr>
+              <w:jc w:val="left"/>
+            </w:pPr>
+            <w:r/>
+            <w:r>
+              <w:rPr>
+                <w:rFonts w:ascii="Microsoft YaHei" w:hAnsi="Microsoft YaHei" w:eastAsia="Microsoft YaHei"/>
+                <w:b w:val="0"/>
+                <w:color w:val="000000"/>
+                <w:sz w:val="20"/>
+              </w:rPr>
+              <w:t>已实现</w:t>
+            </w:r>
+          </w:p>
+        </w:tc>
+      </w:tr>
+      <w:tr>
+        <w:tc>
+          <w:tcPr>
+            <w:tcW w:type="dxa" w:w="1080"/>
+            <w:vAlign w:val="center"/>
+          </w:tcPr>
+          <w:p>
+            <w:pPr>
+              <w:jc w:val="left"/>
+            </w:pPr>
+            <w:r/>
+            <w:r>
+              <w:rPr>
+                <w:rFonts w:ascii="Microsoft YaHei" w:hAnsi="Microsoft YaHei" w:eastAsia="Microsoft YaHei"/>
+                <w:b w:val="0"/>
+                <w:color w:val="000000"/>
+                <w:sz w:val="20"/>
+              </w:rPr>
+              <w:t>FM-13</w:t>
+            </w:r>
+          </w:p>
+        </w:tc>
+        <w:tc>
+          <w:tcPr>
+            <w:tcW w:type="dxa" w:w="2088"/>
+            <w:vAlign w:val="center"/>
+          </w:tcPr>
+          <w:p>
+            <w:pPr>
+              <w:jc w:val="left"/>
+            </w:pPr>
+            <w:r/>
+            <w:r>
+              <w:rPr>
+                <w:rFonts w:ascii="Microsoft YaHei" w:hAnsi="Microsoft YaHei" w:eastAsia="Microsoft YaHei"/>
+                <w:b w:val="0"/>
+                <w:color w:val="000000"/>
+                <w:sz w:val="20"/>
+              </w:rPr>
+              <w:t>属性管理模块</w:t>
+            </w:r>
+          </w:p>
+        </w:tc>
+        <w:tc>
+          <w:tcPr>
+            <w:tcW w:type="dxa" w:w="1872"/>
+            <w:vAlign w:val="center"/>
+          </w:tcPr>
+          <w:p>
+            <w:pPr>
+              <w:jc w:val="left"/>
+            </w:pPr>
+            <w:r/>
+            <w:r>
+              <w:rPr>
+                <w:rFonts w:ascii="Microsoft YaHei" w:hAnsi="Microsoft YaHei" w:eastAsia="Microsoft YaHei"/>
+                <w:b w:val="0"/>
+                <w:color w:val="000000"/>
+                <w:sz w:val="20"/>
+              </w:rPr>
+              <w:t>运营管理员</w:t>
+            </w:r>
+          </w:p>
+        </w:tc>
+        <w:tc>
+          <w:tcPr>
+            <w:tcW w:type="dxa" w:w="4464"/>
+            <w:vAlign w:val="center"/>
+          </w:tcPr>
+          <w:p>
+            <w:pPr>
+              <w:jc w:val="left"/>
+            </w:pPr>
+            <w:r/>
+            <w:r>
+              <w:rPr>
+                <w:rFonts w:ascii="Microsoft YaHei" w:hAnsi="Microsoft YaHei" w:eastAsia="Microsoft YaHei"/>
+                <w:b w:val="0"/>
+                <w:color w:val="000000"/>
+                <w:sz w:val="20"/>
+              </w:rPr>
+              <w:t>户型、朝向、面积、配套属性等字典维护</w:t>
+            </w:r>
+          </w:p>
+        </w:tc>
+        <w:tc>
+          <w:tcPr>
+            <w:tcW w:type="dxa" w:w="1440"/>
+            <w:vAlign w:val="center"/>
+          </w:tcPr>
+          <w:p>
+            <w:pPr>
+              <w:jc w:val="left"/>
+            </w:pPr>
+            <w:r/>
+            <w:r>
+              <w:rPr>
+                <w:rFonts w:ascii="Microsoft YaHei" w:hAnsi="Microsoft YaHei" w:eastAsia="Microsoft YaHei"/>
+                <w:b w:val="0"/>
+                <w:color w:val="000000"/>
+                <w:sz w:val="20"/>
+              </w:rPr>
+              <w:t>部分实现</w:t>
+            </w:r>
+          </w:p>
+        </w:tc>
+      </w:tr>
+      <w:tr>
+        <w:tc>
+          <w:tcPr>
+            <w:tcW w:type="dxa" w:w="1080"/>
+            <w:vAlign w:val="center"/>
+          </w:tcPr>
+          <w:p>
+            <w:pPr>
+              <w:jc w:val="left"/>
+            </w:pPr>
+            <w:r/>
+            <w:r>
+              <w:rPr>
+                <w:rFonts w:ascii="Microsoft YaHei" w:hAnsi="Microsoft YaHei" w:eastAsia="Microsoft YaHei"/>
+                <w:b w:val="0"/>
+                <w:color w:val="000000"/>
+                <w:sz w:val="20"/>
+              </w:rPr>
+              <w:t>FM-14</w:t>
+            </w:r>
+          </w:p>
+        </w:tc>
+        <w:tc>
+          <w:tcPr>
+            <w:tcW w:type="dxa" w:w="2088"/>
+            <w:vAlign w:val="center"/>
+          </w:tcPr>
+          <w:p>
+            <w:pPr>
+              <w:jc w:val="left"/>
+            </w:pPr>
+            <w:r/>
+            <w:r>
+              <w:rPr>
+                <w:rFonts w:ascii="Microsoft YaHei" w:hAnsi="Microsoft YaHei" w:eastAsia="Microsoft YaHei"/>
+                <w:b w:val="0"/>
+                <w:color w:val="000000"/>
+                <w:sz w:val="20"/>
+              </w:rPr>
+              <w:t>费用/支付/租期配置模块</w:t>
+            </w:r>
+          </w:p>
+        </w:tc>
+        <w:tc>
+          <w:tcPr>
+            <w:tcW w:type="dxa" w:w="1872"/>
+            <w:vAlign w:val="center"/>
+          </w:tcPr>
+          <w:p>
+            <w:pPr>
+              <w:jc w:val="left"/>
+            </w:pPr>
+            <w:r/>
+            <w:r>
+              <w:rPr>
+                <w:rFonts w:ascii="Microsoft YaHei" w:hAnsi="Microsoft YaHei" w:eastAsia="Microsoft YaHei"/>
+                <w:b w:val="0"/>
+                <w:color w:val="000000"/>
+                <w:sz w:val="20"/>
+              </w:rPr>
+              <w:t>运营管理员</w:t>
+            </w:r>
+          </w:p>
+        </w:tc>
+        <w:tc>
+          <w:tcPr>
+            <w:tcW w:type="dxa" w:w="4464"/>
+            <w:vAlign w:val="center"/>
+          </w:tcPr>
+          <w:p>
+            <w:pPr>
+              <w:jc w:val="left"/>
+            </w:pPr>
+            <w:r/>
+            <w:r>
+              <w:rPr>
+                <w:rFonts w:ascii="Microsoft YaHei" w:hAnsi="Microsoft YaHei" w:eastAsia="Microsoft YaHei"/>
+                <w:b w:val="0"/>
+                <w:color w:val="000000"/>
+                <w:sz w:val="20"/>
+              </w:rPr>
+              <w:t>杂费类型、支付方式、租期配置和房间关联</w:t>
+            </w:r>
+          </w:p>
+        </w:tc>
+        <w:tc>
+          <w:tcPr>
+            <w:tcW w:type="dxa" w:w="1440"/>
+            <w:vAlign w:val="center"/>
+          </w:tcPr>
+          <w:p>
+            <w:pPr>
+              <w:jc w:val="left"/>
+            </w:pPr>
+            <w:r/>
+            <w:r>
+              <w:rPr>
+                <w:rFonts w:ascii="Microsoft YaHei" w:hAnsi="Microsoft YaHei" w:eastAsia="Microsoft YaHei"/>
+                <w:b w:val="0"/>
+                <w:color w:val="000000"/>
+                <w:sz w:val="20"/>
+              </w:rPr>
+              <w:t>部分实现</w:t>
+            </w:r>
+          </w:p>
+        </w:tc>
+      </w:tr>
+      <w:tr>
+        <w:tc>
+          <w:tcPr>
+            <w:tcW w:type="dxa" w:w="1080"/>
+            <w:vAlign w:val="center"/>
+          </w:tcPr>
+          <w:p>
+            <w:pPr>
+              <w:jc w:val="left"/>
+            </w:pPr>
+            <w:r/>
+            <w:r>
+              <w:rPr>
+                <w:rFonts w:ascii="Microsoft YaHei" w:hAnsi="Microsoft YaHei" w:eastAsia="Microsoft YaHei"/>
+                <w:b w:val="0"/>
+                <w:color w:val="000000"/>
+                <w:sz w:val="20"/>
+              </w:rPr>
+              <w:t>FM-15</w:t>
+            </w:r>
+          </w:p>
+        </w:tc>
+        <w:tc>
+          <w:tcPr>
+            <w:tcW w:type="dxa" w:w="2088"/>
+            <w:vAlign w:val="center"/>
+          </w:tcPr>
+          <w:p>
+            <w:pPr>
+              <w:jc w:val="left"/>
+            </w:pPr>
+            <w:r/>
+            <w:r>
+              <w:rPr>
+                <w:rFonts w:ascii="Microsoft YaHei" w:hAnsi="Microsoft YaHei" w:eastAsia="Microsoft YaHei"/>
+                <w:b w:val="0"/>
+                <w:color w:val="000000"/>
+                <w:sz w:val="20"/>
+              </w:rPr>
+              <w:t>图片上传与对象存储模块</w:t>
+            </w:r>
+          </w:p>
+        </w:tc>
+        <w:tc>
+          <w:tcPr>
+            <w:tcW w:type="dxa" w:w="1872"/>
+            <w:vAlign w:val="center"/>
+          </w:tcPr>
+          <w:p>
+            <w:pPr>
+              <w:jc w:val="left"/>
+            </w:pPr>
+            <w:r/>
+            <w:r>
+              <w:rPr>
+                <w:rFonts w:ascii="Microsoft YaHei" w:hAnsi="Microsoft YaHei" w:eastAsia="Microsoft YaHei"/>
+                <w:b w:val="0"/>
+                <w:color w:val="000000"/>
+                <w:sz w:val="20"/>
+              </w:rPr>
+              <w:t>运营管理员</w:t>
+            </w:r>
+          </w:p>
+        </w:tc>
+        <w:tc>
+          <w:tcPr>
+            <w:tcW w:type="dxa" w:w="4464"/>
+            <w:vAlign w:val="center"/>
+          </w:tcPr>
+          <w:p>
+            <w:pPr>
+              <w:jc w:val="left"/>
+            </w:pPr>
+            <w:r/>
+            <w:r>
+              <w:rPr>
+                <w:rFonts w:ascii="Microsoft YaHei" w:hAnsi="Microsoft YaHei" w:eastAsia="Microsoft YaHei"/>
+                <w:b w:val="0"/>
+                <w:color w:val="000000"/>
+                <w:sz w:val="20"/>
+              </w:rPr>
+              <w:t>房源图片、头像、MinIO 上传和 URL 管理</w:t>
+            </w:r>
+          </w:p>
+        </w:tc>
+        <w:tc>
+          <w:tcPr>
+            <w:tcW w:type="dxa" w:w="1440"/>
+            <w:vAlign w:val="center"/>
+          </w:tcPr>
+          <w:p>
+            <w:pPr>
+              <w:jc w:val="left"/>
+            </w:pPr>
+            <w:r/>
+            <w:r>
+              <w:rPr>
+                <w:rFonts w:ascii="Microsoft YaHei" w:hAnsi="Microsoft YaHei" w:eastAsia="Microsoft YaHei"/>
+                <w:b w:val="0"/>
+                <w:color w:val="000000"/>
+                <w:sz w:val="20"/>
+              </w:rPr>
+              <w:t>部分实现</w:t>
+            </w:r>
+          </w:p>
+        </w:tc>
+      </w:tr>
+      <w:tr>
+        <w:tc>
+          <w:tcPr>
+            <w:tcW w:type="dxa" w:w="1080"/>
+            <w:vAlign w:val="center"/>
+          </w:tcPr>
+          <w:p>
+            <w:pPr>
+              <w:jc w:val="left"/>
+            </w:pPr>
+            <w:r/>
+            <w:r>
+              <w:rPr>
+                <w:rFonts w:ascii="Microsoft YaHei" w:hAnsi="Microsoft YaHei" w:eastAsia="Microsoft YaHei"/>
+                <w:b w:val="0"/>
+                <w:color w:val="000000"/>
+                <w:sz w:val="20"/>
+              </w:rPr>
+              <w:t>FM-16</w:t>
+            </w:r>
+          </w:p>
+        </w:tc>
+        <w:tc>
+          <w:tcPr>
+            <w:tcW w:type="dxa" w:w="2088"/>
+            <w:vAlign w:val="center"/>
+          </w:tcPr>
+          <w:p>
+            <w:pPr>
+              <w:jc w:val="left"/>
+            </w:pPr>
+            <w:r/>
+            <w:r>
+              <w:rPr>
+                <w:rFonts w:ascii="Microsoft YaHei" w:hAnsi="Microsoft YaHei" w:eastAsia="Microsoft YaHei"/>
+                <w:b w:val="0"/>
+                <w:color w:val="000000"/>
+                <w:sz w:val="20"/>
+              </w:rPr>
+              <w:t>消息通知模块</w:t>
+            </w:r>
+          </w:p>
+        </w:tc>
+        <w:tc>
+          <w:tcPr>
+            <w:tcW w:type="dxa" w:w="1872"/>
+            <w:vAlign w:val="center"/>
+          </w:tcPr>
+          <w:p>
+            <w:pPr>
+              <w:jc w:val="left"/>
+            </w:pPr>
+            <w:r/>
+            <w:r>
+              <w:rPr>
+                <w:rFonts w:ascii="Microsoft YaHei" w:hAnsi="Microsoft YaHei" w:eastAsia="Microsoft YaHei"/>
+                <w:b w:val="0"/>
+                <w:color w:val="000000"/>
+                <w:sz w:val="20"/>
+              </w:rPr>
+              <w:t>租客/运营管理员</w:t>
+            </w:r>
+          </w:p>
+        </w:tc>
+        <w:tc>
+          <w:tcPr>
+            <w:tcW w:type="dxa" w:w="4464"/>
+            <w:vAlign w:val="center"/>
+          </w:tcPr>
+          <w:p>
+            <w:pPr>
+              <w:jc w:val="left"/>
+            </w:pPr>
+            <w:r/>
+            <w:r>
+              <w:rPr>
+                <w:rFonts w:ascii="Microsoft YaHei" w:hAnsi="Microsoft YaHei" w:eastAsia="Microsoft YaHei"/>
+                <w:b w:val="0"/>
+                <w:color w:val="000000"/>
+                <w:sz w:val="20"/>
+              </w:rPr>
+              <w:t>预约确认、租约状态和到期提醒通知</w:t>
+            </w:r>
+          </w:p>
+        </w:tc>
+        <w:tc>
+          <w:tcPr>
+            <w:tcW w:type="dxa" w:w="1440"/>
+            <w:vAlign w:val="center"/>
+          </w:tcPr>
+          <w:p>
+            <w:pPr>
+              <w:jc w:val="left"/>
+            </w:pPr>
+            <w:r/>
+            <w:r>
+              <w:rPr>
+                <w:rFonts w:ascii="Microsoft YaHei" w:hAnsi="Microsoft YaHei" w:eastAsia="Microsoft YaHei"/>
+                <w:b w:val="0"/>
+                <w:color w:val="000000"/>
+                <w:sz w:val="20"/>
+              </w:rPr>
+              <w:t>设计扩展</w:t>
+            </w:r>
+          </w:p>
+        </w:tc>
+      </w:tr>
+      <w:tr>
+        <w:tc>
+          <w:tcPr>
+            <w:tcW w:type="dxa" w:w="1080"/>
+            <w:vAlign w:val="center"/>
+          </w:tcPr>
+          <w:p>
+            <w:pPr>
+              <w:jc w:val="left"/>
+            </w:pPr>
+            <w:r/>
+            <w:r>
+              <w:rPr>
+                <w:rFonts w:ascii="Microsoft YaHei" w:hAnsi="Microsoft YaHei" w:eastAsia="Microsoft YaHei"/>
+                <w:b w:val="0"/>
+                <w:color w:val="000000"/>
+                <w:sz w:val="20"/>
+              </w:rPr>
+              <w:t>FM-17</w:t>
+            </w:r>
+          </w:p>
+        </w:tc>
+        <w:tc>
+          <w:tcPr>
+            <w:tcW w:type="dxa" w:w="2088"/>
+            <w:vAlign w:val="center"/>
+          </w:tcPr>
+          <w:p>
+            <w:pPr>
+              <w:jc w:val="left"/>
+            </w:pPr>
+            <w:r/>
+            <w:r>
+              <w:rPr>
+                <w:rFonts w:ascii="Microsoft YaHei" w:hAnsi="Microsoft YaHei" w:eastAsia="Microsoft YaHei"/>
+                <w:b w:val="0"/>
+                <w:color w:val="000000"/>
+                <w:sz w:val="20"/>
+              </w:rPr>
+              <w:t>数据统计分析模块</w:t>
+            </w:r>
+          </w:p>
+        </w:tc>
+        <w:tc>
+          <w:tcPr>
+            <w:tcW w:type="dxa" w:w="1872"/>
+            <w:vAlign w:val="center"/>
+          </w:tcPr>
+          <w:p>
+            <w:pPr>
+              <w:jc w:val="left"/>
+            </w:pPr>
+            <w:r/>
+            <w:r>
+              <w:rPr>
+                <w:rFonts w:ascii="Microsoft YaHei" w:hAnsi="Microsoft YaHei" w:eastAsia="Microsoft YaHei"/>
+                <w:b w:val="0"/>
+                <w:color w:val="000000"/>
+                <w:sz w:val="20"/>
+              </w:rPr>
+              <w:t>运营管理员</w:t>
+            </w:r>
+          </w:p>
+        </w:tc>
+        <w:tc>
+          <w:tcPr>
+            <w:tcW w:type="dxa" w:w="4464"/>
+            <w:vAlign w:val="center"/>
+          </w:tcPr>
+          <w:p>
+            <w:pPr>
+              <w:jc w:val="left"/>
+            </w:pPr>
+            <w:r/>
+            <w:r>
+              <w:rPr>
+                <w:rFonts w:ascii="Microsoft YaHei" w:hAnsi="Microsoft YaHei" w:eastAsia="Microsoft YaHei"/>
+                <w:b w:val="0"/>
+                <w:color w:val="000000"/>
+                <w:sz w:val="20"/>
+              </w:rPr>
+              <w:t>房源数量、空置率、预约量和租约状态统计</w:t>
+            </w:r>
+          </w:p>
+        </w:tc>
+        <w:tc>
+          <w:tcPr>
+            <w:tcW w:type="dxa" w:w="1440"/>
+            <w:vAlign w:val="center"/>
+          </w:tcPr>
+          <w:p>
+            <w:pPr>
+              <w:jc w:val="left"/>
+            </w:pPr>
+            <w:r/>
+            <w:r>
+              <w:rPr>
+                <w:rFonts w:ascii="Microsoft YaHei" w:hAnsi="Microsoft YaHei" w:eastAsia="Microsoft YaHei"/>
+                <w:b w:val="0"/>
+                <w:color w:val="000000"/>
+                <w:sz w:val="20"/>
+              </w:rPr>
+              <w:t>设计扩展</w:t>
+            </w:r>
+          </w:p>
+        </w:tc>
+      </w:tr>
+      <w:tr>
+        <w:tc>
+          <w:tcPr>
+            <w:tcW w:type="dxa" w:w="1080"/>
+            <w:vAlign w:val="center"/>
+          </w:tcPr>
+          <w:p>
+            <w:pPr>
+              <w:jc w:val="left"/>
+            </w:pPr>
+            <w:r/>
+            <w:r>
+              <w:rPr>
+                <w:rFonts w:ascii="Microsoft YaHei" w:hAnsi="Microsoft YaHei" w:eastAsia="Microsoft YaHei"/>
+                <w:b w:val="0"/>
+                <w:color w:val="000000"/>
+                <w:sz w:val="20"/>
+              </w:rPr>
+              <w:t>FM-18</w:t>
+            </w:r>
+          </w:p>
+        </w:tc>
+        <w:tc>
+          <w:tcPr>
+            <w:tcW w:type="dxa" w:w="2088"/>
+            <w:vAlign w:val="center"/>
+          </w:tcPr>
+          <w:p>
+            <w:pPr>
+              <w:jc w:val="left"/>
+            </w:pPr>
+            <w:r/>
+            <w:r>
+              <w:rPr>
+                <w:rFonts w:ascii="Microsoft YaHei" w:hAnsi="Microsoft YaHei" w:eastAsia="Microsoft YaHei"/>
+                <w:b w:val="0"/>
+                <w:color w:val="000000"/>
+                <w:sz w:val="20"/>
+              </w:rPr>
+              <w:t>系统配置与审计日志模块</w:t>
+            </w:r>
+          </w:p>
+        </w:tc>
+        <w:tc>
+          <w:tcPr>
+            <w:tcW w:type="dxa" w:w="1872"/>
+            <w:vAlign w:val="center"/>
+          </w:tcPr>
+          <w:p>
+            <w:pPr>
+              <w:jc w:val="left"/>
+            </w:pPr>
+            <w:r/>
+            <w:r>
+              <w:rPr>
+                <w:rFonts w:ascii="Microsoft YaHei" w:hAnsi="Microsoft YaHei" w:eastAsia="Microsoft YaHei"/>
+                <w:b w:val="0"/>
+                <w:color w:val="000000"/>
+                <w:sz w:val="20"/>
+              </w:rPr>
+              <w:t>系统管理员</w:t>
+            </w:r>
+          </w:p>
+        </w:tc>
+        <w:tc>
+          <w:tcPr>
+            <w:tcW w:type="dxa" w:w="4464"/>
+            <w:vAlign w:val="center"/>
+          </w:tcPr>
+          <w:p>
+            <w:pPr>
+              <w:jc w:val="left"/>
+            </w:pPr>
+            <w:r/>
+            <w:r>
+              <w:rPr>
+                <w:rFonts w:ascii="Microsoft YaHei" w:hAnsi="Microsoft YaHei" w:eastAsia="Microsoft YaHei"/>
+                <w:b w:val="0"/>
+                <w:color w:val="000000"/>
+                <w:sz w:val="20"/>
+              </w:rPr>
+              <w:t>系统配置、操作日志、异常日志和审计追踪</w:t>
+            </w:r>
+          </w:p>
+        </w:tc>
+        <w:tc>
+          <w:tcPr>
+            <w:tcW w:type="dxa" w:w="1440"/>
+            <w:vAlign w:val="center"/>
+          </w:tcPr>
+          <w:p>
+            <w:pPr>
+              <w:jc w:val="left"/>
+            </w:pPr>
+            <w:r/>
+            <w:r>
+              <w:rPr>
+                <w:rFonts w:ascii="Microsoft YaHei" w:hAnsi="Microsoft YaHei" w:eastAsia="Microsoft YaHei"/>
+                <w:b w:val="0"/>
+                <w:color w:val="000000"/>
+                <w:sz w:val="20"/>
+              </w:rPr>
+              <w:t>设计扩展</w:t>
             </w:r>
           </w:p>
         </w:tc>
@@ -3227,6 +4500,2080 @@
         <w:t>图 4-2 系统功能结构图</w:t>
       </w:r>
     </w:p>
+    <w:p>
+      <w:pPr>
+        <w:pStyle w:val="Heading3"/>
+      </w:pPr>
+      <w:r>
+        <w:t>4.2.1 系统功能模块设计清单</w:t>
+      </w:r>
+    </w:p>
+    <w:p>
+      <w:pPr>
+        <w:jc w:val="both"/>
+      </w:pPr>
+      <w:r>
+        <w:rPr>
+          <w:rFonts w:ascii="Microsoft YaHei" w:hAnsi="Microsoft YaHei" w:eastAsia="Microsoft YaHei"/>
+          <w:sz w:val="22"/>
+        </w:rPr>
+        <w:t>系统设计阶段按实际业务能力梳理出 18 个功能模块。模块设计覆盖前台租客业务、后台运营管理、系统管理与后续扩展能力；其中 12 个模块已实现，3 个模块部分实现，3 个模块作为后续扩展方向。</w:t>
+      </w:r>
+    </w:p>
+    <w:tbl>
+      <w:tblPr>
+        <w:tblStyle w:val="TableGrid"/>
+        <w:tblW w:type="auto" w:w="0"/>
+        <w:jc w:val="center"/>
+        <w:tblLook w:firstColumn="1" w:firstRow="1" w:lastColumn="0" w:lastRow="0" w:noHBand="0" w:noVBand="1" w:val="04A0"/>
+      </w:tblPr>
+      <w:tblGrid>
+        <w:gridCol w:w="1872"/>
+        <w:gridCol w:w="1872"/>
+        <w:gridCol w:w="1872"/>
+        <w:gridCol w:w="1872"/>
+        <w:gridCol w:w="1872"/>
+      </w:tblGrid>
+      <w:tr>
+        <w:tc>
+          <w:tcPr>
+            <w:tcW w:type="dxa" w:w="1080"/>
+            <w:vAlign w:val="center"/>
+            <w:shd w:fill="F2F4F7"/>
+          </w:tcPr>
+          <w:p>
+            <w:pPr>
+              <w:jc w:val="left"/>
+            </w:pPr>
+            <w:r/>
+            <w:r>
+              <w:rPr>
+                <w:rFonts w:ascii="Microsoft YaHei" w:hAnsi="Microsoft YaHei" w:eastAsia="Microsoft YaHei"/>
+                <w:b/>
+                <w:color w:val="0B2545"/>
+                <w:sz w:val="20"/>
+              </w:rPr>
+              <w:t>编号</w:t>
+            </w:r>
+          </w:p>
+        </w:tc>
+        <w:tc>
+          <w:tcPr>
+            <w:tcW w:type="dxa" w:w="2088"/>
+            <w:vAlign w:val="center"/>
+            <w:shd w:fill="F2F4F7"/>
+          </w:tcPr>
+          <w:p>
+            <w:pPr>
+              <w:jc w:val="left"/>
+            </w:pPr>
+            <w:r/>
+            <w:r>
+              <w:rPr>
+                <w:rFonts w:ascii="Microsoft YaHei" w:hAnsi="Microsoft YaHei" w:eastAsia="Microsoft YaHei"/>
+                <w:b/>
+                <w:color w:val="0B2545"/>
+                <w:sz w:val="20"/>
+              </w:rPr>
+              <w:t>模块名称</w:t>
+            </w:r>
+          </w:p>
+        </w:tc>
+        <w:tc>
+          <w:tcPr>
+            <w:tcW w:type="dxa" w:w="1872"/>
+            <w:vAlign w:val="center"/>
+            <w:shd w:fill="F2F4F7"/>
+          </w:tcPr>
+          <w:p>
+            <w:pPr>
+              <w:jc w:val="left"/>
+            </w:pPr>
+            <w:r/>
+            <w:r>
+              <w:rPr>
+                <w:rFonts w:ascii="Microsoft YaHei" w:hAnsi="Microsoft YaHei" w:eastAsia="Microsoft YaHei"/>
+                <w:b/>
+                <w:color w:val="0B2545"/>
+                <w:sz w:val="20"/>
+              </w:rPr>
+              <w:t>面向角色</w:t>
+            </w:r>
+          </w:p>
+        </w:tc>
+        <w:tc>
+          <w:tcPr>
+            <w:tcW w:type="dxa" w:w="4464"/>
+            <w:vAlign w:val="center"/>
+            <w:shd w:fill="F2F4F7"/>
+          </w:tcPr>
+          <w:p>
+            <w:pPr>
+              <w:jc w:val="left"/>
+            </w:pPr>
+            <w:r/>
+            <w:r>
+              <w:rPr>
+                <w:rFonts w:ascii="Microsoft YaHei" w:hAnsi="Microsoft YaHei" w:eastAsia="Microsoft YaHei"/>
+                <w:b/>
+                <w:color w:val="0B2545"/>
+                <w:sz w:val="20"/>
+              </w:rPr>
+              <w:t>设计说明</w:t>
+            </w:r>
+          </w:p>
+        </w:tc>
+        <w:tc>
+          <w:tcPr>
+            <w:tcW w:type="dxa" w:w="1440"/>
+            <w:vAlign w:val="center"/>
+            <w:shd w:fill="F2F4F7"/>
+          </w:tcPr>
+          <w:p>
+            <w:pPr>
+              <w:jc w:val="left"/>
+            </w:pPr>
+            <w:r/>
+            <w:r>
+              <w:rPr>
+                <w:rFonts w:ascii="Microsoft YaHei" w:hAnsi="Microsoft YaHei" w:eastAsia="Microsoft YaHei"/>
+                <w:b/>
+                <w:color w:val="0B2545"/>
+                <w:sz w:val="20"/>
+              </w:rPr>
+              <w:t>实现状态</w:t>
+            </w:r>
+          </w:p>
+        </w:tc>
+      </w:tr>
+      <w:tr>
+        <w:tc>
+          <w:tcPr>
+            <w:tcW w:type="dxa" w:w="1080"/>
+            <w:vAlign w:val="center"/>
+          </w:tcPr>
+          <w:p>
+            <w:pPr>
+              <w:jc w:val="left"/>
+            </w:pPr>
+            <w:r/>
+            <w:r>
+              <w:rPr>
+                <w:rFonts w:ascii="Microsoft YaHei" w:hAnsi="Microsoft YaHei" w:eastAsia="Microsoft YaHei"/>
+                <w:b w:val="0"/>
+                <w:color w:val="000000"/>
+                <w:sz w:val="20"/>
+              </w:rPr>
+              <w:t>FM-01</w:t>
+            </w:r>
+          </w:p>
+        </w:tc>
+        <w:tc>
+          <w:tcPr>
+            <w:tcW w:type="dxa" w:w="2088"/>
+            <w:vAlign w:val="center"/>
+          </w:tcPr>
+          <w:p>
+            <w:pPr>
+              <w:jc w:val="left"/>
+            </w:pPr>
+            <w:r/>
+            <w:r>
+              <w:rPr>
+                <w:rFonts w:ascii="Microsoft YaHei" w:hAnsi="Microsoft YaHei" w:eastAsia="Microsoft YaHei"/>
+                <w:b w:val="0"/>
+                <w:color w:val="000000"/>
+                <w:sz w:val="20"/>
+              </w:rPr>
+              <w:t>登录认证模块</w:t>
+            </w:r>
+          </w:p>
+        </w:tc>
+        <w:tc>
+          <w:tcPr>
+            <w:tcW w:type="dxa" w:w="1872"/>
+            <w:vAlign w:val="center"/>
+          </w:tcPr>
+          <w:p>
+            <w:pPr>
+              <w:jc w:val="left"/>
+            </w:pPr>
+            <w:r/>
+            <w:r>
+              <w:rPr>
+                <w:rFonts w:ascii="Microsoft YaHei" w:hAnsi="Microsoft YaHei" w:eastAsia="Microsoft YaHei"/>
+                <w:b w:val="0"/>
+                <w:color w:val="000000"/>
+                <w:sz w:val="20"/>
+              </w:rPr>
+              <w:t>租客/管理员</w:t>
+            </w:r>
+          </w:p>
+        </w:tc>
+        <w:tc>
+          <w:tcPr>
+            <w:tcW w:type="dxa" w:w="4464"/>
+            <w:vAlign w:val="center"/>
+          </w:tcPr>
+          <w:p>
+            <w:pPr>
+              <w:jc w:val="left"/>
+            </w:pPr>
+            <w:r/>
+            <w:r>
+              <w:rPr>
+                <w:rFonts w:ascii="Microsoft YaHei" w:hAnsi="Microsoft YaHei" w:eastAsia="Microsoft YaHei"/>
+                <w:b w:val="0"/>
+                <w:color w:val="000000"/>
+                <w:sz w:val="20"/>
+              </w:rPr>
+              <w:t>验证码、账号登录、JWT 令牌、当前用户信息</w:t>
+            </w:r>
+          </w:p>
+        </w:tc>
+        <w:tc>
+          <w:tcPr>
+            <w:tcW w:type="dxa" w:w="1440"/>
+            <w:vAlign w:val="center"/>
+          </w:tcPr>
+          <w:p>
+            <w:pPr>
+              <w:jc w:val="left"/>
+            </w:pPr>
+            <w:r/>
+            <w:r>
+              <w:rPr>
+                <w:rFonts w:ascii="Microsoft YaHei" w:hAnsi="Microsoft YaHei" w:eastAsia="Microsoft YaHei"/>
+                <w:b w:val="0"/>
+                <w:color w:val="000000"/>
+                <w:sz w:val="20"/>
+              </w:rPr>
+              <w:t>已实现</w:t>
+            </w:r>
+          </w:p>
+        </w:tc>
+      </w:tr>
+      <w:tr>
+        <w:tc>
+          <w:tcPr>
+            <w:tcW w:type="dxa" w:w="1080"/>
+            <w:vAlign w:val="center"/>
+          </w:tcPr>
+          <w:p>
+            <w:pPr>
+              <w:jc w:val="left"/>
+            </w:pPr>
+            <w:r/>
+            <w:r>
+              <w:rPr>
+                <w:rFonts w:ascii="Microsoft YaHei" w:hAnsi="Microsoft YaHei" w:eastAsia="Microsoft YaHei"/>
+                <w:b w:val="0"/>
+                <w:color w:val="000000"/>
+                <w:sz w:val="20"/>
+              </w:rPr>
+              <w:t>FM-02</w:t>
+            </w:r>
+          </w:p>
+        </w:tc>
+        <w:tc>
+          <w:tcPr>
+            <w:tcW w:type="dxa" w:w="2088"/>
+            <w:vAlign w:val="center"/>
+          </w:tcPr>
+          <w:p>
+            <w:pPr>
+              <w:jc w:val="left"/>
+            </w:pPr>
+            <w:r/>
+            <w:r>
+              <w:rPr>
+                <w:rFonts w:ascii="Microsoft YaHei" w:hAnsi="Microsoft YaHei" w:eastAsia="Microsoft YaHei"/>
+                <w:b w:val="0"/>
+                <w:color w:val="000000"/>
+                <w:sz w:val="20"/>
+              </w:rPr>
+              <w:t>区域数据模块</w:t>
+            </w:r>
+          </w:p>
+        </w:tc>
+        <w:tc>
+          <w:tcPr>
+            <w:tcW w:type="dxa" w:w="1872"/>
+            <w:vAlign w:val="center"/>
+          </w:tcPr>
+          <w:p>
+            <w:pPr>
+              <w:jc w:val="left"/>
+            </w:pPr>
+            <w:r/>
+            <w:r>
+              <w:rPr>
+                <w:rFonts w:ascii="Microsoft YaHei" w:hAnsi="Microsoft YaHei" w:eastAsia="Microsoft YaHei"/>
+                <w:b w:val="0"/>
+                <w:color w:val="000000"/>
+                <w:sz w:val="20"/>
+              </w:rPr>
+              <w:t>租客/运营管理员</w:t>
+            </w:r>
+          </w:p>
+        </w:tc>
+        <w:tc>
+          <w:tcPr>
+            <w:tcW w:type="dxa" w:w="4464"/>
+            <w:vAlign w:val="center"/>
+          </w:tcPr>
+          <w:p>
+            <w:pPr>
+              <w:jc w:val="left"/>
+            </w:pPr>
+            <w:r/>
+            <w:r>
+              <w:rPr>
+                <w:rFonts w:ascii="Microsoft YaHei" w:hAnsi="Microsoft YaHei" w:eastAsia="Microsoft YaHei"/>
+                <w:b w:val="0"/>
+                <w:color w:val="000000"/>
+                <w:sz w:val="20"/>
+              </w:rPr>
+              <w:t>省市区列表、区域树和按区域筛选房源</w:t>
+            </w:r>
+          </w:p>
+        </w:tc>
+        <w:tc>
+          <w:tcPr>
+            <w:tcW w:type="dxa" w:w="1440"/>
+            <w:vAlign w:val="center"/>
+          </w:tcPr>
+          <w:p>
+            <w:pPr>
+              <w:jc w:val="left"/>
+            </w:pPr>
+            <w:r/>
+            <w:r>
+              <w:rPr>
+                <w:rFonts w:ascii="Microsoft YaHei" w:hAnsi="Microsoft YaHei" w:eastAsia="Microsoft YaHei"/>
+                <w:b w:val="0"/>
+                <w:color w:val="000000"/>
+                <w:sz w:val="20"/>
+              </w:rPr>
+              <w:t>已实现</w:t>
+            </w:r>
+          </w:p>
+        </w:tc>
+      </w:tr>
+      <w:tr>
+        <w:tc>
+          <w:tcPr>
+            <w:tcW w:type="dxa" w:w="1080"/>
+            <w:vAlign w:val="center"/>
+          </w:tcPr>
+          <w:p>
+            <w:pPr>
+              <w:jc w:val="left"/>
+            </w:pPr>
+            <w:r/>
+            <w:r>
+              <w:rPr>
+                <w:rFonts w:ascii="Microsoft YaHei" w:hAnsi="Microsoft YaHei" w:eastAsia="Microsoft YaHei"/>
+                <w:b w:val="0"/>
+                <w:color w:val="000000"/>
+                <w:sz w:val="20"/>
+              </w:rPr>
+              <w:t>FM-03</w:t>
+            </w:r>
+          </w:p>
+        </w:tc>
+        <w:tc>
+          <w:tcPr>
+            <w:tcW w:type="dxa" w:w="2088"/>
+            <w:vAlign w:val="center"/>
+          </w:tcPr>
+          <w:p>
+            <w:pPr>
+              <w:jc w:val="left"/>
+            </w:pPr>
+            <w:r/>
+            <w:r>
+              <w:rPr>
+                <w:rFonts w:ascii="Microsoft YaHei" w:hAnsi="Microsoft YaHei" w:eastAsia="Microsoft YaHei"/>
+                <w:b w:val="0"/>
+                <w:color w:val="000000"/>
+                <w:sz w:val="20"/>
+              </w:rPr>
+              <w:t>公寓管理模块</w:t>
+            </w:r>
+          </w:p>
+        </w:tc>
+        <w:tc>
+          <w:tcPr>
+            <w:tcW w:type="dxa" w:w="1872"/>
+            <w:vAlign w:val="center"/>
+          </w:tcPr>
+          <w:p>
+            <w:pPr>
+              <w:jc w:val="left"/>
+            </w:pPr>
+            <w:r/>
+            <w:r>
+              <w:rPr>
+                <w:rFonts w:ascii="Microsoft YaHei" w:hAnsi="Microsoft YaHei" w:eastAsia="Microsoft YaHei"/>
+                <w:b w:val="0"/>
+                <w:color w:val="000000"/>
+                <w:sz w:val="20"/>
+              </w:rPr>
+              <w:t>运营管理员</w:t>
+            </w:r>
+          </w:p>
+        </w:tc>
+        <w:tc>
+          <w:tcPr>
+            <w:tcW w:type="dxa" w:w="4464"/>
+            <w:vAlign w:val="center"/>
+          </w:tcPr>
+          <w:p>
+            <w:pPr>
+              <w:jc w:val="left"/>
+            </w:pPr>
+            <w:r/>
+            <w:r>
+              <w:rPr>
+                <w:rFonts w:ascii="Microsoft YaHei" w:hAnsi="Microsoft YaHei" w:eastAsia="Microsoft YaHei"/>
+                <w:b w:val="0"/>
+                <w:color w:val="000000"/>
+                <w:sz w:val="20"/>
+              </w:rPr>
+              <w:t>公寓新增、修改、分页查询、上下架和详情维护</w:t>
+            </w:r>
+          </w:p>
+        </w:tc>
+        <w:tc>
+          <w:tcPr>
+            <w:tcW w:type="dxa" w:w="1440"/>
+            <w:vAlign w:val="center"/>
+          </w:tcPr>
+          <w:p>
+            <w:pPr>
+              <w:jc w:val="left"/>
+            </w:pPr>
+            <w:r/>
+            <w:r>
+              <w:rPr>
+                <w:rFonts w:ascii="Microsoft YaHei" w:hAnsi="Microsoft YaHei" w:eastAsia="Microsoft YaHei"/>
+                <w:b w:val="0"/>
+                <w:color w:val="000000"/>
+                <w:sz w:val="20"/>
+              </w:rPr>
+              <w:t>已实现</w:t>
+            </w:r>
+          </w:p>
+        </w:tc>
+      </w:tr>
+      <w:tr>
+        <w:tc>
+          <w:tcPr>
+            <w:tcW w:type="dxa" w:w="1080"/>
+            <w:vAlign w:val="center"/>
+          </w:tcPr>
+          <w:p>
+            <w:pPr>
+              <w:jc w:val="left"/>
+            </w:pPr>
+            <w:r/>
+            <w:r>
+              <w:rPr>
+                <w:rFonts w:ascii="Microsoft YaHei" w:hAnsi="Microsoft YaHei" w:eastAsia="Microsoft YaHei"/>
+                <w:b w:val="0"/>
+                <w:color w:val="000000"/>
+                <w:sz w:val="20"/>
+              </w:rPr>
+              <w:t>FM-04</w:t>
+            </w:r>
+          </w:p>
+        </w:tc>
+        <w:tc>
+          <w:tcPr>
+            <w:tcW w:type="dxa" w:w="2088"/>
+            <w:vAlign w:val="center"/>
+          </w:tcPr>
+          <w:p>
+            <w:pPr>
+              <w:jc w:val="left"/>
+            </w:pPr>
+            <w:r/>
+            <w:r>
+              <w:rPr>
+                <w:rFonts w:ascii="Microsoft YaHei" w:hAnsi="Microsoft YaHei" w:eastAsia="Microsoft YaHei"/>
+                <w:b w:val="0"/>
+                <w:color w:val="000000"/>
+                <w:sz w:val="20"/>
+              </w:rPr>
+              <w:t>房间管理模块</w:t>
+            </w:r>
+          </w:p>
+        </w:tc>
+        <w:tc>
+          <w:tcPr>
+            <w:tcW w:type="dxa" w:w="1872"/>
+            <w:vAlign w:val="center"/>
+          </w:tcPr>
+          <w:p>
+            <w:pPr>
+              <w:jc w:val="left"/>
+            </w:pPr>
+            <w:r/>
+            <w:r>
+              <w:rPr>
+                <w:rFonts w:ascii="Microsoft YaHei" w:hAnsi="Microsoft YaHei" w:eastAsia="Microsoft YaHei"/>
+                <w:b w:val="0"/>
+                <w:color w:val="000000"/>
+                <w:sz w:val="20"/>
+              </w:rPr>
+              <w:t>运营管理员</w:t>
+            </w:r>
+          </w:p>
+        </w:tc>
+        <w:tc>
+          <w:tcPr>
+            <w:tcW w:type="dxa" w:w="4464"/>
+            <w:vAlign w:val="center"/>
+          </w:tcPr>
+          <w:p>
+            <w:pPr>
+              <w:jc w:val="left"/>
+            </w:pPr>
+            <w:r/>
+            <w:r>
+              <w:rPr>
+                <w:rFonts w:ascii="Microsoft YaHei" w:hAnsi="Microsoft YaHei" w:eastAsia="Microsoft YaHei"/>
+                <w:b w:val="0"/>
+                <w:color w:val="000000"/>
+                <w:sz w:val="20"/>
+              </w:rPr>
+              <w:t>房间新增、修改、分页查询、上下架和基础信息维护</w:t>
+            </w:r>
+          </w:p>
+        </w:tc>
+        <w:tc>
+          <w:tcPr>
+            <w:tcW w:type="dxa" w:w="1440"/>
+            <w:vAlign w:val="center"/>
+          </w:tcPr>
+          <w:p>
+            <w:pPr>
+              <w:jc w:val="left"/>
+            </w:pPr>
+            <w:r/>
+            <w:r>
+              <w:rPr>
+                <w:rFonts w:ascii="Microsoft YaHei" w:hAnsi="Microsoft YaHei" w:eastAsia="Microsoft YaHei"/>
+                <w:b w:val="0"/>
+                <w:color w:val="000000"/>
+                <w:sz w:val="20"/>
+              </w:rPr>
+              <w:t>已实现</w:t>
+            </w:r>
+          </w:p>
+        </w:tc>
+      </w:tr>
+      <w:tr>
+        <w:tc>
+          <w:tcPr>
+            <w:tcW w:type="dxa" w:w="1080"/>
+            <w:vAlign w:val="center"/>
+          </w:tcPr>
+          <w:p>
+            <w:pPr>
+              <w:jc w:val="left"/>
+            </w:pPr>
+            <w:r/>
+            <w:r>
+              <w:rPr>
+                <w:rFonts w:ascii="Microsoft YaHei" w:hAnsi="Microsoft YaHei" w:eastAsia="Microsoft YaHei"/>
+                <w:b w:val="0"/>
+                <w:color w:val="000000"/>
+                <w:sz w:val="20"/>
+              </w:rPr>
+              <w:t>FM-05</w:t>
+            </w:r>
+          </w:p>
+        </w:tc>
+        <w:tc>
+          <w:tcPr>
+            <w:tcW w:type="dxa" w:w="2088"/>
+            <w:vAlign w:val="center"/>
+          </w:tcPr>
+          <w:p>
+            <w:pPr>
+              <w:jc w:val="left"/>
+            </w:pPr>
+            <w:r/>
+            <w:r>
+              <w:rPr>
+                <w:rFonts w:ascii="Microsoft YaHei" w:hAnsi="Microsoft YaHei" w:eastAsia="Microsoft YaHei"/>
+                <w:b w:val="0"/>
+                <w:color w:val="000000"/>
+                <w:sz w:val="20"/>
+              </w:rPr>
+              <w:t>房源搜索模块</w:t>
+            </w:r>
+          </w:p>
+        </w:tc>
+        <w:tc>
+          <w:tcPr>
+            <w:tcW w:type="dxa" w:w="1872"/>
+            <w:vAlign w:val="center"/>
+          </w:tcPr>
+          <w:p>
+            <w:pPr>
+              <w:jc w:val="left"/>
+            </w:pPr>
+            <w:r/>
+            <w:r>
+              <w:rPr>
+                <w:rFonts w:ascii="Microsoft YaHei" w:hAnsi="Microsoft YaHei" w:eastAsia="Microsoft YaHei"/>
+                <w:b w:val="0"/>
+                <w:color w:val="000000"/>
+                <w:sz w:val="20"/>
+              </w:rPr>
+              <w:t>租客</w:t>
+            </w:r>
+          </w:p>
+        </w:tc>
+        <w:tc>
+          <w:tcPr>
+            <w:tcW w:type="dxa" w:w="4464"/>
+            <w:vAlign w:val="center"/>
+          </w:tcPr>
+          <w:p>
+            <w:pPr>
+              <w:jc w:val="left"/>
+            </w:pPr>
+            <w:r/>
+            <w:r>
+              <w:rPr>
+                <w:rFonts w:ascii="Microsoft YaHei" w:hAnsi="Microsoft YaHei" w:eastAsia="Microsoft YaHei"/>
+                <w:b w:val="0"/>
+                <w:color w:val="000000"/>
+                <w:sz w:val="20"/>
+              </w:rPr>
+              <w:t>按区域、价格、标签、属性等条件查询公寓和房间</w:t>
+            </w:r>
+          </w:p>
+        </w:tc>
+        <w:tc>
+          <w:tcPr>
+            <w:tcW w:type="dxa" w:w="1440"/>
+            <w:vAlign w:val="center"/>
+          </w:tcPr>
+          <w:p>
+            <w:pPr>
+              <w:jc w:val="left"/>
+            </w:pPr>
+            <w:r/>
+            <w:r>
+              <w:rPr>
+                <w:rFonts w:ascii="Microsoft YaHei" w:hAnsi="Microsoft YaHei" w:eastAsia="Microsoft YaHei"/>
+                <w:b w:val="0"/>
+                <w:color w:val="000000"/>
+                <w:sz w:val="20"/>
+              </w:rPr>
+              <w:t>已实现</w:t>
+            </w:r>
+          </w:p>
+        </w:tc>
+      </w:tr>
+      <w:tr>
+        <w:tc>
+          <w:tcPr>
+            <w:tcW w:type="dxa" w:w="1080"/>
+            <w:vAlign w:val="center"/>
+          </w:tcPr>
+          <w:p>
+            <w:pPr>
+              <w:jc w:val="left"/>
+            </w:pPr>
+            <w:r/>
+            <w:r>
+              <w:rPr>
+                <w:rFonts w:ascii="Microsoft YaHei" w:hAnsi="Microsoft YaHei" w:eastAsia="Microsoft YaHei"/>
+                <w:b w:val="0"/>
+                <w:color w:val="000000"/>
+                <w:sz w:val="20"/>
+              </w:rPr>
+              <w:t>FM-06</w:t>
+            </w:r>
+          </w:p>
+        </w:tc>
+        <w:tc>
+          <w:tcPr>
+            <w:tcW w:type="dxa" w:w="2088"/>
+            <w:vAlign w:val="center"/>
+          </w:tcPr>
+          <w:p>
+            <w:pPr>
+              <w:jc w:val="left"/>
+            </w:pPr>
+            <w:r/>
+            <w:r>
+              <w:rPr>
+                <w:rFonts w:ascii="Microsoft YaHei" w:hAnsi="Microsoft YaHei" w:eastAsia="Microsoft YaHei"/>
+                <w:b w:val="0"/>
+                <w:color w:val="000000"/>
+                <w:sz w:val="20"/>
+              </w:rPr>
+              <w:t>房间详情模块</w:t>
+            </w:r>
+          </w:p>
+        </w:tc>
+        <w:tc>
+          <w:tcPr>
+            <w:tcW w:type="dxa" w:w="1872"/>
+            <w:vAlign w:val="center"/>
+          </w:tcPr>
+          <w:p>
+            <w:pPr>
+              <w:jc w:val="left"/>
+            </w:pPr>
+            <w:r/>
+            <w:r>
+              <w:rPr>
+                <w:rFonts w:ascii="Microsoft YaHei" w:hAnsi="Microsoft YaHei" w:eastAsia="Microsoft YaHei"/>
+                <w:b w:val="0"/>
+                <w:color w:val="000000"/>
+                <w:sz w:val="20"/>
+              </w:rPr>
+              <w:t>租客</w:t>
+            </w:r>
+          </w:p>
+        </w:tc>
+        <w:tc>
+          <w:tcPr>
+            <w:tcW w:type="dxa" w:w="4464"/>
+            <w:vAlign w:val="center"/>
+          </w:tcPr>
+          <w:p>
+            <w:pPr>
+              <w:jc w:val="left"/>
+            </w:pPr>
+            <w:r/>
+            <w:r>
+              <w:rPr>
+                <w:rFonts w:ascii="Microsoft YaHei" w:hAnsi="Microsoft YaHei" w:eastAsia="Microsoft YaHei"/>
+                <w:b w:val="0"/>
+                <w:color w:val="000000"/>
+                <w:sz w:val="20"/>
+              </w:rPr>
+              <w:t>展示房间图片、设施、租金、支付方式和租期</w:t>
+            </w:r>
+          </w:p>
+        </w:tc>
+        <w:tc>
+          <w:tcPr>
+            <w:tcW w:type="dxa" w:w="1440"/>
+            <w:vAlign w:val="center"/>
+          </w:tcPr>
+          <w:p>
+            <w:pPr>
+              <w:jc w:val="left"/>
+            </w:pPr>
+            <w:r/>
+            <w:r>
+              <w:rPr>
+                <w:rFonts w:ascii="Microsoft YaHei" w:hAnsi="Microsoft YaHei" w:eastAsia="Microsoft YaHei"/>
+                <w:b w:val="0"/>
+                <w:color w:val="000000"/>
+                <w:sz w:val="20"/>
+              </w:rPr>
+              <w:t>已实现</w:t>
+            </w:r>
+          </w:p>
+        </w:tc>
+      </w:tr>
+      <w:tr>
+        <w:tc>
+          <w:tcPr>
+            <w:tcW w:type="dxa" w:w="1080"/>
+            <w:vAlign w:val="center"/>
+          </w:tcPr>
+          <w:p>
+            <w:pPr>
+              <w:jc w:val="left"/>
+            </w:pPr>
+            <w:r/>
+            <w:r>
+              <w:rPr>
+                <w:rFonts w:ascii="Microsoft YaHei" w:hAnsi="Microsoft YaHei" w:eastAsia="Microsoft YaHei"/>
+                <w:b w:val="0"/>
+                <w:color w:val="000000"/>
+                <w:sz w:val="20"/>
+              </w:rPr>
+              <w:t>FM-07</w:t>
+            </w:r>
+          </w:p>
+        </w:tc>
+        <w:tc>
+          <w:tcPr>
+            <w:tcW w:type="dxa" w:w="2088"/>
+            <w:vAlign w:val="center"/>
+          </w:tcPr>
+          <w:p>
+            <w:pPr>
+              <w:jc w:val="left"/>
+            </w:pPr>
+            <w:r/>
+            <w:r>
+              <w:rPr>
+                <w:rFonts w:ascii="Microsoft YaHei" w:hAnsi="Microsoft YaHei" w:eastAsia="Microsoft YaHei"/>
+                <w:b w:val="0"/>
+                <w:color w:val="000000"/>
+                <w:sz w:val="20"/>
+              </w:rPr>
+              <w:t>预约看房模块</w:t>
+            </w:r>
+          </w:p>
+        </w:tc>
+        <w:tc>
+          <w:tcPr>
+            <w:tcW w:type="dxa" w:w="1872"/>
+            <w:vAlign w:val="center"/>
+          </w:tcPr>
+          <w:p>
+            <w:pPr>
+              <w:jc w:val="left"/>
+            </w:pPr>
+            <w:r/>
+            <w:r>
+              <w:rPr>
+                <w:rFonts w:ascii="Microsoft YaHei" w:hAnsi="Microsoft YaHei" w:eastAsia="Microsoft YaHei"/>
+                <w:b w:val="0"/>
+                <w:color w:val="000000"/>
+                <w:sz w:val="20"/>
+              </w:rPr>
+              <w:t>租客/运营管理员</w:t>
+            </w:r>
+          </w:p>
+        </w:tc>
+        <w:tc>
+          <w:tcPr>
+            <w:tcW w:type="dxa" w:w="4464"/>
+            <w:vAlign w:val="center"/>
+          </w:tcPr>
+          <w:p>
+            <w:pPr>
+              <w:jc w:val="left"/>
+            </w:pPr>
+            <w:r/>
+            <w:r>
+              <w:rPr>
+                <w:rFonts w:ascii="Microsoft YaHei" w:hAnsi="Microsoft YaHei" w:eastAsia="Microsoft YaHei"/>
+                <w:b w:val="0"/>
+                <w:color w:val="000000"/>
+                <w:sz w:val="20"/>
+              </w:rPr>
+              <w:t>租客提交预约，后台查询并更新预约状态</w:t>
+            </w:r>
+          </w:p>
+        </w:tc>
+        <w:tc>
+          <w:tcPr>
+            <w:tcW w:type="dxa" w:w="1440"/>
+            <w:vAlign w:val="center"/>
+          </w:tcPr>
+          <w:p>
+            <w:pPr>
+              <w:jc w:val="left"/>
+            </w:pPr>
+            <w:r/>
+            <w:r>
+              <w:rPr>
+                <w:rFonts w:ascii="Microsoft YaHei" w:hAnsi="Microsoft YaHei" w:eastAsia="Microsoft YaHei"/>
+                <w:b w:val="0"/>
+                <w:color w:val="000000"/>
+                <w:sz w:val="20"/>
+              </w:rPr>
+              <w:t>已实现</w:t>
+            </w:r>
+          </w:p>
+        </w:tc>
+      </w:tr>
+      <w:tr>
+        <w:tc>
+          <w:tcPr>
+            <w:tcW w:type="dxa" w:w="1080"/>
+            <w:vAlign w:val="center"/>
+          </w:tcPr>
+          <w:p>
+            <w:pPr>
+              <w:jc w:val="left"/>
+            </w:pPr>
+            <w:r/>
+            <w:r>
+              <w:rPr>
+                <w:rFonts w:ascii="Microsoft YaHei" w:hAnsi="Microsoft YaHei" w:eastAsia="Microsoft YaHei"/>
+                <w:b w:val="0"/>
+                <w:color w:val="000000"/>
+                <w:sz w:val="20"/>
+              </w:rPr>
+              <w:t>FM-08</w:t>
+            </w:r>
+          </w:p>
+        </w:tc>
+        <w:tc>
+          <w:tcPr>
+            <w:tcW w:type="dxa" w:w="2088"/>
+            <w:vAlign w:val="center"/>
+          </w:tcPr>
+          <w:p>
+            <w:pPr>
+              <w:jc w:val="left"/>
+            </w:pPr>
+            <w:r/>
+            <w:r>
+              <w:rPr>
+                <w:rFonts w:ascii="Microsoft YaHei" w:hAnsi="Microsoft YaHei" w:eastAsia="Microsoft YaHei"/>
+                <w:b w:val="0"/>
+                <w:color w:val="000000"/>
+                <w:sz w:val="20"/>
+              </w:rPr>
+              <w:t>租约管理模块</w:t>
+            </w:r>
+          </w:p>
+        </w:tc>
+        <w:tc>
+          <w:tcPr>
+            <w:tcW w:type="dxa" w:w="1872"/>
+            <w:vAlign w:val="center"/>
+          </w:tcPr>
+          <w:p>
+            <w:pPr>
+              <w:jc w:val="left"/>
+            </w:pPr>
+            <w:r/>
+            <w:r>
+              <w:rPr>
+                <w:rFonts w:ascii="Microsoft YaHei" w:hAnsi="Microsoft YaHei" w:eastAsia="Microsoft YaHei"/>
+                <w:b w:val="0"/>
+                <w:color w:val="000000"/>
+                <w:sz w:val="20"/>
+              </w:rPr>
+              <w:t>租客/运营管理员</w:t>
+            </w:r>
+          </w:p>
+        </w:tc>
+        <w:tc>
+          <w:tcPr>
+            <w:tcW w:type="dxa" w:w="4464"/>
+            <w:vAlign w:val="center"/>
+          </w:tcPr>
+          <w:p>
+            <w:pPr>
+              <w:jc w:val="left"/>
+            </w:pPr>
+            <w:r/>
+            <w:r>
+              <w:rPr>
+                <w:rFonts w:ascii="Microsoft YaHei" w:hAnsi="Microsoft YaHei" w:eastAsia="Microsoft YaHei"/>
+                <w:b w:val="0"/>
+                <w:color w:val="000000"/>
+                <w:sz w:val="20"/>
+              </w:rPr>
+              <w:t>租约创建、查询、状态更新和详情查看</w:t>
+            </w:r>
+          </w:p>
+        </w:tc>
+        <w:tc>
+          <w:tcPr>
+            <w:tcW w:type="dxa" w:w="1440"/>
+            <w:vAlign w:val="center"/>
+          </w:tcPr>
+          <w:p>
+            <w:pPr>
+              <w:jc w:val="left"/>
+            </w:pPr>
+            <w:r/>
+            <w:r>
+              <w:rPr>
+                <w:rFonts w:ascii="Microsoft YaHei" w:hAnsi="Microsoft YaHei" w:eastAsia="Microsoft YaHei"/>
+                <w:b w:val="0"/>
+                <w:color w:val="000000"/>
+                <w:sz w:val="20"/>
+              </w:rPr>
+              <w:t>已实现</w:t>
+            </w:r>
+          </w:p>
+        </w:tc>
+      </w:tr>
+      <w:tr>
+        <w:tc>
+          <w:tcPr>
+            <w:tcW w:type="dxa" w:w="1080"/>
+            <w:vAlign w:val="center"/>
+          </w:tcPr>
+          <w:p>
+            <w:pPr>
+              <w:jc w:val="left"/>
+            </w:pPr>
+            <w:r/>
+            <w:r>
+              <w:rPr>
+                <w:rFonts w:ascii="Microsoft YaHei" w:hAnsi="Microsoft YaHei" w:eastAsia="Microsoft YaHei"/>
+                <w:b w:val="0"/>
+                <w:color w:val="000000"/>
+                <w:sz w:val="20"/>
+              </w:rPr>
+              <w:t>FM-09</w:t>
+            </w:r>
+          </w:p>
+        </w:tc>
+        <w:tc>
+          <w:tcPr>
+            <w:tcW w:type="dxa" w:w="2088"/>
+            <w:vAlign w:val="center"/>
+          </w:tcPr>
+          <w:p>
+            <w:pPr>
+              <w:jc w:val="left"/>
+            </w:pPr>
+            <w:r/>
+            <w:r>
+              <w:rPr>
+                <w:rFonts w:ascii="Microsoft YaHei" w:hAnsi="Microsoft YaHei" w:eastAsia="Microsoft YaHei"/>
+                <w:b w:val="0"/>
+                <w:color w:val="000000"/>
+                <w:sz w:val="20"/>
+              </w:rPr>
+              <w:t>浏览历史模块</w:t>
+            </w:r>
+          </w:p>
+        </w:tc>
+        <w:tc>
+          <w:tcPr>
+            <w:tcW w:type="dxa" w:w="1872"/>
+            <w:vAlign w:val="center"/>
+          </w:tcPr>
+          <w:p>
+            <w:pPr>
+              <w:jc w:val="left"/>
+            </w:pPr>
+            <w:r/>
+            <w:r>
+              <w:rPr>
+                <w:rFonts w:ascii="Microsoft YaHei" w:hAnsi="Microsoft YaHei" w:eastAsia="Microsoft YaHei"/>
+                <w:b w:val="0"/>
+                <w:color w:val="000000"/>
+                <w:sz w:val="20"/>
+              </w:rPr>
+              <w:t>租客</w:t>
+            </w:r>
+          </w:p>
+        </w:tc>
+        <w:tc>
+          <w:tcPr>
+            <w:tcW w:type="dxa" w:w="4464"/>
+            <w:vAlign w:val="center"/>
+          </w:tcPr>
+          <w:p>
+            <w:pPr>
+              <w:jc w:val="left"/>
+            </w:pPr>
+            <w:r/>
+            <w:r>
+              <w:rPr>
+                <w:rFonts w:ascii="Microsoft YaHei" w:hAnsi="Microsoft YaHei" w:eastAsia="Microsoft YaHei"/>
+                <w:b w:val="0"/>
+                <w:color w:val="000000"/>
+                <w:sz w:val="20"/>
+              </w:rPr>
+              <w:t>记录租客浏览过的公寓与房间，支持分页查看</w:t>
+            </w:r>
+          </w:p>
+        </w:tc>
+        <w:tc>
+          <w:tcPr>
+            <w:tcW w:type="dxa" w:w="1440"/>
+            <w:vAlign w:val="center"/>
+          </w:tcPr>
+          <w:p>
+            <w:pPr>
+              <w:jc w:val="left"/>
+            </w:pPr>
+            <w:r/>
+            <w:r>
+              <w:rPr>
+                <w:rFonts w:ascii="Microsoft YaHei" w:hAnsi="Microsoft YaHei" w:eastAsia="Microsoft YaHei"/>
+                <w:b w:val="0"/>
+                <w:color w:val="000000"/>
+                <w:sz w:val="20"/>
+              </w:rPr>
+              <w:t>已实现</w:t>
+            </w:r>
+          </w:p>
+        </w:tc>
+      </w:tr>
+      <w:tr>
+        <w:tc>
+          <w:tcPr>
+            <w:tcW w:type="dxa" w:w="1080"/>
+            <w:vAlign w:val="center"/>
+          </w:tcPr>
+          <w:p>
+            <w:pPr>
+              <w:jc w:val="left"/>
+            </w:pPr>
+            <w:r/>
+            <w:r>
+              <w:rPr>
+                <w:rFonts w:ascii="Microsoft YaHei" w:hAnsi="Microsoft YaHei" w:eastAsia="Microsoft YaHei"/>
+                <w:b w:val="0"/>
+                <w:color w:val="000000"/>
+                <w:sz w:val="20"/>
+              </w:rPr>
+              <w:t>FM-10</w:t>
+            </w:r>
+          </w:p>
+        </w:tc>
+        <w:tc>
+          <w:tcPr>
+            <w:tcW w:type="dxa" w:w="2088"/>
+            <w:vAlign w:val="center"/>
+          </w:tcPr>
+          <w:p>
+            <w:pPr>
+              <w:jc w:val="left"/>
+            </w:pPr>
+            <w:r/>
+            <w:r>
+              <w:rPr>
+                <w:rFonts w:ascii="Microsoft YaHei" w:hAnsi="Microsoft YaHei" w:eastAsia="Microsoft YaHei"/>
+                <w:b w:val="0"/>
+                <w:color w:val="000000"/>
+                <w:sz w:val="20"/>
+              </w:rPr>
+              <w:t>用户管理模块</w:t>
+            </w:r>
+          </w:p>
+        </w:tc>
+        <w:tc>
+          <w:tcPr>
+            <w:tcW w:type="dxa" w:w="1872"/>
+            <w:vAlign w:val="center"/>
+          </w:tcPr>
+          <w:p>
+            <w:pPr>
+              <w:jc w:val="left"/>
+            </w:pPr>
+            <w:r/>
+            <w:r>
+              <w:rPr>
+                <w:rFonts w:ascii="Microsoft YaHei" w:hAnsi="Microsoft YaHei" w:eastAsia="Microsoft YaHei"/>
+                <w:b w:val="0"/>
+                <w:color w:val="000000"/>
+                <w:sz w:val="20"/>
+              </w:rPr>
+              <w:t>运营管理员/系统管理员</w:t>
+            </w:r>
+          </w:p>
+        </w:tc>
+        <w:tc>
+          <w:tcPr>
+            <w:tcW w:type="dxa" w:w="4464"/>
+            <w:vAlign w:val="center"/>
+          </w:tcPr>
+          <w:p>
+            <w:pPr>
+              <w:jc w:val="left"/>
+            </w:pPr>
+            <w:r/>
+            <w:r>
+              <w:rPr>
+                <w:rFonts w:ascii="Microsoft YaHei" w:hAnsi="Microsoft YaHei" w:eastAsia="Microsoft YaHei"/>
+                <w:b w:val="0"/>
+                <w:color w:val="000000"/>
+                <w:sz w:val="20"/>
+              </w:rPr>
+              <w:t>租客用户、后台用户和账号状态维护</w:t>
+            </w:r>
+          </w:p>
+        </w:tc>
+        <w:tc>
+          <w:tcPr>
+            <w:tcW w:type="dxa" w:w="1440"/>
+            <w:vAlign w:val="center"/>
+          </w:tcPr>
+          <w:p>
+            <w:pPr>
+              <w:jc w:val="left"/>
+            </w:pPr>
+            <w:r/>
+            <w:r>
+              <w:rPr>
+                <w:rFonts w:ascii="Microsoft YaHei" w:hAnsi="Microsoft YaHei" w:eastAsia="Microsoft YaHei"/>
+                <w:b w:val="0"/>
+                <w:color w:val="000000"/>
+                <w:sz w:val="20"/>
+              </w:rPr>
+              <w:t>已实现</w:t>
+            </w:r>
+          </w:p>
+        </w:tc>
+      </w:tr>
+      <w:tr>
+        <w:tc>
+          <w:tcPr>
+            <w:tcW w:type="dxa" w:w="1080"/>
+            <w:vAlign w:val="center"/>
+          </w:tcPr>
+          <w:p>
+            <w:pPr>
+              <w:jc w:val="left"/>
+            </w:pPr>
+            <w:r/>
+            <w:r>
+              <w:rPr>
+                <w:rFonts w:ascii="Microsoft YaHei" w:hAnsi="Microsoft YaHei" w:eastAsia="Microsoft YaHei"/>
+                <w:b w:val="0"/>
+                <w:color w:val="000000"/>
+                <w:sz w:val="20"/>
+              </w:rPr>
+              <w:t>FM-11</w:t>
+            </w:r>
+          </w:p>
+        </w:tc>
+        <w:tc>
+          <w:tcPr>
+            <w:tcW w:type="dxa" w:w="2088"/>
+            <w:vAlign w:val="center"/>
+          </w:tcPr>
+          <w:p>
+            <w:pPr>
+              <w:jc w:val="left"/>
+            </w:pPr>
+            <w:r/>
+            <w:r>
+              <w:rPr>
+                <w:rFonts w:ascii="Microsoft YaHei" w:hAnsi="Microsoft YaHei" w:eastAsia="Microsoft YaHei"/>
+                <w:b w:val="0"/>
+                <w:color w:val="000000"/>
+                <w:sz w:val="20"/>
+              </w:rPr>
+              <w:t>岗位管理模块</w:t>
+            </w:r>
+          </w:p>
+        </w:tc>
+        <w:tc>
+          <w:tcPr>
+            <w:tcW w:type="dxa" w:w="1872"/>
+            <w:vAlign w:val="center"/>
+          </w:tcPr>
+          <w:p>
+            <w:pPr>
+              <w:jc w:val="left"/>
+            </w:pPr>
+            <w:r/>
+            <w:r>
+              <w:rPr>
+                <w:rFonts w:ascii="Microsoft YaHei" w:hAnsi="Microsoft YaHei" w:eastAsia="Microsoft YaHei"/>
+                <w:b w:val="0"/>
+                <w:color w:val="000000"/>
+                <w:sz w:val="20"/>
+              </w:rPr>
+              <w:t>系统管理员</w:t>
+            </w:r>
+          </w:p>
+        </w:tc>
+        <w:tc>
+          <w:tcPr>
+            <w:tcW w:type="dxa" w:w="4464"/>
+            <w:vAlign w:val="center"/>
+          </w:tcPr>
+          <w:p>
+            <w:pPr>
+              <w:jc w:val="left"/>
+            </w:pPr>
+            <w:r/>
+            <w:r>
+              <w:rPr>
+                <w:rFonts w:ascii="Microsoft YaHei" w:hAnsi="Microsoft YaHei" w:eastAsia="Microsoft YaHei"/>
+                <w:b w:val="0"/>
+                <w:color w:val="000000"/>
+                <w:sz w:val="20"/>
+              </w:rPr>
+              <w:t>后台岗位维护和人员岗位归属管理</w:t>
+            </w:r>
+          </w:p>
+        </w:tc>
+        <w:tc>
+          <w:tcPr>
+            <w:tcW w:type="dxa" w:w="1440"/>
+            <w:vAlign w:val="center"/>
+          </w:tcPr>
+          <w:p>
+            <w:pPr>
+              <w:jc w:val="left"/>
+            </w:pPr>
+            <w:r/>
+            <w:r>
+              <w:rPr>
+                <w:rFonts w:ascii="Microsoft YaHei" w:hAnsi="Microsoft YaHei" w:eastAsia="Microsoft YaHei"/>
+                <w:b w:val="0"/>
+                <w:color w:val="000000"/>
+                <w:sz w:val="20"/>
+              </w:rPr>
+              <w:t>已实现</w:t>
+            </w:r>
+          </w:p>
+        </w:tc>
+      </w:tr>
+      <w:tr>
+        <w:tc>
+          <w:tcPr>
+            <w:tcW w:type="dxa" w:w="1080"/>
+            <w:vAlign w:val="center"/>
+          </w:tcPr>
+          <w:p>
+            <w:pPr>
+              <w:jc w:val="left"/>
+            </w:pPr>
+            <w:r/>
+            <w:r>
+              <w:rPr>
+                <w:rFonts w:ascii="Microsoft YaHei" w:hAnsi="Microsoft YaHei" w:eastAsia="Microsoft YaHei"/>
+                <w:b w:val="0"/>
+                <w:color w:val="000000"/>
+                <w:sz w:val="20"/>
+              </w:rPr>
+              <w:t>FM-12</w:t>
+            </w:r>
+          </w:p>
+        </w:tc>
+        <w:tc>
+          <w:tcPr>
+            <w:tcW w:type="dxa" w:w="2088"/>
+            <w:vAlign w:val="center"/>
+          </w:tcPr>
+          <w:p>
+            <w:pPr>
+              <w:jc w:val="left"/>
+            </w:pPr>
+            <w:r/>
+            <w:r>
+              <w:rPr>
+                <w:rFonts w:ascii="Microsoft YaHei" w:hAnsi="Microsoft YaHei" w:eastAsia="Microsoft YaHei"/>
+                <w:b w:val="0"/>
+                <w:color w:val="000000"/>
+                <w:sz w:val="20"/>
+              </w:rPr>
+              <w:t>角色菜单权限模块</w:t>
+            </w:r>
+          </w:p>
+        </w:tc>
+        <w:tc>
+          <w:tcPr>
+            <w:tcW w:type="dxa" w:w="1872"/>
+            <w:vAlign w:val="center"/>
+          </w:tcPr>
+          <w:p>
+            <w:pPr>
+              <w:jc w:val="left"/>
+            </w:pPr>
+            <w:r/>
+            <w:r>
+              <w:rPr>
+                <w:rFonts w:ascii="Microsoft YaHei" w:hAnsi="Microsoft YaHei" w:eastAsia="Microsoft YaHei"/>
+                <w:b w:val="0"/>
+                <w:color w:val="000000"/>
+                <w:sz w:val="20"/>
+              </w:rPr>
+              <w:t>系统管理员</w:t>
+            </w:r>
+          </w:p>
+        </w:tc>
+        <w:tc>
+          <w:tcPr>
+            <w:tcW w:type="dxa" w:w="4464"/>
+            <w:vAlign w:val="center"/>
+          </w:tcPr>
+          <w:p>
+            <w:pPr>
+              <w:jc w:val="left"/>
+            </w:pPr>
+            <w:r/>
+            <w:r>
+              <w:rPr>
+                <w:rFonts w:ascii="Microsoft YaHei" w:hAnsi="Microsoft YaHei" w:eastAsia="Microsoft YaHei"/>
+                <w:b w:val="0"/>
+                <w:color w:val="000000"/>
+                <w:sz w:val="20"/>
+              </w:rPr>
+              <w:t>角色、菜单、用户角色关系和权限控制</w:t>
+            </w:r>
+          </w:p>
+        </w:tc>
+        <w:tc>
+          <w:tcPr>
+            <w:tcW w:type="dxa" w:w="1440"/>
+            <w:vAlign w:val="center"/>
+          </w:tcPr>
+          <w:p>
+            <w:pPr>
+              <w:jc w:val="left"/>
+            </w:pPr>
+            <w:r/>
+            <w:r>
+              <w:rPr>
+                <w:rFonts w:ascii="Microsoft YaHei" w:hAnsi="Microsoft YaHei" w:eastAsia="Microsoft YaHei"/>
+                <w:b w:val="0"/>
+                <w:color w:val="000000"/>
+                <w:sz w:val="20"/>
+              </w:rPr>
+              <w:t>已实现</w:t>
+            </w:r>
+          </w:p>
+        </w:tc>
+      </w:tr>
+      <w:tr>
+        <w:tc>
+          <w:tcPr>
+            <w:tcW w:type="dxa" w:w="1080"/>
+            <w:vAlign w:val="center"/>
+          </w:tcPr>
+          <w:p>
+            <w:pPr>
+              <w:jc w:val="left"/>
+            </w:pPr>
+            <w:r/>
+            <w:r>
+              <w:rPr>
+                <w:rFonts w:ascii="Microsoft YaHei" w:hAnsi="Microsoft YaHei" w:eastAsia="Microsoft YaHei"/>
+                <w:b w:val="0"/>
+                <w:color w:val="000000"/>
+                <w:sz w:val="20"/>
+              </w:rPr>
+              <w:t>FM-13</w:t>
+            </w:r>
+          </w:p>
+        </w:tc>
+        <w:tc>
+          <w:tcPr>
+            <w:tcW w:type="dxa" w:w="2088"/>
+            <w:vAlign w:val="center"/>
+          </w:tcPr>
+          <w:p>
+            <w:pPr>
+              <w:jc w:val="left"/>
+            </w:pPr>
+            <w:r/>
+            <w:r>
+              <w:rPr>
+                <w:rFonts w:ascii="Microsoft YaHei" w:hAnsi="Microsoft YaHei" w:eastAsia="Microsoft YaHei"/>
+                <w:b w:val="0"/>
+                <w:color w:val="000000"/>
+                <w:sz w:val="20"/>
+              </w:rPr>
+              <w:t>属性管理模块</w:t>
+            </w:r>
+          </w:p>
+        </w:tc>
+        <w:tc>
+          <w:tcPr>
+            <w:tcW w:type="dxa" w:w="1872"/>
+            <w:vAlign w:val="center"/>
+          </w:tcPr>
+          <w:p>
+            <w:pPr>
+              <w:jc w:val="left"/>
+            </w:pPr>
+            <w:r/>
+            <w:r>
+              <w:rPr>
+                <w:rFonts w:ascii="Microsoft YaHei" w:hAnsi="Microsoft YaHei" w:eastAsia="Microsoft YaHei"/>
+                <w:b w:val="0"/>
+                <w:color w:val="000000"/>
+                <w:sz w:val="20"/>
+              </w:rPr>
+              <w:t>运营管理员</w:t>
+            </w:r>
+          </w:p>
+        </w:tc>
+        <w:tc>
+          <w:tcPr>
+            <w:tcW w:type="dxa" w:w="4464"/>
+            <w:vAlign w:val="center"/>
+          </w:tcPr>
+          <w:p>
+            <w:pPr>
+              <w:jc w:val="left"/>
+            </w:pPr>
+            <w:r/>
+            <w:r>
+              <w:rPr>
+                <w:rFonts w:ascii="Microsoft YaHei" w:hAnsi="Microsoft YaHei" w:eastAsia="Microsoft YaHei"/>
+                <w:b w:val="0"/>
+                <w:color w:val="000000"/>
+                <w:sz w:val="20"/>
+              </w:rPr>
+              <w:t>户型、朝向、面积、配套属性等字典维护</w:t>
+            </w:r>
+          </w:p>
+        </w:tc>
+        <w:tc>
+          <w:tcPr>
+            <w:tcW w:type="dxa" w:w="1440"/>
+            <w:vAlign w:val="center"/>
+          </w:tcPr>
+          <w:p>
+            <w:pPr>
+              <w:jc w:val="left"/>
+            </w:pPr>
+            <w:r/>
+            <w:r>
+              <w:rPr>
+                <w:rFonts w:ascii="Microsoft YaHei" w:hAnsi="Microsoft YaHei" w:eastAsia="Microsoft YaHei"/>
+                <w:b w:val="0"/>
+                <w:color w:val="000000"/>
+                <w:sz w:val="20"/>
+              </w:rPr>
+              <w:t>部分实现</w:t>
+            </w:r>
+          </w:p>
+        </w:tc>
+      </w:tr>
+      <w:tr>
+        <w:tc>
+          <w:tcPr>
+            <w:tcW w:type="dxa" w:w="1080"/>
+            <w:vAlign w:val="center"/>
+          </w:tcPr>
+          <w:p>
+            <w:pPr>
+              <w:jc w:val="left"/>
+            </w:pPr>
+            <w:r/>
+            <w:r>
+              <w:rPr>
+                <w:rFonts w:ascii="Microsoft YaHei" w:hAnsi="Microsoft YaHei" w:eastAsia="Microsoft YaHei"/>
+                <w:b w:val="0"/>
+                <w:color w:val="000000"/>
+                <w:sz w:val="20"/>
+              </w:rPr>
+              <w:t>FM-14</w:t>
+            </w:r>
+          </w:p>
+        </w:tc>
+        <w:tc>
+          <w:tcPr>
+            <w:tcW w:type="dxa" w:w="2088"/>
+            <w:vAlign w:val="center"/>
+          </w:tcPr>
+          <w:p>
+            <w:pPr>
+              <w:jc w:val="left"/>
+            </w:pPr>
+            <w:r/>
+            <w:r>
+              <w:rPr>
+                <w:rFonts w:ascii="Microsoft YaHei" w:hAnsi="Microsoft YaHei" w:eastAsia="Microsoft YaHei"/>
+                <w:b w:val="0"/>
+                <w:color w:val="000000"/>
+                <w:sz w:val="20"/>
+              </w:rPr>
+              <w:t>费用/支付/租期配置模块</w:t>
+            </w:r>
+          </w:p>
+        </w:tc>
+        <w:tc>
+          <w:tcPr>
+            <w:tcW w:type="dxa" w:w="1872"/>
+            <w:vAlign w:val="center"/>
+          </w:tcPr>
+          <w:p>
+            <w:pPr>
+              <w:jc w:val="left"/>
+            </w:pPr>
+            <w:r/>
+            <w:r>
+              <w:rPr>
+                <w:rFonts w:ascii="Microsoft YaHei" w:hAnsi="Microsoft YaHei" w:eastAsia="Microsoft YaHei"/>
+                <w:b w:val="0"/>
+                <w:color w:val="000000"/>
+                <w:sz w:val="20"/>
+              </w:rPr>
+              <w:t>运营管理员</w:t>
+            </w:r>
+          </w:p>
+        </w:tc>
+        <w:tc>
+          <w:tcPr>
+            <w:tcW w:type="dxa" w:w="4464"/>
+            <w:vAlign w:val="center"/>
+          </w:tcPr>
+          <w:p>
+            <w:pPr>
+              <w:jc w:val="left"/>
+            </w:pPr>
+            <w:r/>
+            <w:r>
+              <w:rPr>
+                <w:rFonts w:ascii="Microsoft YaHei" w:hAnsi="Microsoft YaHei" w:eastAsia="Microsoft YaHei"/>
+                <w:b w:val="0"/>
+                <w:color w:val="000000"/>
+                <w:sz w:val="20"/>
+              </w:rPr>
+              <w:t>杂费类型、支付方式、租期配置和房间关联</w:t>
+            </w:r>
+          </w:p>
+        </w:tc>
+        <w:tc>
+          <w:tcPr>
+            <w:tcW w:type="dxa" w:w="1440"/>
+            <w:vAlign w:val="center"/>
+          </w:tcPr>
+          <w:p>
+            <w:pPr>
+              <w:jc w:val="left"/>
+            </w:pPr>
+            <w:r/>
+            <w:r>
+              <w:rPr>
+                <w:rFonts w:ascii="Microsoft YaHei" w:hAnsi="Microsoft YaHei" w:eastAsia="Microsoft YaHei"/>
+                <w:b w:val="0"/>
+                <w:color w:val="000000"/>
+                <w:sz w:val="20"/>
+              </w:rPr>
+              <w:t>部分实现</w:t>
+            </w:r>
+          </w:p>
+        </w:tc>
+      </w:tr>
+      <w:tr>
+        <w:tc>
+          <w:tcPr>
+            <w:tcW w:type="dxa" w:w="1080"/>
+            <w:vAlign w:val="center"/>
+          </w:tcPr>
+          <w:p>
+            <w:pPr>
+              <w:jc w:val="left"/>
+            </w:pPr>
+            <w:r/>
+            <w:r>
+              <w:rPr>
+                <w:rFonts w:ascii="Microsoft YaHei" w:hAnsi="Microsoft YaHei" w:eastAsia="Microsoft YaHei"/>
+                <w:b w:val="0"/>
+                <w:color w:val="000000"/>
+                <w:sz w:val="20"/>
+              </w:rPr>
+              <w:t>FM-15</w:t>
+            </w:r>
+          </w:p>
+        </w:tc>
+        <w:tc>
+          <w:tcPr>
+            <w:tcW w:type="dxa" w:w="2088"/>
+            <w:vAlign w:val="center"/>
+          </w:tcPr>
+          <w:p>
+            <w:pPr>
+              <w:jc w:val="left"/>
+            </w:pPr>
+            <w:r/>
+            <w:r>
+              <w:rPr>
+                <w:rFonts w:ascii="Microsoft YaHei" w:hAnsi="Microsoft YaHei" w:eastAsia="Microsoft YaHei"/>
+                <w:b w:val="0"/>
+                <w:color w:val="000000"/>
+                <w:sz w:val="20"/>
+              </w:rPr>
+              <w:t>图片上传与对象存储模块</w:t>
+            </w:r>
+          </w:p>
+        </w:tc>
+        <w:tc>
+          <w:tcPr>
+            <w:tcW w:type="dxa" w:w="1872"/>
+            <w:vAlign w:val="center"/>
+          </w:tcPr>
+          <w:p>
+            <w:pPr>
+              <w:jc w:val="left"/>
+            </w:pPr>
+            <w:r/>
+            <w:r>
+              <w:rPr>
+                <w:rFonts w:ascii="Microsoft YaHei" w:hAnsi="Microsoft YaHei" w:eastAsia="Microsoft YaHei"/>
+                <w:b w:val="0"/>
+                <w:color w:val="000000"/>
+                <w:sz w:val="20"/>
+              </w:rPr>
+              <w:t>运营管理员</w:t>
+            </w:r>
+          </w:p>
+        </w:tc>
+        <w:tc>
+          <w:tcPr>
+            <w:tcW w:type="dxa" w:w="4464"/>
+            <w:vAlign w:val="center"/>
+          </w:tcPr>
+          <w:p>
+            <w:pPr>
+              <w:jc w:val="left"/>
+            </w:pPr>
+            <w:r/>
+            <w:r>
+              <w:rPr>
+                <w:rFonts w:ascii="Microsoft YaHei" w:hAnsi="Microsoft YaHei" w:eastAsia="Microsoft YaHei"/>
+                <w:b w:val="0"/>
+                <w:color w:val="000000"/>
+                <w:sz w:val="20"/>
+              </w:rPr>
+              <w:t>房源图片、头像、MinIO 上传和 URL 管理</w:t>
+            </w:r>
+          </w:p>
+        </w:tc>
+        <w:tc>
+          <w:tcPr>
+            <w:tcW w:type="dxa" w:w="1440"/>
+            <w:vAlign w:val="center"/>
+          </w:tcPr>
+          <w:p>
+            <w:pPr>
+              <w:jc w:val="left"/>
+            </w:pPr>
+            <w:r/>
+            <w:r>
+              <w:rPr>
+                <w:rFonts w:ascii="Microsoft YaHei" w:hAnsi="Microsoft YaHei" w:eastAsia="Microsoft YaHei"/>
+                <w:b w:val="0"/>
+                <w:color w:val="000000"/>
+                <w:sz w:val="20"/>
+              </w:rPr>
+              <w:t>部分实现</w:t>
+            </w:r>
+          </w:p>
+        </w:tc>
+      </w:tr>
+      <w:tr>
+        <w:tc>
+          <w:tcPr>
+            <w:tcW w:type="dxa" w:w="1080"/>
+            <w:vAlign w:val="center"/>
+          </w:tcPr>
+          <w:p>
+            <w:pPr>
+              <w:jc w:val="left"/>
+            </w:pPr>
+            <w:r/>
+            <w:r>
+              <w:rPr>
+                <w:rFonts w:ascii="Microsoft YaHei" w:hAnsi="Microsoft YaHei" w:eastAsia="Microsoft YaHei"/>
+                <w:b w:val="0"/>
+                <w:color w:val="000000"/>
+                <w:sz w:val="20"/>
+              </w:rPr>
+              <w:t>FM-16</w:t>
+            </w:r>
+          </w:p>
+        </w:tc>
+        <w:tc>
+          <w:tcPr>
+            <w:tcW w:type="dxa" w:w="2088"/>
+            <w:vAlign w:val="center"/>
+          </w:tcPr>
+          <w:p>
+            <w:pPr>
+              <w:jc w:val="left"/>
+            </w:pPr>
+            <w:r/>
+            <w:r>
+              <w:rPr>
+                <w:rFonts w:ascii="Microsoft YaHei" w:hAnsi="Microsoft YaHei" w:eastAsia="Microsoft YaHei"/>
+                <w:b w:val="0"/>
+                <w:color w:val="000000"/>
+                <w:sz w:val="20"/>
+              </w:rPr>
+              <w:t>消息通知模块</w:t>
+            </w:r>
+          </w:p>
+        </w:tc>
+        <w:tc>
+          <w:tcPr>
+            <w:tcW w:type="dxa" w:w="1872"/>
+            <w:vAlign w:val="center"/>
+          </w:tcPr>
+          <w:p>
+            <w:pPr>
+              <w:jc w:val="left"/>
+            </w:pPr>
+            <w:r/>
+            <w:r>
+              <w:rPr>
+                <w:rFonts w:ascii="Microsoft YaHei" w:hAnsi="Microsoft YaHei" w:eastAsia="Microsoft YaHei"/>
+                <w:b w:val="0"/>
+                <w:color w:val="000000"/>
+                <w:sz w:val="20"/>
+              </w:rPr>
+              <w:t>租客/运营管理员</w:t>
+            </w:r>
+          </w:p>
+        </w:tc>
+        <w:tc>
+          <w:tcPr>
+            <w:tcW w:type="dxa" w:w="4464"/>
+            <w:vAlign w:val="center"/>
+          </w:tcPr>
+          <w:p>
+            <w:pPr>
+              <w:jc w:val="left"/>
+            </w:pPr>
+            <w:r/>
+            <w:r>
+              <w:rPr>
+                <w:rFonts w:ascii="Microsoft YaHei" w:hAnsi="Microsoft YaHei" w:eastAsia="Microsoft YaHei"/>
+                <w:b w:val="0"/>
+                <w:color w:val="000000"/>
+                <w:sz w:val="20"/>
+              </w:rPr>
+              <w:t>预约确认、租约状态和到期提醒通知</w:t>
+            </w:r>
+          </w:p>
+        </w:tc>
+        <w:tc>
+          <w:tcPr>
+            <w:tcW w:type="dxa" w:w="1440"/>
+            <w:vAlign w:val="center"/>
+          </w:tcPr>
+          <w:p>
+            <w:pPr>
+              <w:jc w:val="left"/>
+            </w:pPr>
+            <w:r/>
+            <w:r>
+              <w:rPr>
+                <w:rFonts w:ascii="Microsoft YaHei" w:hAnsi="Microsoft YaHei" w:eastAsia="Microsoft YaHei"/>
+                <w:b w:val="0"/>
+                <w:color w:val="000000"/>
+                <w:sz w:val="20"/>
+              </w:rPr>
+              <w:t>设计扩展</w:t>
+            </w:r>
+          </w:p>
+        </w:tc>
+      </w:tr>
+      <w:tr>
+        <w:tc>
+          <w:tcPr>
+            <w:tcW w:type="dxa" w:w="1080"/>
+            <w:vAlign w:val="center"/>
+          </w:tcPr>
+          <w:p>
+            <w:pPr>
+              <w:jc w:val="left"/>
+            </w:pPr>
+            <w:r/>
+            <w:r>
+              <w:rPr>
+                <w:rFonts w:ascii="Microsoft YaHei" w:hAnsi="Microsoft YaHei" w:eastAsia="Microsoft YaHei"/>
+                <w:b w:val="0"/>
+                <w:color w:val="000000"/>
+                <w:sz w:val="20"/>
+              </w:rPr>
+              <w:t>FM-17</w:t>
+            </w:r>
+          </w:p>
+        </w:tc>
+        <w:tc>
+          <w:tcPr>
+            <w:tcW w:type="dxa" w:w="2088"/>
+            <w:vAlign w:val="center"/>
+          </w:tcPr>
+          <w:p>
+            <w:pPr>
+              <w:jc w:val="left"/>
+            </w:pPr>
+            <w:r/>
+            <w:r>
+              <w:rPr>
+                <w:rFonts w:ascii="Microsoft YaHei" w:hAnsi="Microsoft YaHei" w:eastAsia="Microsoft YaHei"/>
+                <w:b w:val="0"/>
+                <w:color w:val="000000"/>
+                <w:sz w:val="20"/>
+              </w:rPr>
+              <w:t>数据统计分析模块</w:t>
+            </w:r>
+          </w:p>
+        </w:tc>
+        <w:tc>
+          <w:tcPr>
+            <w:tcW w:type="dxa" w:w="1872"/>
+            <w:vAlign w:val="center"/>
+          </w:tcPr>
+          <w:p>
+            <w:pPr>
+              <w:jc w:val="left"/>
+            </w:pPr>
+            <w:r/>
+            <w:r>
+              <w:rPr>
+                <w:rFonts w:ascii="Microsoft YaHei" w:hAnsi="Microsoft YaHei" w:eastAsia="Microsoft YaHei"/>
+                <w:b w:val="0"/>
+                <w:color w:val="000000"/>
+                <w:sz w:val="20"/>
+              </w:rPr>
+              <w:t>运营管理员</w:t>
+            </w:r>
+          </w:p>
+        </w:tc>
+        <w:tc>
+          <w:tcPr>
+            <w:tcW w:type="dxa" w:w="4464"/>
+            <w:vAlign w:val="center"/>
+          </w:tcPr>
+          <w:p>
+            <w:pPr>
+              <w:jc w:val="left"/>
+            </w:pPr>
+            <w:r/>
+            <w:r>
+              <w:rPr>
+                <w:rFonts w:ascii="Microsoft YaHei" w:hAnsi="Microsoft YaHei" w:eastAsia="Microsoft YaHei"/>
+                <w:b w:val="0"/>
+                <w:color w:val="000000"/>
+                <w:sz w:val="20"/>
+              </w:rPr>
+              <w:t>房源数量、空置率、预约量和租约状态统计</w:t>
+            </w:r>
+          </w:p>
+        </w:tc>
+        <w:tc>
+          <w:tcPr>
+            <w:tcW w:type="dxa" w:w="1440"/>
+            <w:vAlign w:val="center"/>
+          </w:tcPr>
+          <w:p>
+            <w:pPr>
+              <w:jc w:val="left"/>
+            </w:pPr>
+            <w:r/>
+            <w:r>
+              <w:rPr>
+                <w:rFonts w:ascii="Microsoft YaHei" w:hAnsi="Microsoft YaHei" w:eastAsia="Microsoft YaHei"/>
+                <w:b w:val="0"/>
+                <w:color w:val="000000"/>
+                <w:sz w:val="20"/>
+              </w:rPr>
+              <w:t>设计扩展</w:t>
+            </w:r>
+          </w:p>
+        </w:tc>
+      </w:tr>
+      <w:tr>
+        <w:tc>
+          <w:tcPr>
+            <w:tcW w:type="dxa" w:w="1080"/>
+            <w:vAlign w:val="center"/>
+          </w:tcPr>
+          <w:p>
+            <w:pPr>
+              <w:jc w:val="left"/>
+            </w:pPr>
+            <w:r/>
+            <w:r>
+              <w:rPr>
+                <w:rFonts w:ascii="Microsoft YaHei" w:hAnsi="Microsoft YaHei" w:eastAsia="Microsoft YaHei"/>
+                <w:b w:val="0"/>
+                <w:color w:val="000000"/>
+                <w:sz w:val="20"/>
+              </w:rPr>
+              <w:t>FM-18</w:t>
+            </w:r>
+          </w:p>
+        </w:tc>
+        <w:tc>
+          <w:tcPr>
+            <w:tcW w:type="dxa" w:w="2088"/>
+            <w:vAlign w:val="center"/>
+          </w:tcPr>
+          <w:p>
+            <w:pPr>
+              <w:jc w:val="left"/>
+            </w:pPr>
+            <w:r/>
+            <w:r>
+              <w:rPr>
+                <w:rFonts w:ascii="Microsoft YaHei" w:hAnsi="Microsoft YaHei" w:eastAsia="Microsoft YaHei"/>
+                <w:b w:val="0"/>
+                <w:color w:val="000000"/>
+                <w:sz w:val="20"/>
+              </w:rPr>
+              <w:t>系统配置与审计日志模块</w:t>
+            </w:r>
+          </w:p>
+        </w:tc>
+        <w:tc>
+          <w:tcPr>
+            <w:tcW w:type="dxa" w:w="1872"/>
+            <w:vAlign w:val="center"/>
+          </w:tcPr>
+          <w:p>
+            <w:pPr>
+              <w:jc w:val="left"/>
+            </w:pPr>
+            <w:r/>
+            <w:r>
+              <w:rPr>
+                <w:rFonts w:ascii="Microsoft YaHei" w:hAnsi="Microsoft YaHei" w:eastAsia="Microsoft YaHei"/>
+                <w:b w:val="0"/>
+                <w:color w:val="000000"/>
+                <w:sz w:val="20"/>
+              </w:rPr>
+              <w:t>系统管理员</w:t>
+            </w:r>
+          </w:p>
+        </w:tc>
+        <w:tc>
+          <w:tcPr>
+            <w:tcW w:type="dxa" w:w="4464"/>
+            <w:vAlign w:val="center"/>
+          </w:tcPr>
+          <w:p>
+            <w:pPr>
+              <w:jc w:val="left"/>
+            </w:pPr>
+            <w:r/>
+            <w:r>
+              <w:rPr>
+                <w:rFonts w:ascii="Microsoft YaHei" w:hAnsi="Microsoft YaHei" w:eastAsia="Microsoft YaHei"/>
+                <w:b w:val="0"/>
+                <w:color w:val="000000"/>
+                <w:sz w:val="20"/>
+              </w:rPr>
+              <w:t>系统配置、操作日志、异常日志和审计追踪</w:t>
+            </w:r>
+          </w:p>
+        </w:tc>
+        <w:tc>
+          <w:tcPr>
+            <w:tcW w:type="dxa" w:w="1440"/>
+            <w:vAlign w:val="center"/>
+          </w:tcPr>
+          <w:p>
+            <w:pPr>
+              <w:jc w:val="left"/>
+            </w:pPr>
+            <w:r/>
+            <w:r>
+              <w:rPr>
+                <w:rFonts w:ascii="Microsoft YaHei" w:hAnsi="Microsoft YaHei" w:eastAsia="Microsoft YaHei"/>
+                <w:b w:val="0"/>
+                <w:color w:val="000000"/>
+                <w:sz w:val="20"/>
+              </w:rPr>
+              <w:t>设计扩展</w:t>
+            </w:r>
+          </w:p>
+        </w:tc>
+      </w:tr>
+    </w:tbl>
+    <w:p/>
     <w:p>
       <w:pPr>
         <w:pStyle w:val="Heading2"/>
@@ -6926,9 +10273,298 @@
         <w:pStyle w:val="Heading2"/>
       </w:pPr>
       <w:r>
-        <w:t>5.4 实现效果说明</w:t>
+        <w:t>5.4 编码实现范围说明</w:t>
       </w:r>
     </w:p>
+    <w:p>
+      <w:pPr>
+        <w:jc w:val="both"/>
+      </w:pPr>
+      <w:r>
+        <w:rPr>
+          <w:rFonts w:ascii="Microsoft YaHei" w:hAnsi="Microsoft YaHei" w:eastAsia="Microsoft YaHei"/>
+          <w:sz w:val="22"/>
+        </w:rPr>
+        <w:t>根据实际代码、接口、页面和数据表支撑情况，本项目将功能模块分为已实现、部分实现和设计扩展三类。已实现模块覆盖系统主要业务闭环：用户登录、区域筛选、房源搜索、查看详情、预约看房、租约管理、后台公寓/房间维护、用户岗位与角色菜单权限管理；部分实现模块具备基础接口或数据支撑，但可在后续迭代中继续完善页面细节、业务规则和异常处理；设计扩展模块保留在报告中作为产品后续演进方向。</w:t>
+      </w:r>
+    </w:p>
+    <w:tbl>
+      <w:tblPr>
+        <w:tblStyle w:val="TableGrid"/>
+        <w:tblW w:type="auto" w:w="0"/>
+        <w:jc w:val="center"/>
+        <w:tblLook w:firstColumn="1" w:firstRow="1" w:lastColumn="0" w:lastRow="0" w:noHBand="0" w:noVBand="1" w:val="04A0"/>
+      </w:tblPr>
+      <w:tblGrid>
+        <w:gridCol w:w="3120"/>
+        <w:gridCol w:w="3120"/>
+        <w:gridCol w:w="3120"/>
+      </w:tblGrid>
+      <w:tr>
+        <w:tc>
+          <w:tcPr>
+            <w:tcW w:type="dxa" w:w="1872"/>
+            <w:vAlign w:val="center"/>
+            <w:shd w:fill="F2F4F7"/>
+          </w:tcPr>
+          <w:p>
+            <w:pPr>
+              <w:jc w:val="left"/>
+            </w:pPr>
+            <w:r/>
+            <w:r>
+              <w:rPr>
+                <w:rFonts w:ascii="Microsoft YaHei" w:hAnsi="Microsoft YaHei" w:eastAsia="Microsoft YaHei"/>
+                <w:b/>
+                <w:color w:val="0B2545"/>
+                <w:sz w:val="20"/>
+              </w:rPr>
+              <w:t>范围</w:t>
+            </w:r>
+          </w:p>
+        </w:tc>
+        <w:tc>
+          <w:tcPr>
+            <w:tcW w:type="dxa" w:w="1728"/>
+            <w:vAlign w:val="center"/>
+            <w:shd w:fill="F2F4F7"/>
+          </w:tcPr>
+          <w:p>
+            <w:pPr>
+              <w:jc w:val="left"/>
+            </w:pPr>
+            <w:r/>
+            <w:r>
+              <w:rPr>
+                <w:rFonts w:ascii="Microsoft YaHei" w:hAnsi="Microsoft YaHei" w:eastAsia="Microsoft YaHei"/>
+                <w:b/>
+                <w:color w:val="0B2545"/>
+                <w:sz w:val="20"/>
+              </w:rPr>
+              <w:t>模块数量</w:t>
+            </w:r>
+          </w:p>
+        </w:tc>
+        <w:tc>
+          <w:tcPr>
+            <w:tcW w:type="dxa" w:w="6624"/>
+            <w:vAlign w:val="center"/>
+            <w:shd w:fill="F2F4F7"/>
+          </w:tcPr>
+          <w:p>
+            <w:pPr>
+              <w:jc w:val="left"/>
+            </w:pPr>
+            <w:r/>
+            <w:r>
+              <w:rPr>
+                <w:rFonts w:ascii="Microsoft YaHei" w:hAnsi="Microsoft YaHei" w:eastAsia="Microsoft YaHei"/>
+                <w:b/>
+                <w:color w:val="0B2545"/>
+                <w:sz w:val="20"/>
+              </w:rPr>
+              <w:t>模块</w:t>
+            </w:r>
+          </w:p>
+        </w:tc>
+      </w:tr>
+      <w:tr>
+        <w:tc>
+          <w:tcPr>
+            <w:tcW w:type="dxa" w:w="1872"/>
+            <w:vAlign w:val="center"/>
+          </w:tcPr>
+          <w:p>
+            <w:pPr>
+              <w:jc w:val="left"/>
+            </w:pPr>
+            <w:r/>
+            <w:r>
+              <w:rPr>
+                <w:rFonts w:ascii="Microsoft YaHei" w:hAnsi="Microsoft YaHei" w:eastAsia="Microsoft YaHei"/>
+                <w:b w:val="0"/>
+                <w:color w:val="000000"/>
+                <w:sz w:val="20"/>
+              </w:rPr>
+              <w:t>已实现</w:t>
+            </w:r>
+          </w:p>
+        </w:tc>
+        <w:tc>
+          <w:tcPr>
+            <w:tcW w:type="dxa" w:w="1728"/>
+            <w:vAlign w:val="center"/>
+          </w:tcPr>
+          <w:p>
+            <w:pPr>
+              <w:jc w:val="left"/>
+            </w:pPr>
+            <w:r/>
+            <w:r>
+              <w:rPr>
+                <w:rFonts w:ascii="Microsoft YaHei" w:hAnsi="Microsoft YaHei" w:eastAsia="Microsoft YaHei"/>
+                <w:b w:val="0"/>
+                <w:color w:val="000000"/>
+                <w:sz w:val="20"/>
+              </w:rPr>
+              <w:t>12 个</w:t>
+            </w:r>
+          </w:p>
+        </w:tc>
+        <w:tc>
+          <w:tcPr>
+            <w:tcW w:type="dxa" w:w="6624"/>
+            <w:vAlign w:val="center"/>
+          </w:tcPr>
+          <w:p>
+            <w:pPr>
+              <w:jc w:val="left"/>
+            </w:pPr>
+            <w:r/>
+            <w:r>
+              <w:rPr>
+                <w:rFonts w:ascii="Microsoft YaHei" w:hAnsi="Microsoft YaHei" w:eastAsia="Microsoft YaHei"/>
+                <w:b w:val="0"/>
+                <w:color w:val="000000"/>
+                <w:sz w:val="20"/>
+              </w:rPr>
+              <w:t>登录认证、区域数据、公寓管理、房间管理、房源搜索、房间详情、预约看房、租约管理、浏览历史、用户管理、岗位管理、角色菜单权限</w:t>
+            </w:r>
+          </w:p>
+        </w:tc>
+      </w:tr>
+      <w:tr>
+        <w:tc>
+          <w:tcPr>
+            <w:tcW w:type="dxa" w:w="1872"/>
+            <w:vAlign w:val="center"/>
+          </w:tcPr>
+          <w:p>
+            <w:pPr>
+              <w:jc w:val="left"/>
+            </w:pPr>
+            <w:r/>
+            <w:r>
+              <w:rPr>
+                <w:rFonts w:ascii="Microsoft YaHei" w:hAnsi="Microsoft YaHei" w:eastAsia="Microsoft YaHei"/>
+                <w:b w:val="0"/>
+                <w:color w:val="000000"/>
+                <w:sz w:val="20"/>
+              </w:rPr>
+              <w:t>部分实现</w:t>
+            </w:r>
+          </w:p>
+        </w:tc>
+        <w:tc>
+          <w:tcPr>
+            <w:tcW w:type="dxa" w:w="1728"/>
+            <w:vAlign w:val="center"/>
+          </w:tcPr>
+          <w:p>
+            <w:pPr>
+              <w:jc w:val="left"/>
+            </w:pPr>
+            <w:r/>
+            <w:r>
+              <w:rPr>
+                <w:rFonts w:ascii="Microsoft YaHei" w:hAnsi="Microsoft YaHei" w:eastAsia="Microsoft YaHei"/>
+                <w:b w:val="0"/>
+                <w:color w:val="000000"/>
+                <w:sz w:val="20"/>
+              </w:rPr>
+              <w:t>3 个</w:t>
+            </w:r>
+          </w:p>
+        </w:tc>
+        <w:tc>
+          <w:tcPr>
+            <w:tcW w:type="dxa" w:w="6624"/>
+            <w:vAlign w:val="center"/>
+          </w:tcPr>
+          <w:p>
+            <w:pPr>
+              <w:jc w:val="left"/>
+            </w:pPr>
+            <w:r/>
+            <w:r>
+              <w:rPr>
+                <w:rFonts w:ascii="Microsoft YaHei" w:hAnsi="Microsoft YaHei" w:eastAsia="Microsoft YaHei"/>
+                <w:b w:val="0"/>
+                <w:color w:val="000000"/>
+                <w:sz w:val="20"/>
+              </w:rPr>
+              <w:t>属性管理、费用/支付/租期配置、图片上传与对象存储</w:t>
+            </w:r>
+          </w:p>
+        </w:tc>
+      </w:tr>
+      <w:tr>
+        <w:tc>
+          <w:tcPr>
+            <w:tcW w:type="dxa" w:w="1872"/>
+            <w:vAlign w:val="center"/>
+          </w:tcPr>
+          <w:p>
+            <w:pPr>
+              <w:jc w:val="left"/>
+            </w:pPr>
+            <w:r/>
+            <w:r>
+              <w:rPr>
+                <w:rFonts w:ascii="Microsoft YaHei" w:hAnsi="Microsoft YaHei" w:eastAsia="Microsoft YaHei"/>
+                <w:b w:val="0"/>
+                <w:color w:val="000000"/>
+                <w:sz w:val="20"/>
+              </w:rPr>
+              <w:t>设计扩展</w:t>
+            </w:r>
+          </w:p>
+        </w:tc>
+        <w:tc>
+          <w:tcPr>
+            <w:tcW w:type="dxa" w:w="1728"/>
+            <w:vAlign w:val="center"/>
+          </w:tcPr>
+          <w:p>
+            <w:pPr>
+              <w:jc w:val="left"/>
+            </w:pPr>
+            <w:r/>
+            <w:r>
+              <w:rPr>
+                <w:rFonts w:ascii="Microsoft YaHei" w:hAnsi="Microsoft YaHei" w:eastAsia="Microsoft YaHei"/>
+                <w:b w:val="0"/>
+                <w:color w:val="000000"/>
+                <w:sz w:val="20"/>
+              </w:rPr>
+              <w:t>3 个</w:t>
+            </w:r>
+          </w:p>
+        </w:tc>
+        <w:tc>
+          <w:tcPr>
+            <w:tcW w:type="dxa" w:w="6624"/>
+            <w:vAlign w:val="center"/>
+          </w:tcPr>
+          <w:p>
+            <w:pPr>
+              <w:jc w:val="left"/>
+            </w:pPr>
+            <w:r/>
+            <w:r>
+              <w:rPr>
+                <w:rFonts w:ascii="Microsoft YaHei" w:hAnsi="Microsoft YaHei" w:eastAsia="Microsoft YaHei"/>
+                <w:b w:val="0"/>
+                <w:color w:val="000000"/>
+                <w:sz w:val="20"/>
+              </w:rPr>
+              <w:t>消息通知、数据统计分析、系统配置与审计日志</w:t>
+            </w:r>
+          </w:p>
+        </w:tc>
+      </w:tr>
+    </w:tbl>
+    <w:p/>
     <w:p>
       <w:pPr>
         <w:jc w:val="both"/>
@@ -12092,6 +15728,136 @@
                 <w:color w:val="000000"/>
                 <w:sz w:val="20"/>
               </w:rPr>
+              <w:t>实际功能模块设计</w:t>
+            </w:r>
+          </w:p>
+        </w:tc>
+        <w:tc>
+          <w:tcPr>
+            <w:tcW w:type="dxa" w:w="2592"/>
+            <w:vAlign w:val="center"/>
+          </w:tcPr>
+          <w:p>
+            <w:pPr>
+              <w:jc w:val="left"/>
+            </w:pPr>
+            <w:r/>
+            <w:r>
+              <w:rPr>
+                <w:rFonts w:ascii="Microsoft YaHei" w:hAnsi="Microsoft YaHei" w:eastAsia="Microsoft YaHei"/>
+                <w:b w:val="0"/>
+                <w:color w:val="000000"/>
+                <w:sz w:val="20"/>
+              </w:rPr>
+              <w:t>第 3.5 节、第 4.2.1 节</w:t>
+            </w:r>
+          </w:p>
+        </w:tc>
+        <w:tc>
+          <w:tcPr>
+            <w:tcW w:type="dxa" w:w="4752"/>
+            <w:vAlign w:val="center"/>
+          </w:tcPr>
+          <w:p>
+            <w:pPr>
+              <w:jc w:val="left"/>
+            </w:pPr>
+            <w:r/>
+            <w:r>
+              <w:rPr>
+                <w:rFonts w:ascii="Microsoft YaHei" w:hAnsi="Microsoft YaHei" w:eastAsia="Microsoft YaHei"/>
+                <w:b w:val="0"/>
+                <w:color w:val="000000"/>
+                <w:sz w:val="20"/>
+              </w:rPr>
+              <w:t>按真实接口、页面、数据表和业务闭环列出功能模块、面向角色、设计说明和实现状态。</w:t>
+            </w:r>
+          </w:p>
+        </w:tc>
+      </w:tr>
+      <w:tr>
+        <w:tc>
+          <w:tcPr>
+            <w:tcW w:type="dxa" w:w="2592"/>
+            <w:vAlign w:val="center"/>
+          </w:tcPr>
+          <w:p>
+            <w:pPr>
+              <w:jc w:val="left"/>
+            </w:pPr>
+            <w:r/>
+            <w:r>
+              <w:rPr>
+                <w:rFonts w:ascii="Microsoft YaHei" w:hAnsi="Microsoft YaHei" w:eastAsia="Microsoft YaHei"/>
+                <w:b w:val="0"/>
+                <w:color w:val="000000"/>
+                <w:sz w:val="20"/>
+              </w:rPr>
+              <w:t>编码实现范围说明</w:t>
+            </w:r>
+          </w:p>
+        </w:tc>
+        <w:tc>
+          <w:tcPr>
+            <w:tcW w:type="dxa" w:w="2592"/>
+            <w:vAlign w:val="center"/>
+          </w:tcPr>
+          <w:p>
+            <w:pPr>
+              <w:jc w:val="left"/>
+            </w:pPr>
+            <w:r/>
+            <w:r>
+              <w:rPr>
+                <w:rFonts w:ascii="Microsoft YaHei" w:hAnsi="Microsoft YaHei" w:eastAsia="Microsoft YaHei"/>
+                <w:b w:val="0"/>
+                <w:color w:val="000000"/>
+                <w:sz w:val="20"/>
+              </w:rPr>
+              <w:t>第 5.4 节</w:t>
+            </w:r>
+          </w:p>
+        </w:tc>
+        <w:tc>
+          <w:tcPr>
+            <w:tcW w:type="dxa" w:w="4752"/>
+            <w:vAlign w:val="center"/>
+          </w:tcPr>
+          <w:p>
+            <w:pPr>
+              <w:jc w:val="left"/>
+            </w:pPr>
+            <w:r/>
+            <w:r>
+              <w:rPr>
+                <w:rFonts w:ascii="Microsoft YaHei" w:hAnsi="Microsoft YaHei" w:eastAsia="Microsoft YaHei"/>
+                <w:b w:val="0"/>
+                <w:color w:val="000000"/>
+                <w:sz w:val="20"/>
+              </w:rPr>
+              <w:t>按实际完成情况说明已实现、部分实现和设计扩展模块。</w:t>
+            </w:r>
+          </w:p>
+        </w:tc>
+      </w:tr>
+      <w:tr>
+        <w:tc>
+          <w:tcPr>
+            <w:tcW w:type="dxa" w:w="2592"/>
+            <w:vAlign w:val="center"/>
+          </w:tcPr>
+          <w:p>
+            <w:pPr>
+              <w:jc w:val="left"/>
+            </w:pPr>
+            <w:r/>
+            <w:r>
+              <w:rPr>
+                <w:rFonts w:ascii="Microsoft YaHei" w:hAnsi="Microsoft YaHei" w:eastAsia="Microsoft YaHei"/>
+                <w:b w:val="0"/>
+                <w:color w:val="000000"/>
+                <w:sz w:val="20"/>
+              </w:rPr>
               <w:t>编码实现</w:t>
             </w:r>
           </w:p>
@@ -12134,7 +15900,7 @@
                 <w:color w:val="000000"/>
                 <w:sz w:val="20"/>
               </w:rPr>
-              <w:t>说明后端、前端、本地部署和实现效果截图位置。</w:t>
+              <w:t>说明后端、前端、本地部署、实现范围和实现效果截图位置。</w:t>
             </w:r>
           </w:p>
         </w:tc>

--- a/房屋租赁系统软件工程大作业报告.docx
+++ b/房屋租赁系统软件工程大作业报告.docx
@@ -9330,9 +9330,9 @@
       <w:r>
         <w:drawing>
           <wp:inline distT="0" distB="0" distL="114300" distR="114300">
-            <wp:extent cx="5669280" cy="3543300"/>
-            <wp:effectExtent l="0" t="0" r="7620" b="0"/>
-            <wp:docPr id="15" name="Picture 15"/>
+            <wp:extent cx="3251200" cy="7030720"/>
+            <wp:effectExtent l="0" t="0" r="0" b="5080"/>
+            <wp:docPr id="10" name="图片 1"/>
             <wp:cNvGraphicFramePr>
               <a:graphicFrameLocks xmlns:a="http://schemas.openxmlformats.org/drawingml/2006/main" noChangeAspect="1"/>
             </wp:cNvGraphicFramePr>
@@ -9340,7 +9340,7 @@
               <a:graphicData uri="http://schemas.openxmlformats.org/drawingml/2006/picture">
                 <pic:pic xmlns:pic="http://schemas.openxmlformats.org/drawingml/2006/picture">
                   <pic:nvPicPr>
-                    <pic:cNvPr id="15" name="Picture 15"/>
+                    <pic:cNvPr id="10" name="图片 1"/>
                     <pic:cNvPicPr>
                       <a:picLocks noChangeAspect="1"/>
                     </pic:cNvPicPr>
@@ -9354,11 +9354,15 @@
                   <pic:spPr>
                     <a:xfrm>
                       <a:off x="0" y="0"/>
-                      <a:ext cx="5669280" cy="3543300"/>
+                      <a:ext cx="3251200" cy="7030720"/>
                     </a:xfrm>
                     <a:prstGeom prst="rect">
                       <a:avLst/>
                     </a:prstGeom>
+                    <a:noFill/>
+                    <a:ln>
+                      <a:noFill/>
+                    </a:ln>
                   </pic:spPr>
                 </pic:pic>
               </a:graphicData>
@@ -9385,8 +9389,6 @@
       <w:r>
         <w:br w:type="page"/>
       </w:r>
-      <w:bookmarkStart w:id="0" w:name="_GoBack"/>
-      <w:bookmarkEnd w:id="0"/>
     </w:p>
     <w:p>
       <w:pPr>
@@ -9395,9 +9397,9 @@
       <w:r>
         <w:drawing>
           <wp:inline distT="0" distB="0" distL="114300" distR="114300">
-            <wp:extent cx="5669280" cy="3543300"/>
-            <wp:effectExtent l="0" t="0" r="7620" b="0"/>
-            <wp:docPr id="16" name="Picture 16"/>
+            <wp:extent cx="3632200" cy="7854950"/>
+            <wp:effectExtent l="0" t="0" r="0" b="6350"/>
+            <wp:docPr id="11" name="图片 2"/>
             <wp:cNvGraphicFramePr>
               <a:graphicFrameLocks xmlns:a="http://schemas.openxmlformats.org/drawingml/2006/main" noChangeAspect="1"/>
             </wp:cNvGraphicFramePr>
@@ -9405,7 +9407,7 @@
               <a:graphicData uri="http://schemas.openxmlformats.org/drawingml/2006/picture">
                 <pic:pic xmlns:pic="http://schemas.openxmlformats.org/drawingml/2006/picture">
                   <pic:nvPicPr>
-                    <pic:cNvPr id="16" name="Picture 16"/>
+                    <pic:cNvPr id="11" name="图片 2"/>
                     <pic:cNvPicPr>
                       <a:picLocks noChangeAspect="1"/>
                     </pic:cNvPicPr>
@@ -9419,11 +9421,15 @@
                   <pic:spPr>
                     <a:xfrm>
                       <a:off x="0" y="0"/>
-                      <a:ext cx="5669280" cy="3543300"/>
+                      <a:ext cx="3632200" cy="7854950"/>
                     </a:xfrm>
                     <a:prstGeom prst="rect">
                       <a:avLst/>
                     </a:prstGeom>
+                    <a:noFill/>
+                    <a:ln>
+                      <a:noFill/>
+                    </a:ln>
                   </pic:spPr>
                 </pic:pic>
               </a:graphicData>
@@ -9458,9 +9464,9 @@
       <w:r>
         <w:drawing>
           <wp:inline distT="0" distB="0" distL="114300" distR="114300">
-            <wp:extent cx="5669280" cy="3543300"/>
-            <wp:effectExtent l="0" t="0" r="7620" b="0"/>
-            <wp:docPr id="17" name="Picture 17"/>
+            <wp:extent cx="3632200" cy="7854950"/>
+            <wp:effectExtent l="0" t="0" r="0" b="6350"/>
+            <wp:docPr id="13" name="图片 4"/>
             <wp:cNvGraphicFramePr>
               <a:graphicFrameLocks xmlns:a="http://schemas.openxmlformats.org/drawingml/2006/main" noChangeAspect="1"/>
             </wp:cNvGraphicFramePr>
@@ -9468,7 +9474,7 @@
               <a:graphicData uri="http://schemas.openxmlformats.org/drawingml/2006/picture">
                 <pic:pic xmlns:pic="http://schemas.openxmlformats.org/drawingml/2006/picture">
                   <pic:nvPicPr>
-                    <pic:cNvPr id="17" name="Picture 17"/>
+                    <pic:cNvPr id="13" name="图片 4"/>
                     <pic:cNvPicPr>
                       <a:picLocks noChangeAspect="1"/>
                     </pic:cNvPicPr>
@@ -9482,11 +9488,15 @@
                   <pic:spPr>
                     <a:xfrm>
                       <a:off x="0" y="0"/>
-                      <a:ext cx="5669280" cy="3543300"/>
+                      <a:ext cx="3632200" cy="7854950"/>
                     </a:xfrm>
                     <a:prstGeom prst="rect">
                       <a:avLst/>
                     </a:prstGeom>
+                    <a:noFill/>
+                    <a:ln>
+                      <a:noFill/>
+                    </a:ln>
                   </pic:spPr>
                 </pic:pic>
               </a:graphicData>
@@ -9521,9 +9531,9 @@
       <w:r>
         <w:drawing>
           <wp:inline distT="0" distB="0" distL="114300" distR="114300">
-            <wp:extent cx="5669280" cy="3543300"/>
-            <wp:effectExtent l="0" t="0" r="7620" b="0"/>
-            <wp:docPr id="18" name="Picture 18"/>
+            <wp:extent cx="3632200" cy="7854950"/>
+            <wp:effectExtent l="0" t="0" r="0" b="6350"/>
+            <wp:docPr id="15" name="图片 6"/>
             <wp:cNvGraphicFramePr>
               <a:graphicFrameLocks xmlns:a="http://schemas.openxmlformats.org/drawingml/2006/main" noChangeAspect="1"/>
             </wp:cNvGraphicFramePr>
@@ -9531,7 +9541,7 @@
               <a:graphicData uri="http://schemas.openxmlformats.org/drawingml/2006/picture">
                 <pic:pic xmlns:pic="http://schemas.openxmlformats.org/drawingml/2006/picture">
                   <pic:nvPicPr>
-                    <pic:cNvPr id="18" name="Picture 18"/>
+                    <pic:cNvPr id="15" name="图片 6"/>
                     <pic:cNvPicPr>
                       <a:picLocks noChangeAspect="1"/>
                     </pic:cNvPicPr>
@@ -9545,11 +9555,15 @@
                   <pic:spPr>
                     <a:xfrm>
                       <a:off x="0" y="0"/>
-                      <a:ext cx="5669280" cy="3543300"/>
+                      <a:ext cx="3632200" cy="7854950"/>
                     </a:xfrm>
                     <a:prstGeom prst="rect">
                       <a:avLst/>
                     </a:prstGeom>
+                    <a:noFill/>
+                    <a:ln>
+                      <a:noFill/>
+                    </a:ln>
                   </pic:spPr>
                 </pic:pic>
               </a:graphicData>
@@ -9569,7 +9583,26 @@
           <w:color w:val="000000"/>
           <w:sz w:val="20"/>
         </w:rPr>
-        <w:t>图 4-12 H5 租客端：我的预约截图占位</w:t>
+        <w:t>图 4-12 H5 租客端：我的</w:t>
+      </w:r>
+      <w:r>
+        <w:rPr>
+          <w:rFonts w:hint="eastAsia"/>
+          <w:b/>
+          <w:color w:val="000000"/>
+          <w:sz w:val="20"/>
+          <w:lang w:val="en-US" w:eastAsia="zh-CN"/>
+        </w:rPr>
+        <w:t>房间</w:t>
+      </w:r>
+      <w:r>
+        <w:rPr>
+          <w:rFonts w:hint="eastAsia" w:ascii="微软雅黑" w:hAnsi="微软雅黑" w:eastAsia="微软雅黑"/>
+          <w:b/>
+          <w:color w:val="000000"/>
+          <w:sz w:val="20"/>
+        </w:rPr>
+        <w:t>截图占位</w:t>
       </w:r>
     </w:p>
     <w:p>
@@ -9584,9 +9617,9 @@
       <w:r>
         <w:drawing>
           <wp:inline distT="0" distB="0" distL="114300" distR="114300">
-            <wp:extent cx="5669280" cy="3543300"/>
-            <wp:effectExtent l="0" t="0" r="7620" b="0"/>
-            <wp:docPr id="19" name="Picture 19"/>
+            <wp:extent cx="3632200" cy="7854950"/>
+            <wp:effectExtent l="0" t="0" r="0" b="6350"/>
+            <wp:docPr id="14" name="图片 5"/>
             <wp:cNvGraphicFramePr>
               <a:graphicFrameLocks xmlns:a="http://schemas.openxmlformats.org/drawingml/2006/main" noChangeAspect="1"/>
             </wp:cNvGraphicFramePr>
@@ -9594,7 +9627,7 @@
               <a:graphicData uri="http://schemas.openxmlformats.org/drawingml/2006/picture">
                 <pic:pic xmlns:pic="http://schemas.openxmlformats.org/drawingml/2006/picture">
                   <pic:nvPicPr>
-                    <pic:cNvPr id="19" name="Picture 19"/>
+                    <pic:cNvPr id="14" name="图片 5"/>
                     <pic:cNvPicPr>
                       <a:picLocks noChangeAspect="1"/>
                     </pic:cNvPicPr>
@@ -9608,11 +9641,15 @@
                   <pic:spPr>
                     <a:xfrm>
                       <a:off x="0" y="0"/>
-                      <a:ext cx="5669280" cy="3543300"/>
+                      <a:ext cx="3632200" cy="7854950"/>
                     </a:xfrm>
                     <a:prstGeom prst="rect">
                       <a:avLst/>
                     </a:prstGeom>
+                    <a:noFill/>
+                    <a:ln>
+                      <a:noFill/>
+                    </a:ln>
                   </pic:spPr>
                 </pic:pic>
               </a:graphicData>
@@ -9715,7 +9752,16 @@
           <w:rFonts w:hint="eastAsia" w:ascii="微软雅黑" w:hAnsi="微软雅黑" w:eastAsia="微软雅黑"/>
           <w:sz w:val="22"/>
         </w:rPr>
-        <w:t>本地开发环境中，Docker Compose 提供 MySQL、Redis 和 MinIO。后端 web-admin 运行在 8080，web-app 运行在 8081，前端通过开发服务器或构建后的静态资源访问后端 API。部署时可使用 Nginx 承载前端静态资源并反向代理后端接口，数据库与对象存储部署在受控网络内。</w:t>
+        <w:t>本地开</w:t>
+      </w:r>
+      <w:bookmarkStart w:id="0" w:name="_GoBack"/>
+      <w:bookmarkEnd w:id="0"/>
+      <w:r>
+        <w:rPr>
+          <w:rFonts w:hint="eastAsia" w:ascii="微软雅黑" w:hAnsi="微软雅黑" w:eastAsia="微软雅黑"/>
+          <w:sz w:val="22"/>
+        </w:rPr>
+        <w:t>发环境中，Docker Compose 提供 MySQL、Redis 和 MinIO。后端 web-admin 运行在 8080，web-app 运行在 8081，前端通过开发服务器或构建后的静态资源访问后端 API。部署时可使用 Nginx 承载前端静态资源并反向代理后端接口，数据库与对象存储部署在受控网络内。</w:t>
       </w:r>
     </w:p>
     <w:p>
@@ -16108,12 +16154,6 @@
             <w:insideH w:val="single" w:color="auto" w:sz="4" w:space="0"/>
             <w:insideV w:val="single" w:color="auto" w:sz="4" w:space="0"/>
           </w:tblBorders>
-          <w:tblCellMar>
-            <w:top w:w="0" w:type="dxa"/>
-            <w:left w:w="108" w:type="dxa"/>
-            <w:bottom w:w="0" w:type="dxa"/>
-            <w:right w:w="108" w:type="dxa"/>
-          </w:tblCellMar>
         </w:tblPrEx>
         <w:trPr>
           <w:jc w:val="center"/>
@@ -19674,12 +19714,6 @@
             <w:insideH w:val="single" w:color="auto" w:sz="4" w:space="0"/>
             <w:insideV w:val="single" w:color="auto" w:sz="4" w:space="0"/>
           </w:tblBorders>
-          <w:tblCellMar>
-            <w:top w:w="0" w:type="dxa"/>
-            <w:left w:w="108" w:type="dxa"/>
-            <w:bottom w:w="0" w:type="dxa"/>
-            <w:right w:w="108" w:type="dxa"/>
-          </w:tblCellMar>
         </w:tblPrEx>
         <w:trPr>
           <w:jc w:val="center"/>
@@ -21250,6 +21284,12 @@
             <w:insideH w:val="single" w:color="auto" w:sz="4" w:space="0"/>
             <w:insideV w:val="single" w:color="auto" w:sz="4" w:space="0"/>
           </w:tblBorders>
+          <w:tblCellMar>
+            <w:top w:w="0" w:type="dxa"/>
+            <w:left w:w="108" w:type="dxa"/>
+            <w:bottom w:w="0" w:type="dxa"/>
+            <w:right w:w="108" w:type="dxa"/>
+          </w:tblCellMar>
         </w:tblPrEx>
         <w:trPr>
           <w:jc w:val="center"/>
@@ -22734,6 +22774,12 @@
             <w:insideH w:val="single" w:color="auto" w:sz="4" w:space="0"/>
             <w:insideV w:val="single" w:color="auto" w:sz="4" w:space="0"/>
           </w:tblBorders>
+          <w:tblCellMar>
+            <w:top w:w="0" w:type="dxa"/>
+            <w:left w:w="108" w:type="dxa"/>
+            <w:bottom w:w="0" w:type="dxa"/>
+            <w:right w:w="108" w:type="dxa"/>
+          </w:tblCellMar>
         </w:tblPrEx>
         <w:trPr>
           <w:jc w:val="center"/>
@@ -23622,12 +23668,6 @@
             <w:insideH w:val="single" w:color="auto" w:sz="4" w:space="0"/>
             <w:insideV w:val="single" w:color="auto" w:sz="4" w:space="0"/>
           </w:tblBorders>
-          <w:tblCellMar>
-            <w:top w:w="0" w:type="dxa"/>
-            <w:left w:w="108" w:type="dxa"/>
-            <w:bottom w:w="0" w:type="dxa"/>
-            <w:right w:w="108" w:type="dxa"/>
-          </w:tblCellMar>
         </w:tblPrEx>
         <w:trPr>
           <w:jc w:val="center"/>
@@ -24518,7 +24558,7 @@
     <w:lsdException w:uiPriority="99" w:name="Closing"/>
     <w:lsdException w:uiPriority="99" w:name="Signature"/>
     <w:lsdException w:uiPriority="1" w:name="Default Paragraph Font"/>
-    <w:lsdException w:uiPriority="99" w:semiHidden="0" w:name="Body Text"/>
+    <w:lsdException w:qFormat="1" w:uiPriority="99" w:semiHidden="0" w:name="Body Text"/>
     <w:lsdException w:uiPriority="99" w:name="Body Text Indent"/>
     <w:lsdException w:uiPriority="99" w:semiHidden="0" w:name="List Continue"/>
     <w:lsdException w:uiPriority="99" w:semiHidden="0" w:name="List Continue 2"/>
@@ -24533,7 +24573,7 @@
     <w:lsdException w:uiPriority="99" w:name="Body Text First Indent 2"/>
     <w:lsdException w:uiPriority="99" w:name="Note Heading"/>
     <w:lsdException w:uiPriority="99" w:semiHidden="0" w:name="Body Text 2"/>
-    <w:lsdException w:uiPriority="99" w:semiHidden="0" w:name="Body Text 3"/>
+    <w:lsdException w:qFormat="1" w:uiPriority="99" w:semiHidden="0" w:name="Body Text 3"/>
     <w:lsdException w:uiPriority="99" w:name="Body Text Indent 2"/>
     <w:lsdException w:uiPriority="99" w:name="Body Text Indent 3"/>
     <w:lsdException w:uiPriority="99" w:name="Block Text"/>
@@ -24606,101 +24646,101 @@
     <w:lsdException w:unhideWhenUsed="0" w:uiPriority="60" w:semiHidden="0" w:name="Light Shading"/>
     <w:lsdException w:unhideWhenUsed="0" w:uiPriority="61" w:semiHidden="0" w:name="Light List"/>
     <w:lsdException w:unhideWhenUsed="0" w:uiPriority="62" w:semiHidden="0" w:name="Light Grid"/>
-    <w:lsdException w:unhideWhenUsed="0" w:uiPriority="63" w:semiHidden="0" w:name="Medium Shading 1"/>
-    <w:lsdException w:unhideWhenUsed="0" w:uiPriority="64" w:semiHidden="0" w:name="Medium Shading 2"/>
-    <w:lsdException w:unhideWhenUsed="0" w:uiPriority="65" w:semiHidden="0" w:name="Medium List 1"/>
-    <w:lsdException w:unhideWhenUsed="0" w:uiPriority="66" w:semiHidden="0" w:name="Medium List 2"/>
-    <w:lsdException w:unhideWhenUsed="0" w:uiPriority="67" w:semiHidden="0" w:name="Medium Grid 1"/>
-    <w:lsdException w:unhideWhenUsed="0" w:uiPriority="68" w:semiHidden="0" w:name="Medium Grid 2"/>
-    <w:lsdException w:unhideWhenUsed="0" w:uiPriority="69" w:semiHidden="0" w:name="Medium Grid 3"/>
-    <w:lsdException w:unhideWhenUsed="0" w:uiPriority="70" w:semiHidden="0" w:name="Dark List"/>
+    <w:lsdException w:qFormat="1" w:unhideWhenUsed="0" w:uiPriority="63" w:semiHidden="0" w:name="Medium Shading 1"/>
+    <w:lsdException w:qFormat="1" w:unhideWhenUsed="0" w:uiPriority="64" w:semiHidden="0" w:name="Medium Shading 2"/>
+    <w:lsdException w:qFormat="1" w:unhideWhenUsed="0" w:uiPriority="65" w:semiHidden="0" w:name="Medium List 1"/>
+    <w:lsdException w:qFormat="1" w:unhideWhenUsed="0" w:uiPriority="66" w:semiHidden="0" w:name="Medium List 2"/>
+    <w:lsdException w:qFormat="1" w:unhideWhenUsed="0" w:uiPriority="67" w:semiHidden="0" w:name="Medium Grid 1"/>
+    <w:lsdException w:qFormat="1" w:unhideWhenUsed="0" w:uiPriority="68" w:semiHidden="0" w:name="Medium Grid 2"/>
+    <w:lsdException w:qFormat="1" w:unhideWhenUsed="0" w:uiPriority="69" w:semiHidden="0" w:name="Medium Grid 3"/>
+    <w:lsdException w:qFormat="1" w:unhideWhenUsed="0" w:uiPriority="70" w:semiHidden="0" w:name="Dark List"/>
     <w:lsdException w:unhideWhenUsed="0" w:uiPriority="71" w:semiHidden="0" w:name="Colorful Shading"/>
     <w:lsdException w:unhideWhenUsed="0" w:uiPriority="72" w:semiHidden="0" w:name="Colorful List"/>
     <w:lsdException w:unhideWhenUsed="0" w:uiPriority="73" w:semiHidden="0" w:name="Colorful Grid"/>
     <w:lsdException w:unhideWhenUsed="0" w:uiPriority="60" w:semiHidden="0" w:name="Light Shading Accent 1"/>
     <w:lsdException w:unhideWhenUsed="0" w:uiPriority="61" w:semiHidden="0" w:name="Light List Accent 1"/>
     <w:lsdException w:unhideWhenUsed="0" w:uiPriority="62" w:semiHidden="0" w:name="Light Grid Accent 1"/>
-    <w:lsdException w:unhideWhenUsed="0" w:uiPriority="63" w:semiHidden="0" w:name="Medium Shading 1 Accent 1"/>
-    <w:lsdException w:unhideWhenUsed="0" w:uiPriority="64" w:semiHidden="0" w:name="Medium Shading 2 Accent 1"/>
-    <w:lsdException w:unhideWhenUsed="0" w:uiPriority="65" w:semiHidden="0" w:name="Medium List 1 Accent 1"/>
+    <w:lsdException w:qFormat="1" w:unhideWhenUsed="0" w:uiPriority="63" w:semiHidden="0" w:name="Medium Shading 1 Accent 1"/>
+    <w:lsdException w:qFormat="1" w:unhideWhenUsed="0" w:uiPriority="64" w:semiHidden="0" w:name="Medium Shading 2 Accent 1"/>
+    <w:lsdException w:qFormat="1" w:unhideWhenUsed="0" w:uiPriority="65" w:semiHidden="0" w:name="Medium List 1 Accent 1"/>
     <w:lsdException w:qFormat="1" w:unhideWhenUsed="0" w:uiPriority="34" w:semiHidden="0" w:name="List Paragraph"/>
     <w:lsdException w:qFormat="1" w:unhideWhenUsed="0" w:uiPriority="29" w:semiHidden="0" w:name="Quote"/>
     <w:lsdException w:qFormat="1" w:unhideWhenUsed="0" w:uiPriority="30" w:semiHidden="0" w:name="Intense Quote"/>
-    <w:lsdException w:unhideWhenUsed="0" w:uiPriority="66" w:semiHidden="0" w:name="Medium List 2 Accent 1"/>
-    <w:lsdException w:unhideWhenUsed="0" w:uiPriority="67" w:semiHidden="0" w:name="Medium Grid 1 Accent 1"/>
-    <w:lsdException w:unhideWhenUsed="0" w:uiPriority="68" w:semiHidden="0" w:name="Medium Grid 2 Accent 1"/>
+    <w:lsdException w:qFormat="1" w:unhideWhenUsed="0" w:uiPriority="66" w:semiHidden="0" w:name="Medium List 2 Accent 1"/>
+    <w:lsdException w:qFormat="1" w:unhideWhenUsed="0" w:uiPriority="67" w:semiHidden="0" w:name="Medium Grid 1 Accent 1"/>
+    <w:lsdException w:qFormat="1" w:unhideWhenUsed="0" w:uiPriority="68" w:semiHidden="0" w:name="Medium Grid 2 Accent 1"/>
     <w:lsdException w:unhideWhenUsed="0" w:uiPriority="69" w:semiHidden="0" w:name="Medium Grid 3 Accent 1"/>
-    <w:lsdException w:unhideWhenUsed="0" w:uiPriority="70" w:semiHidden="0" w:name="Dark List Accent 1"/>
+    <w:lsdException w:qFormat="1" w:unhideWhenUsed="0" w:uiPriority="70" w:semiHidden="0" w:name="Dark List Accent 1"/>
     <w:lsdException w:unhideWhenUsed="0" w:uiPriority="71" w:semiHidden="0" w:name="Colorful Shading Accent 1"/>
     <w:lsdException w:unhideWhenUsed="0" w:uiPriority="72" w:semiHidden="0" w:name="Colorful List Accent 1"/>
     <w:lsdException w:unhideWhenUsed="0" w:uiPriority="73" w:semiHidden="0" w:name="Colorful Grid Accent 1"/>
     <w:lsdException w:unhideWhenUsed="0" w:uiPriority="60" w:semiHidden="0" w:name="Light Shading Accent 2"/>
     <w:lsdException w:unhideWhenUsed="0" w:uiPriority="61" w:semiHidden="0" w:name="Light List Accent 2"/>
     <w:lsdException w:unhideWhenUsed="0" w:uiPriority="62" w:semiHidden="0" w:name="Light Grid Accent 2"/>
-    <w:lsdException w:unhideWhenUsed="0" w:uiPriority="63" w:semiHidden="0" w:name="Medium Shading 1 Accent 2"/>
-    <w:lsdException w:unhideWhenUsed="0" w:uiPriority="64" w:semiHidden="0" w:name="Medium Shading 2 Accent 2"/>
-    <w:lsdException w:unhideWhenUsed="0" w:uiPriority="65" w:semiHidden="0" w:name="Medium List 1 Accent 2"/>
-    <w:lsdException w:unhideWhenUsed="0" w:uiPriority="66" w:semiHidden="0" w:name="Medium List 2 Accent 2"/>
+    <w:lsdException w:qFormat="1" w:unhideWhenUsed="0" w:uiPriority="63" w:semiHidden="0" w:name="Medium Shading 1 Accent 2"/>
+    <w:lsdException w:qFormat="1" w:unhideWhenUsed="0" w:uiPriority="64" w:semiHidden="0" w:name="Medium Shading 2 Accent 2"/>
+    <w:lsdException w:qFormat="1" w:unhideWhenUsed="0" w:uiPriority="65" w:semiHidden="0" w:name="Medium List 1 Accent 2"/>
+    <w:lsdException w:qFormat="1" w:unhideWhenUsed="0" w:uiPriority="66" w:semiHidden="0" w:name="Medium List 2 Accent 2"/>
     <w:lsdException w:unhideWhenUsed="0" w:uiPriority="67" w:semiHidden="0" w:name="Medium Grid 1 Accent 2"/>
-    <w:lsdException w:unhideWhenUsed="0" w:uiPriority="68" w:semiHidden="0" w:name="Medium Grid 2 Accent 2"/>
-    <w:lsdException w:unhideWhenUsed="0" w:uiPriority="69" w:semiHidden="0" w:name="Medium Grid 3 Accent 2"/>
-    <w:lsdException w:unhideWhenUsed="0" w:uiPriority="70" w:semiHidden="0" w:name="Dark List Accent 2"/>
-    <w:lsdException w:unhideWhenUsed="0" w:uiPriority="71" w:semiHidden="0" w:name="Colorful Shading Accent 2"/>
+    <w:lsdException w:qFormat="1" w:unhideWhenUsed="0" w:uiPriority="68" w:semiHidden="0" w:name="Medium Grid 2 Accent 2"/>
+    <w:lsdException w:qFormat="1" w:unhideWhenUsed="0" w:uiPriority="69" w:semiHidden="0" w:name="Medium Grid 3 Accent 2"/>
+    <w:lsdException w:qFormat="1" w:unhideWhenUsed="0" w:uiPriority="70" w:semiHidden="0" w:name="Dark List Accent 2"/>
+    <w:lsdException w:qFormat="1" w:unhideWhenUsed="0" w:uiPriority="71" w:semiHidden="0" w:name="Colorful Shading Accent 2"/>
     <w:lsdException w:unhideWhenUsed="0" w:uiPriority="72" w:semiHidden="0" w:name="Colorful List Accent 2"/>
     <w:lsdException w:unhideWhenUsed="0" w:uiPriority="73" w:semiHidden="0" w:name="Colorful Grid Accent 2"/>
     <w:lsdException w:unhideWhenUsed="0" w:uiPriority="60" w:semiHidden="0" w:name="Light Shading Accent 3"/>
     <w:lsdException w:unhideWhenUsed="0" w:uiPriority="61" w:semiHidden="0" w:name="Light List Accent 3"/>
     <w:lsdException w:unhideWhenUsed="0" w:uiPriority="62" w:semiHidden="0" w:name="Light Grid Accent 3"/>
-    <w:lsdException w:unhideWhenUsed="0" w:uiPriority="63" w:semiHidden="0" w:name="Medium Shading 1 Accent 3"/>
-    <w:lsdException w:unhideWhenUsed="0" w:uiPriority="64" w:semiHidden="0" w:name="Medium Shading 2 Accent 3"/>
-    <w:lsdException w:unhideWhenUsed="0" w:uiPriority="65" w:semiHidden="0" w:name="Medium List 1 Accent 3"/>
+    <w:lsdException w:qFormat="1" w:unhideWhenUsed="0" w:uiPriority="63" w:semiHidden="0" w:name="Medium Shading 1 Accent 3"/>
+    <w:lsdException w:qFormat="1" w:unhideWhenUsed="0" w:uiPriority="64" w:semiHidden="0" w:name="Medium Shading 2 Accent 3"/>
+    <w:lsdException w:qFormat="1" w:unhideWhenUsed="0" w:uiPriority="65" w:semiHidden="0" w:name="Medium List 1 Accent 3"/>
     <w:lsdException w:unhideWhenUsed="0" w:uiPriority="66" w:semiHidden="0" w:name="Medium List 2 Accent 3"/>
     <w:lsdException w:unhideWhenUsed="0" w:uiPriority="67" w:semiHidden="0" w:name="Medium Grid 1 Accent 3"/>
-    <w:lsdException w:unhideWhenUsed="0" w:uiPriority="68" w:semiHidden="0" w:name="Medium Grid 2 Accent 3"/>
-    <w:lsdException w:unhideWhenUsed="0" w:uiPriority="69" w:semiHidden="0" w:name="Medium Grid 3 Accent 3"/>
-    <w:lsdException w:unhideWhenUsed="0" w:uiPriority="70" w:semiHidden="0" w:name="Dark List Accent 3"/>
+    <w:lsdException w:qFormat="1" w:unhideWhenUsed="0" w:uiPriority="68" w:semiHidden="0" w:name="Medium Grid 2 Accent 3"/>
+    <w:lsdException w:qFormat="1" w:unhideWhenUsed="0" w:uiPriority="69" w:semiHidden="0" w:name="Medium Grid 3 Accent 3"/>
+    <w:lsdException w:qFormat="1" w:unhideWhenUsed="0" w:uiPriority="70" w:semiHidden="0" w:name="Dark List Accent 3"/>
     <w:lsdException w:unhideWhenUsed="0" w:uiPriority="71" w:semiHidden="0" w:name="Colorful Shading Accent 3"/>
     <w:lsdException w:unhideWhenUsed="0" w:uiPriority="72" w:semiHidden="0" w:name="Colorful List Accent 3"/>
     <w:lsdException w:unhideWhenUsed="0" w:uiPriority="73" w:semiHidden="0" w:name="Colorful Grid Accent 3"/>
     <w:lsdException w:unhideWhenUsed="0" w:uiPriority="60" w:semiHidden="0" w:name="Light Shading Accent 4"/>
     <w:lsdException w:unhideWhenUsed="0" w:uiPriority="61" w:semiHidden="0" w:name="Light List Accent 4"/>
     <w:lsdException w:unhideWhenUsed="0" w:uiPriority="62" w:semiHidden="0" w:name="Light Grid Accent 4"/>
-    <w:lsdException w:unhideWhenUsed="0" w:uiPriority="63" w:semiHidden="0" w:name="Medium Shading 1 Accent 4"/>
-    <w:lsdException w:unhideWhenUsed="0" w:uiPriority="64" w:semiHidden="0" w:name="Medium Shading 2 Accent 4"/>
-    <w:lsdException w:unhideWhenUsed="0" w:uiPriority="65" w:semiHidden="0" w:name="Medium List 1 Accent 4"/>
-    <w:lsdException w:unhideWhenUsed="0" w:uiPriority="66" w:semiHidden="0" w:name="Medium List 2 Accent 4"/>
-    <w:lsdException w:unhideWhenUsed="0" w:uiPriority="67" w:semiHidden="0" w:name="Medium Grid 1 Accent 4"/>
-    <w:lsdException w:unhideWhenUsed="0" w:uiPriority="68" w:semiHidden="0" w:name="Medium Grid 2 Accent 4"/>
+    <w:lsdException w:qFormat="1" w:unhideWhenUsed="0" w:uiPriority="63" w:semiHidden="0" w:name="Medium Shading 1 Accent 4"/>
+    <w:lsdException w:qFormat="1" w:unhideWhenUsed="0" w:uiPriority="64" w:semiHidden="0" w:name="Medium Shading 2 Accent 4"/>
+    <w:lsdException w:qFormat="1" w:unhideWhenUsed="0" w:uiPriority="65" w:semiHidden="0" w:name="Medium List 1 Accent 4"/>
+    <w:lsdException w:qFormat="1" w:unhideWhenUsed="0" w:uiPriority="66" w:semiHidden="0" w:name="Medium List 2 Accent 4"/>
+    <w:lsdException w:qFormat="1" w:unhideWhenUsed="0" w:uiPriority="67" w:semiHidden="0" w:name="Medium Grid 1 Accent 4"/>
+    <w:lsdException w:qFormat="1" w:unhideWhenUsed="0" w:uiPriority="68" w:semiHidden="0" w:name="Medium Grid 2 Accent 4"/>
     <w:lsdException w:unhideWhenUsed="0" w:uiPriority="69" w:semiHidden="0" w:name="Medium Grid 3 Accent 4"/>
-    <w:lsdException w:unhideWhenUsed="0" w:uiPriority="70" w:semiHidden="0" w:name="Dark List Accent 4"/>
+    <w:lsdException w:qFormat="1" w:unhideWhenUsed="0" w:uiPriority="70" w:semiHidden="0" w:name="Dark List Accent 4"/>
     <w:lsdException w:unhideWhenUsed="0" w:uiPriority="71" w:semiHidden="0" w:name="Colorful Shading Accent 4"/>
     <w:lsdException w:unhideWhenUsed="0" w:uiPriority="72" w:semiHidden="0" w:name="Colorful List Accent 4"/>
     <w:lsdException w:unhideWhenUsed="0" w:uiPriority="73" w:semiHidden="0" w:name="Colorful Grid Accent 4"/>
     <w:lsdException w:unhideWhenUsed="0" w:uiPriority="60" w:semiHidden="0" w:name="Light Shading Accent 5"/>
     <w:lsdException w:unhideWhenUsed="0" w:uiPriority="61" w:semiHidden="0" w:name="Light List Accent 5"/>
-    <w:lsdException w:unhideWhenUsed="0" w:uiPriority="62" w:semiHidden="0" w:name="Light Grid Accent 5"/>
+    <w:lsdException w:qFormat="1" w:unhideWhenUsed="0" w:uiPriority="62" w:semiHidden="0" w:name="Light Grid Accent 5"/>
     <w:lsdException w:unhideWhenUsed="0" w:uiPriority="63" w:semiHidden="0" w:name="Medium Shading 1 Accent 5"/>
-    <w:lsdException w:unhideWhenUsed="0" w:uiPriority="64" w:semiHidden="0" w:name="Medium Shading 2 Accent 5"/>
-    <w:lsdException w:unhideWhenUsed="0" w:uiPriority="65" w:semiHidden="0" w:name="Medium List 1 Accent 5"/>
+    <w:lsdException w:qFormat="1" w:unhideWhenUsed="0" w:uiPriority="64" w:semiHidden="0" w:name="Medium Shading 2 Accent 5"/>
+    <w:lsdException w:qFormat="1" w:unhideWhenUsed="0" w:uiPriority="65" w:semiHidden="0" w:name="Medium List 1 Accent 5"/>
     <w:lsdException w:unhideWhenUsed="0" w:uiPriority="66" w:semiHidden="0" w:name="Medium List 2 Accent 5"/>
-    <w:lsdException w:unhideWhenUsed="0" w:uiPriority="67" w:semiHidden="0" w:name="Medium Grid 1 Accent 5"/>
-    <w:lsdException w:unhideWhenUsed="0" w:uiPriority="68" w:semiHidden="0" w:name="Medium Grid 2 Accent 5"/>
-    <w:lsdException w:unhideWhenUsed="0" w:uiPriority="69" w:semiHidden="0" w:name="Medium Grid 3 Accent 5"/>
-    <w:lsdException w:unhideWhenUsed="0" w:uiPriority="70" w:semiHidden="0" w:name="Dark List Accent 5"/>
-    <w:lsdException w:unhideWhenUsed="0" w:uiPriority="71" w:semiHidden="0" w:name="Colorful Shading Accent 5"/>
+    <w:lsdException w:qFormat="1" w:unhideWhenUsed="0" w:uiPriority="67" w:semiHidden="0" w:name="Medium Grid 1 Accent 5"/>
+    <w:lsdException w:qFormat="1" w:unhideWhenUsed="0" w:uiPriority="68" w:semiHidden="0" w:name="Medium Grid 2 Accent 5"/>
+    <w:lsdException w:qFormat="1" w:unhideWhenUsed="0" w:uiPriority="69" w:semiHidden="0" w:name="Medium Grid 3 Accent 5"/>
+    <w:lsdException w:qFormat="1" w:unhideWhenUsed="0" w:uiPriority="70" w:semiHidden="0" w:name="Dark List Accent 5"/>
+    <w:lsdException w:qFormat="1" w:unhideWhenUsed="0" w:uiPriority="71" w:semiHidden="0" w:name="Colorful Shading Accent 5"/>
     <w:lsdException w:unhideWhenUsed="0" w:uiPriority="72" w:semiHidden="0" w:name="Colorful List Accent 5"/>
     <w:lsdException w:unhideWhenUsed="0" w:uiPriority="73" w:semiHidden="0" w:name="Colorful Grid Accent 5"/>
     <w:lsdException w:unhideWhenUsed="0" w:uiPriority="60" w:semiHidden="0" w:name="Light Shading Accent 6"/>
     <w:lsdException w:unhideWhenUsed="0" w:uiPriority="61" w:semiHidden="0" w:name="Light List Accent 6"/>
-    <w:lsdException w:unhideWhenUsed="0" w:uiPriority="62" w:semiHidden="0" w:name="Light Grid Accent 6"/>
-    <w:lsdException w:unhideWhenUsed="0" w:uiPriority="63" w:semiHidden="0" w:name="Medium Shading 1 Accent 6"/>
-    <w:lsdException w:unhideWhenUsed="0" w:uiPriority="64" w:semiHidden="0" w:name="Medium Shading 2 Accent 6"/>
+    <w:lsdException w:qFormat="1" w:unhideWhenUsed="0" w:uiPriority="62" w:semiHidden="0" w:name="Light Grid Accent 6"/>
+    <w:lsdException w:qFormat="1" w:unhideWhenUsed="0" w:uiPriority="63" w:semiHidden="0" w:name="Medium Shading 1 Accent 6"/>
+    <w:lsdException w:qFormat="1" w:unhideWhenUsed="0" w:uiPriority="64" w:semiHidden="0" w:name="Medium Shading 2 Accent 6"/>
     <w:lsdException w:unhideWhenUsed="0" w:uiPriority="65" w:semiHidden="0" w:name="Medium List 1 Accent 6"/>
-    <w:lsdException w:unhideWhenUsed="0" w:uiPriority="66" w:semiHidden="0" w:name="Medium List 2 Accent 6"/>
-    <w:lsdException w:unhideWhenUsed="0" w:uiPriority="67" w:semiHidden="0" w:name="Medium Grid 1 Accent 6"/>
-    <w:lsdException w:unhideWhenUsed="0" w:uiPriority="68" w:semiHidden="0" w:name="Medium Grid 2 Accent 6"/>
+    <w:lsdException w:qFormat="1" w:unhideWhenUsed="0" w:uiPriority="66" w:semiHidden="0" w:name="Medium List 2 Accent 6"/>
+    <w:lsdException w:qFormat="1" w:unhideWhenUsed="0" w:uiPriority="67" w:semiHidden="0" w:name="Medium Grid 1 Accent 6"/>
+    <w:lsdException w:qFormat="1" w:unhideWhenUsed="0" w:uiPriority="68" w:semiHidden="0" w:name="Medium Grid 2 Accent 6"/>
     <w:lsdException w:unhideWhenUsed="0" w:uiPriority="69" w:semiHidden="0" w:name="Medium Grid 3 Accent 6"/>
-    <w:lsdException w:unhideWhenUsed="0" w:uiPriority="70" w:semiHidden="0" w:name="Dark List Accent 6"/>
+    <w:lsdException w:qFormat="1" w:unhideWhenUsed="0" w:uiPriority="70" w:semiHidden="0" w:name="Dark List Accent 6"/>
     <w:lsdException w:unhideWhenUsed="0" w:uiPriority="71" w:semiHidden="0" w:name="Colorful Shading Accent 6"/>
     <w:lsdException w:unhideWhenUsed="0" w:uiPriority="72" w:semiHidden="0" w:name="Colorful List Accent 6"/>
     <w:lsdException w:unhideWhenUsed="0" w:uiPriority="73" w:semiHidden="0" w:name="Colorful Grid Accent 6"/>
@@ -25038,6 +25078,7 @@
     <w:basedOn w:val="1"/>
     <w:link w:val="146"/>
     <w:unhideWhenUsed/>
+    <w:qFormat/>
     <w:uiPriority w:val="99"/>
     <w:pPr>
       <w:spacing w:after="120"/>
@@ -25066,6 +25107,7 @@
     <w:basedOn w:val="1"/>
     <w:link w:val="144"/>
     <w:unhideWhenUsed/>
+    <w:qFormat/>
     <w:uiPriority w:val="99"/>
     <w:pPr>
       <w:spacing w:after="120"/>
@@ -27259,6 +27301,7 @@
   <w:style w:type="table" w:styleId="53">
     <w:name w:val="Light Grid Accent 5"/>
     <w:basedOn w:val="32"/>
+    <w:qFormat/>
     <w:uiPriority w:val="62"/>
     <w:pPr>
       <w:spacing w:after="0" w:line="240" w:lineRule="auto"/>
@@ -27385,6 +27428,7 @@
   <w:style w:type="table" w:styleId="54">
     <w:name w:val="Light Grid Accent 6"/>
     <w:basedOn w:val="32"/>
+    <w:qFormat/>
     <w:uiPriority w:val="62"/>
     <w:pPr>
       <w:spacing w:after="0" w:line="240" w:lineRule="auto"/>
@@ -27511,6 +27555,7 @@
   <w:style w:type="table" w:styleId="55">
     <w:name w:val="Medium Shading 1"/>
     <w:basedOn w:val="32"/>
+    <w:qFormat/>
     <w:uiPriority w:val="63"/>
     <w:pPr>
       <w:spacing w:after="0" w:line="240" w:lineRule="auto"/>
@@ -27617,6 +27662,7 @@
   <w:style w:type="table" w:styleId="56">
     <w:name w:val="Medium Shading 1 Accent 1"/>
     <w:basedOn w:val="32"/>
+    <w:qFormat/>
     <w:uiPriority w:val="63"/>
     <w:pPr>
       <w:spacing w:after="0" w:line="240" w:lineRule="auto"/>
@@ -27723,6 +27769,7 @@
   <w:style w:type="table" w:styleId="57">
     <w:name w:val="Medium Shading 1 Accent 2"/>
     <w:basedOn w:val="32"/>
+    <w:qFormat/>
     <w:uiPriority w:val="63"/>
     <w:pPr>
       <w:spacing w:after="0" w:line="240" w:lineRule="auto"/>
@@ -27829,6 +27876,7 @@
   <w:style w:type="table" w:styleId="58">
     <w:name w:val="Medium Shading 1 Accent 3"/>
     <w:basedOn w:val="32"/>
+    <w:qFormat/>
     <w:uiPriority w:val="63"/>
     <w:pPr>
       <w:spacing w:after="0" w:line="240" w:lineRule="auto"/>
@@ -27935,6 +27983,7 @@
   <w:style w:type="table" w:styleId="59">
     <w:name w:val="Medium Shading 1 Accent 4"/>
     <w:basedOn w:val="32"/>
+    <w:qFormat/>
     <w:uiPriority w:val="63"/>
     <w:pPr>
       <w:spacing w:after="0" w:line="240" w:lineRule="auto"/>
@@ -28147,6 +28196,7 @@
   <w:style w:type="table" w:styleId="61">
     <w:name w:val="Medium Shading 1 Accent 6"/>
     <w:basedOn w:val="32"/>
+    <w:qFormat/>
     <w:uiPriority w:val="63"/>
     <w:pPr>
       <w:spacing w:after="0" w:line="240" w:lineRule="auto"/>
@@ -28253,6 +28303,7 @@
   <w:style w:type="table" w:styleId="62">
     <w:name w:val="Medium Shading 2"/>
     <w:basedOn w:val="32"/>
+    <w:qFormat/>
     <w:uiPriority w:val="64"/>
     <w:pPr>
       <w:spacing w:after="0" w:line="240" w:lineRule="auto"/>
@@ -28403,6 +28454,7 @@
   <w:style w:type="table" w:styleId="63">
     <w:name w:val="Medium Shading 2 Accent 1"/>
     <w:basedOn w:val="32"/>
+    <w:qFormat/>
     <w:uiPriority w:val="64"/>
     <w:pPr>
       <w:spacing w:after="0" w:line="240" w:lineRule="auto"/>
@@ -28553,6 +28605,7 @@
   <w:style w:type="table" w:styleId="64">
     <w:name w:val="Medium Shading 2 Accent 2"/>
     <w:basedOn w:val="32"/>
+    <w:qFormat/>
     <w:uiPriority w:val="64"/>
     <w:pPr>
       <w:spacing w:after="0" w:line="240" w:lineRule="auto"/>
@@ -28703,6 +28756,7 @@
   <w:style w:type="table" w:styleId="65">
     <w:name w:val="Medium Shading 2 Accent 3"/>
     <w:basedOn w:val="32"/>
+    <w:qFormat/>
     <w:uiPriority w:val="64"/>
     <w:pPr>
       <w:spacing w:after="0" w:line="240" w:lineRule="auto"/>
@@ -28853,6 +28907,7 @@
   <w:style w:type="table" w:styleId="66">
     <w:name w:val="Medium Shading 2 Accent 4"/>
     <w:basedOn w:val="32"/>
+    <w:qFormat/>
     <w:uiPriority w:val="64"/>
     <w:pPr>
       <w:spacing w:after="0" w:line="240" w:lineRule="auto"/>
@@ -29003,6 +29058,7 @@
   <w:style w:type="table" w:styleId="67">
     <w:name w:val="Medium Shading 2 Accent 5"/>
     <w:basedOn w:val="32"/>
+    <w:qFormat/>
     <w:uiPriority w:val="64"/>
     <w:pPr>
       <w:spacing w:after="0" w:line="240" w:lineRule="auto"/>
@@ -29153,6 +29209,7 @@
   <w:style w:type="table" w:styleId="68">
     <w:name w:val="Medium Shading 2 Accent 6"/>
     <w:basedOn w:val="32"/>
+    <w:qFormat/>
     <w:uiPriority w:val="64"/>
     <w:pPr>
       <w:spacing w:after="0" w:line="240" w:lineRule="auto"/>
@@ -29303,6 +29360,7 @@
   <w:style w:type="table" w:styleId="69">
     <w:name w:val="Medium List 1"/>
     <w:basedOn w:val="32"/>
+    <w:qFormat/>
     <w:uiPriority w:val="65"/>
     <w:pPr>
       <w:spacing w:after="0" w:line="240" w:lineRule="auto"/>
@@ -29387,6 +29445,7 @@
   <w:style w:type="table" w:styleId="70">
     <w:name w:val="Medium List 1 Accent 1"/>
     <w:basedOn w:val="32"/>
+    <w:qFormat/>
     <w:uiPriority w:val="65"/>
     <w:pPr>
       <w:spacing w:after="0" w:line="240" w:lineRule="auto"/>
@@ -29471,6 +29530,7 @@
   <w:style w:type="table" w:styleId="71">
     <w:name w:val="Medium List 1 Accent 2"/>
     <w:basedOn w:val="32"/>
+    <w:qFormat/>
     <w:uiPriority w:val="65"/>
     <w:pPr>
       <w:spacing w:after="0" w:line="240" w:lineRule="auto"/>
@@ -29555,6 +29615,7 @@
   <w:style w:type="table" w:styleId="72">
     <w:name w:val="Medium List 1 Accent 3"/>
     <w:basedOn w:val="32"/>
+    <w:qFormat/>
     <w:uiPriority w:val="65"/>
     <w:pPr>
       <w:spacing w:after="0" w:line="240" w:lineRule="auto"/>
@@ -29639,6 +29700,7 @@
   <w:style w:type="table" w:styleId="73">
     <w:name w:val="Medium List 1 Accent 4"/>
     <w:basedOn w:val="32"/>
+    <w:qFormat/>
     <w:uiPriority w:val="65"/>
     <w:pPr>
       <w:spacing w:after="0" w:line="240" w:lineRule="auto"/>
@@ -29723,6 +29785,7 @@
   <w:style w:type="table" w:styleId="74">
     <w:name w:val="Medium List 1 Accent 5"/>
     <w:basedOn w:val="32"/>
+    <w:qFormat/>
     <w:uiPriority w:val="65"/>
     <w:pPr>
       <w:spacing w:after="0" w:line="240" w:lineRule="auto"/>
@@ -29891,6 +29954,7 @@
   <w:style w:type="table" w:styleId="76">
     <w:name w:val="Medium List 2"/>
     <w:basedOn w:val="32"/>
+    <w:qFormat/>
     <w:uiPriority w:val="66"/>
     <w:pPr>
       <w:spacing w:after="0" w:line="240" w:lineRule="auto"/>
@@ -30016,6 +30080,7 @@
   <w:style w:type="table" w:styleId="77">
     <w:name w:val="Medium List 2 Accent 1"/>
     <w:basedOn w:val="32"/>
+    <w:qFormat/>
     <w:uiPriority w:val="66"/>
     <w:pPr>
       <w:spacing w:after="0" w:line="240" w:lineRule="auto"/>
@@ -30141,6 +30206,7 @@
   <w:style w:type="table" w:styleId="78">
     <w:name w:val="Medium List 2 Accent 2"/>
     <w:basedOn w:val="32"/>
+    <w:qFormat/>
     <w:uiPriority w:val="66"/>
     <w:pPr>
       <w:spacing w:after="0" w:line="240" w:lineRule="auto"/>
@@ -30391,6 +30457,7 @@
   <w:style w:type="table" w:styleId="80">
     <w:name w:val="Medium List 2 Accent 4"/>
     <w:basedOn w:val="32"/>
+    <w:qFormat/>
     <w:uiPriority w:val="66"/>
     <w:pPr>
       <w:spacing w:after="0" w:line="240" w:lineRule="auto"/>
@@ -30641,6 +30708,7 @@
   <w:style w:type="table" w:styleId="82">
     <w:name w:val="Medium List 2 Accent 6"/>
     <w:basedOn w:val="32"/>
+    <w:qFormat/>
     <w:uiPriority w:val="66"/>
     <w:pPr>
       <w:spacing w:after="0" w:line="240" w:lineRule="auto"/>
@@ -30766,6 +30834,7 @@
   <w:style w:type="table" w:styleId="83">
     <w:name w:val="Medium Grid 1"/>
     <w:basedOn w:val="32"/>
+    <w:qFormat/>
     <w:uiPriority w:val="67"/>
     <w:pPr>
       <w:spacing w:after="0" w:line="240" w:lineRule="auto"/>
@@ -30839,6 +30908,7 @@
   <w:style w:type="table" w:styleId="84">
     <w:name w:val="Medium Grid 1 Accent 1"/>
     <w:basedOn w:val="32"/>
+    <w:qFormat/>
     <w:uiPriority w:val="67"/>
     <w:pPr>
       <w:spacing w:after="0" w:line="240" w:lineRule="auto"/>
@@ -31058,6 +31128,7 @@
   <w:style w:type="table" w:styleId="87">
     <w:name w:val="Medium Grid 1 Accent 4"/>
     <w:basedOn w:val="32"/>
+    <w:qFormat/>
     <w:uiPriority w:val="67"/>
     <w:pPr>
       <w:spacing w:after="0" w:line="240" w:lineRule="auto"/>
@@ -31131,6 +31202,7 @@
   <w:style w:type="table" w:styleId="88">
     <w:name w:val="Medium Grid 1 Accent 5"/>
     <w:basedOn w:val="32"/>
+    <w:qFormat/>
     <w:uiPriority w:val="67"/>
     <w:pPr>
       <w:spacing w:after="0" w:line="240" w:lineRule="auto"/>
@@ -31204,6 +31276,7 @@
   <w:style w:type="table" w:styleId="89">
     <w:name w:val="Medium Grid 1 Accent 6"/>
     <w:basedOn w:val="32"/>
+    <w:qFormat/>
     <w:uiPriority w:val="67"/>
     <w:pPr>
       <w:spacing w:after="0" w:line="240" w:lineRule="auto"/>
@@ -31277,6 +31350,7 @@
   <w:style w:type="table" w:styleId="90">
     <w:name w:val="Medium Grid 2"/>
     <w:basedOn w:val="32"/>
+    <w:qFormat/>
     <w:uiPriority w:val="68"/>
     <w:pPr>
       <w:spacing w:after="0" w:line="240" w:lineRule="auto"/>
@@ -31402,6 +31476,7 @@
   <w:style w:type="table" w:styleId="91">
     <w:name w:val="Medium Grid 2 Accent 1"/>
     <w:basedOn w:val="32"/>
+    <w:qFormat/>
     <w:uiPriority w:val="68"/>
     <w:pPr>
       <w:spacing w:after="0" w:line="240" w:lineRule="auto"/>
@@ -31527,6 +31602,7 @@
   <w:style w:type="table" w:styleId="92">
     <w:name w:val="Medium Grid 2 Accent 2"/>
     <w:basedOn w:val="32"/>
+    <w:qFormat/>
     <w:uiPriority w:val="68"/>
     <w:pPr>
       <w:spacing w:after="0" w:line="240" w:lineRule="auto"/>
@@ -31652,6 +31728,7 @@
   <w:style w:type="table" w:styleId="93">
     <w:name w:val="Medium Grid 2 Accent 3"/>
     <w:basedOn w:val="32"/>
+    <w:qFormat/>
     <w:uiPriority w:val="68"/>
     <w:pPr>
       <w:spacing w:after="0" w:line="240" w:lineRule="auto"/>
@@ -31777,6 +31854,7 @@
   <w:style w:type="table" w:styleId="94">
     <w:name w:val="Medium Grid 2 Accent 4"/>
     <w:basedOn w:val="32"/>
+    <w:qFormat/>
     <w:uiPriority w:val="68"/>
     <w:pPr>
       <w:spacing w:after="0" w:line="240" w:lineRule="auto"/>
@@ -31902,6 +31980,7 @@
   <w:style w:type="table" w:styleId="95">
     <w:name w:val="Medium Grid 2 Accent 5"/>
     <w:basedOn w:val="32"/>
+    <w:qFormat/>
     <w:uiPriority w:val="68"/>
     <w:pPr>
       <w:spacing w:after="0" w:line="240" w:lineRule="auto"/>
@@ -32027,6 +32106,7 @@
   <w:style w:type="table" w:styleId="96">
     <w:name w:val="Medium Grid 2 Accent 6"/>
     <w:basedOn w:val="32"/>
+    <w:qFormat/>
     <w:uiPriority w:val="68"/>
     <w:pPr>
       <w:spacing w:after="0" w:line="240" w:lineRule="auto"/>
@@ -32152,6 +32232,7 @@
   <w:style w:type="table" w:styleId="97">
     <w:name w:val="Medium Grid 3"/>
     <w:basedOn w:val="32"/>
+    <w:qFormat/>
     <w:uiPriority w:val="69"/>
     <w:pPr>
       <w:spacing w:after="0" w:line="240" w:lineRule="auto"/>
@@ -32434,6 +32515,7 @@
   <w:style w:type="table" w:styleId="99">
     <w:name w:val="Medium Grid 3 Accent 2"/>
     <w:basedOn w:val="32"/>
+    <w:qFormat/>
     <w:uiPriority w:val="69"/>
     <w:pPr>
       <w:spacing w:after="0" w:line="240" w:lineRule="auto"/>
@@ -32575,6 +32657,7 @@
   <w:style w:type="table" w:styleId="100">
     <w:name w:val="Medium Grid 3 Accent 3"/>
     <w:basedOn w:val="32"/>
+    <w:qFormat/>
     <w:uiPriority w:val="69"/>
     <w:pPr>
       <w:spacing w:after="0" w:line="240" w:lineRule="auto"/>
@@ -32857,6 +32940,7 @@
   <w:style w:type="table" w:styleId="102">
     <w:name w:val="Medium Grid 3 Accent 5"/>
     <w:basedOn w:val="32"/>
+    <w:qFormat/>
     <w:uiPriority w:val="69"/>
     <w:pPr>
       <w:spacing w:after="0" w:line="240" w:lineRule="auto"/>
@@ -33139,6 +33223,7 @@
   <w:style w:type="table" w:styleId="104">
     <w:name w:val="Dark List"/>
     <w:basedOn w:val="32"/>
+    <w:qFormat/>
     <w:uiPriority w:val="70"/>
     <w:pPr>
       <w:spacing w:after="0" w:line="240" w:lineRule="auto"/>
@@ -33251,6 +33336,7 @@
   <w:style w:type="table" w:styleId="105">
     <w:name w:val="Dark List Accent 1"/>
     <w:basedOn w:val="32"/>
+    <w:qFormat/>
     <w:uiPriority w:val="70"/>
     <w:pPr>
       <w:spacing w:after="0" w:line="240" w:lineRule="auto"/>
@@ -33363,6 +33449,7 @@
   <w:style w:type="table" w:styleId="106">
     <w:name w:val="Dark List Accent 2"/>
     <w:basedOn w:val="32"/>
+    <w:qFormat/>
     <w:uiPriority w:val="70"/>
     <w:pPr>
       <w:spacing w:after="0" w:line="240" w:lineRule="auto"/>
@@ -33475,6 +33562,7 @@
   <w:style w:type="table" w:styleId="107">
     <w:name w:val="Dark List Accent 3"/>
     <w:basedOn w:val="32"/>
+    <w:qFormat/>
     <w:uiPriority w:val="70"/>
     <w:pPr>
       <w:spacing w:after="0" w:line="240" w:lineRule="auto"/>
@@ -33587,6 +33675,7 @@
   <w:style w:type="table" w:styleId="108">
     <w:name w:val="Dark List Accent 4"/>
     <w:basedOn w:val="32"/>
+    <w:qFormat/>
     <w:uiPriority w:val="70"/>
     <w:pPr>
       <w:spacing w:after="0" w:line="240" w:lineRule="auto"/>
@@ -33699,6 +33788,7 @@
   <w:style w:type="table" w:styleId="109">
     <w:name w:val="Dark List Accent 5"/>
     <w:basedOn w:val="32"/>
+    <w:qFormat/>
     <w:uiPriority w:val="70"/>
     <w:pPr>
       <w:spacing w:after="0" w:line="240" w:lineRule="auto"/>
@@ -33811,6 +33901,7 @@
   <w:style w:type="table" w:styleId="110">
     <w:name w:val="Dark List Accent 6"/>
     <w:basedOn w:val="32"/>
+    <w:qFormat/>
     <w:uiPriority w:val="70"/>
     <w:pPr>
       <w:spacing w:after="0" w:line="240" w:lineRule="auto"/>
@@ -34173,6 +34264,7 @@
   <w:style w:type="table" w:styleId="113">
     <w:name w:val="Colorful Shading Accent 2"/>
     <w:basedOn w:val="32"/>
+    <w:qFormat/>
     <w:uiPriority w:val="71"/>
     <w:pPr>
       <w:spacing w:after="0" w:line="240" w:lineRule="auto"/>
@@ -34536,6 +34628,7 @@
   <w:style w:type="table" w:styleId="116">
     <w:name w:val="Colorful Shading Accent 5"/>
     <w:basedOn w:val="32"/>
+    <w:qFormat/>
     <w:uiPriority w:val="71"/>
     <w:pPr>
       <w:spacing w:after="0" w:line="240" w:lineRule="auto"/>
@@ -36192,6 +36285,7 @@
     <w:basedOn w:val="132"/>
     <w:link w:val="9"/>
     <w:semiHidden/>
+    <w:qFormat/>
     <w:uiPriority w:val="9"/>
     <w:rPr>
       <w:rFonts w:hint="eastAsia" w:eastAsia="微软雅黑" w:asciiTheme="majorHAnsi" w:hAnsiTheme="majorHAnsi" w:cstheme="majorBidi"/>
@@ -36205,6 +36299,7 @@
     <w:basedOn w:val="132"/>
     <w:link w:val="10"/>
     <w:semiHidden/>
+    <w:qFormat/>
     <w:uiPriority w:val="9"/>
     <w:rPr>
       <w:rFonts w:hint="eastAsia" w:eastAsia="微软雅黑" w:asciiTheme="majorHAnsi" w:hAnsiTheme="majorHAnsi" w:cstheme="majorBidi"/>

--- a/房屋租赁系统软件工程大作业报告.docx
+++ b/房屋租赁系统软件工程大作业报告.docx
@@ -9752,16 +9752,7 @@
           <w:rFonts w:hint="eastAsia" w:ascii="微软雅黑" w:hAnsi="微软雅黑" w:eastAsia="微软雅黑"/>
           <w:sz w:val="22"/>
         </w:rPr>
-        <w:t>本地开</w:t>
-      </w:r>
-      <w:bookmarkStart w:id="0" w:name="_GoBack"/>
-      <w:bookmarkEnd w:id="0"/>
-      <w:r>
-        <w:rPr>
-          <w:rFonts w:hint="eastAsia" w:ascii="微软雅黑" w:hAnsi="微软雅黑" w:eastAsia="微软雅黑"/>
-          <w:sz w:val="22"/>
-        </w:rPr>
-        <w:t>发环境中，Docker Compose 提供 MySQL、Redis 和 MinIO。后端 web-admin 运行在 8080，web-app 运行在 8081，前端通过开发服务器或构建后的静态资源访问后端 API。部署时可使用 Nginx 承载前端静态资源并反向代理后端接口，数据库与对象存储部署在受控网络内。</w:t>
+        <w:t>本地开发环境中，Docker Compose 提供 MySQL、Redis 和 MinIO。后端 web-admin 运行在 8080，web-app 运行在 8081，前端通过开发服务器或构建后的静态资源访问后端 API。部署时可使用 Nginx 承载前端静态资源并反向代理后端接口，数据库与对象存储部署在受控网络内。</w:t>
       </w:r>
     </w:p>
     <w:p>
@@ -14899,6 +14890,8 @@
       <w:r>
         <w:br w:type="page"/>
       </w:r>
+      <w:bookmarkStart w:id="0" w:name="_GoBack"/>
+      <w:bookmarkEnd w:id="0"/>
     </w:p>
     <w:p>
       <w:pPr>
@@ -15283,9 +15276,9 @@
       <w:r>
         <w:drawing>
           <wp:inline distT="0" distB="0" distL="114300" distR="114300">
-            <wp:extent cx="5669280" cy="3543300"/>
-            <wp:effectExtent l="0" t="0" r="7620" b="0"/>
-            <wp:docPr id="23" name="Picture 23"/>
+            <wp:extent cx="5940425" cy="3710940"/>
+            <wp:effectExtent l="0" t="0" r="3175" b="10160"/>
+            <wp:docPr id="16" name="图片 7"/>
             <wp:cNvGraphicFramePr>
               <a:graphicFrameLocks xmlns:a="http://schemas.openxmlformats.org/drawingml/2006/main" noChangeAspect="1"/>
             </wp:cNvGraphicFramePr>
@@ -15293,7 +15286,7 @@
               <a:graphicData uri="http://schemas.openxmlformats.org/drawingml/2006/picture">
                 <pic:pic xmlns:pic="http://schemas.openxmlformats.org/drawingml/2006/picture">
                   <pic:nvPicPr>
-                    <pic:cNvPr id="23" name="Picture 23"/>
+                    <pic:cNvPr id="16" name="图片 7"/>
                     <pic:cNvPicPr>
                       <a:picLocks noChangeAspect="1"/>
                     </pic:cNvPicPr>
@@ -15307,11 +15300,15 @@
                   <pic:spPr>
                     <a:xfrm>
                       <a:off x="0" y="0"/>
-                      <a:ext cx="5669280" cy="3543300"/>
+                      <a:ext cx="5940425" cy="3710940"/>
                     </a:xfrm>
                     <a:prstGeom prst="rect">
                       <a:avLst/>
                     </a:prstGeom>
+                    <a:noFill/>
+                    <a:ln>
+                      <a:noFill/>
+                    </a:ln>
                   </pic:spPr>
                 </pic:pic>
               </a:graphicData>
@@ -16154,6 +16151,12 @@
             <w:insideH w:val="single" w:color="auto" w:sz="4" w:space="0"/>
             <w:insideV w:val="single" w:color="auto" w:sz="4" w:space="0"/>
           </w:tblBorders>
+          <w:tblCellMar>
+            <w:top w:w="0" w:type="dxa"/>
+            <w:left w:w="108" w:type="dxa"/>
+            <w:bottom w:w="0" w:type="dxa"/>
+            <w:right w:w="108" w:type="dxa"/>
+          </w:tblCellMar>
         </w:tblPrEx>
         <w:trPr>
           <w:jc w:val="center"/>
@@ -16950,14 +16953,6 @@
       </w:tr>
       <w:tr>
         <w:tblPrEx>
-          <w:tblBorders>
-            <w:top w:val="single" w:color="auto" w:sz="4" w:space="0"/>
-            <w:left w:val="single" w:color="auto" w:sz="4" w:space="0"/>
-            <w:bottom w:val="single" w:color="auto" w:sz="4" w:space="0"/>
-            <w:right w:val="single" w:color="auto" w:sz="4" w:space="0"/>
-            <w:insideH w:val="single" w:color="auto" w:sz="4" w:space="0"/>
-            <w:insideV w:val="single" w:color="auto" w:sz="4" w:space="0"/>
-          </w:tblBorders>
           <w:tblCellMar>
             <w:top w:w="0" w:type="dxa"/>
             <w:left w:w="108" w:type="dxa"/>
@@ -19714,6 +19709,12 @@
             <w:insideH w:val="single" w:color="auto" w:sz="4" w:space="0"/>
             <w:insideV w:val="single" w:color="auto" w:sz="4" w:space="0"/>
           </w:tblBorders>
+          <w:tblCellMar>
+            <w:top w:w="0" w:type="dxa"/>
+            <w:left w:w="108" w:type="dxa"/>
+            <w:bottom w:w="0" w:type="dxa"/>
+            <w:right w:w="108" w:type="dxa"/>
+          </w:tblCellMar>
         </w:tblPrEx>
         <w:trPr>
           <w:jc w:val="center"/>
@@ -23668,6 +23669,12 @@
             <w:insideH w:val="single" w:color="auto" w:sz="4" w:space="0"/>
             <w:insideV w:val="single" w:color="auto" w:sz="4" w:space="0"/>
           </w:tblBorders>
+          <w:tblCellMar>
+            <w:top w:w="0" w:type="dxa"/>
+            <w:left w:w="108" w:type="dxa"/>
+            <w:bottom w:w="0" w:type="dxa"/>
+            <w:right w:w="108" w:type="dxa"/>
+          </w:tblCellMar>
         </w:tblPrEx>
         <w:trPr>
           <w:jc w:val="center"/>
